--- a/report/Week_3_Statistical_Analysis_Hypothesis_Testing.docx
+++ b/report/Week_3_Statistical_Analysis_Hypothesis_Testing.docx
@@ -4,54 +4,60 @@
   <w:body>
     <w:p>
       <w:pPr>
-        <w:spacing w:before="240" w:after="80"/>
+        <w:keepNext/>
+        <w:widowControl/>
+        <w:spacing w:before="280" w:after="80"/>
         <w:jc w:val="center"/>
       </w:pPr>
       <w:r>
         <w:rPr>
+          <w:rFonts w:ascii="Calibri" w:hAnsi="Calibri"/>
           <w:b/>
           <w:color w:val="1B365D"/>
           <w:sz w:val="36"/>
         </w:rPr>
-        <w:t>WEEK 3: STATISTICAL ANALYSIS &amp; HYPOTHESIS TESTING</w:t>
+        <w:t>Week 3: Statistical Analysis &amp; Hypothesis Testing</w:t>
         <w:br/>
       </w:r>
       <w:r>
         <w:rPr>
+          <w:rFonts w:ascii="Calibri" w:hAnsi="Calibri"/>
           <w:i/>
           <w:color w:val="008080"/>
           <w:sz w:val="23"/>
         </w:rPr>
         <w:t>An Empirical Investigation into Physicochemical Determinants of Sensory Wine Quality</w:t>
-        <w:br/>
-        <w:t>via ANOVA, Post-Hoc Multiple Comparisons, and Welch's Independent t-Tests</w:t>
       </w:r>
     </w:p>
     <w:p>
       <w:pPr>
-        <w:spacing w:after="200"/>
+        <w:spacing w:before="0" w:after="160"/>
       </w:pPr>
     </w:p>
     <w:p>
       <w:pPr>
         <w:keepNext/>
+        <w:widowControl/>
         <w:spacing w:before="280" w:after="80"/>
       </w:pPr>
       <w:r>
         <w:rPr>
+          <w:rFonts w:ascii="Calibri" w:hAnsi="Calibri"/>
           <w:b/>
           <w:color w:val="1B365D"/>
           <w:sz w:val="26"/>
         </w:rPr>
-        <w:t>2. Executive Summary</w:t>
+        <w:t>Executive Summary</w:t>
       </w:r>
     </w:p>
     <w:p>
       <w:pPr>
+        <w:widowControl/>
         <w:spacing w:before="0" w:after="100" w:line="276" w:lineRule="auto"/>
       </w:pPr>
       <w:r>
         <w:rPr>
+          <w:rFonts w:ascii="Calibri" w:hAnsi="Calibri"/>
           <w:color w:val="2D3748"/>
           <w:sz w:val="19"/>
         </w:rPr>
@@ -60,26 +66,30 @@
     </w:p>
     <w:p>
       <w:pPr>
+        <w:widowControl/>
         <w:spacing w:before="0" w:after="100" w:line="276" w:lineRule="auto"/>
       </w:pPr>
       <w:r>
         <w:rPr>
+          <w:rFonts w:ascii="Calibri" w:hAnsi="Calibri"/>
           <w:color w:val="2D3748"/>
           <w:sz w:val="19"/>
         </w:rPr>
-        <w:t>The primary research hypothesis was evaluated using a One-Way Analysis of Variance (ANOVA). The omnibus test yielded a statistically significant result, F(5, 1593) = 115.85, p = 1.21e-104 (α = 0.05). The effect size indicated substantial practical importance, with Eta-squared (η²) = 0.2667 and Omega-squared (ω²) = 0.2642, demonstrating that approximately 26.4% of total variance in alcohol concentration is explained by quality tier. Post-hoc Tukey Honestly Significant Difference (HSD) tests established that higher-quality wines (ratings 7 and 8) possess significantly greater mean alcohol content (μ = 11.47% and μ = 12.09%) than lower-quality wines (ratings 3, 4, and 5; μ = 9.96%, 10.27%, and 9.90%).</w:t>
+        <w:t>The primary research hypothesis was evaluated using a One-Way Analysis of Variance (ANOVA). The omnibus test yielded a statistically significant result, F(5, 1593) = 115.85, p = 1.21e-104 (α = 0.05). The effect size indicated substantial practical importance, with Eta-squared (η²) = 0.2667 and Omega-squared (ω²) = 0.2642, demonstrating that approximately 26.4% of total population variance in alcohol concentration is explained by quality tier. Post-hoc Tukey Honestly Significant Difference (HSD) tests established that higher-quality wines (ratings 7 and 8) possess significantly greater mean alcohol content (μ = 11.47% and μ = 12.09%) than lower-quality wines (ratings 3, 4, and 5; μ = 9.96%, 10.27%, and 9.90%).</w:t>
       </w:r>
     </w:p>
     <w:p>
       <w:pPr>
+        <w:widowControl/>
         <w:spacing w:before="0" w:after="100" w:line="276" w:lineRule="auto"/>
       </w:pPr>
       <w:r>
         <w:rPr>
+          <w:rFonts w:ascii="Calibri" w:hAnsi="Calibri"/>
           <w:color w:val="2D3748"/>
           <w:sz w:val="19"/>
         </w:rPr>
-        <w:t>Secondary hypothesis testing via Welch's independent samples t-test confirmed that high-quality wines (quality ≥ 7, n = 217) exhibit a significantly higher mean alcohol level than lower-quality wines (quality ≤ 5, n = 744), with a mean difference of +1.59% vol (95% CI: [1.45%, 1.74%]), t(292.4) = 21.73, p = 5.44e-63, and an exceptionally large standardized effect size (Cohen's d = 1.95). Robustness checks utilizing the Kruskal-Wallis H-test (H = 412.38, p &lt; 0.001) and Mann-Whitney U test (p &lt; 0.001) confirmed that conclusions remain invariant under non-parametric conditions. While statistical significance is overwhelming, we explicitly differentiate statistical association from causal attribution, discussing chemical kinetics, fermentation completeness, and viticultural constraints.</w:t>
+        <w:t>Secondary hypothesis testing via Welch's independent samples t-test confirmed that high-quality wines (quality ≥ 7, n = 217) exhibit a significantly higher mean alcohol level than lower-quality wines (quality ≤ 5, n = 744), with a mean difference of +1.59% vol (95% CI: [1.45%, 1.74%]), t(292.4) = 21.73, p = 5.44e-63, and an exceptionally large standardized effect size (Cohen's d = 1.95, Hedges' g = 1.94). Robustness checks utilizing the Kruskal-Wallis H-test (H = 412.38, p &lt; 0.001) and Mann-Whitney U test (p &lt; 0.001) confirmed that conclusions remain invariant under non-parametric conditions. While statistical significance is overwhelming, we explicitly differentiate statistical association from causal attribution, discussing chemical kinetics, fermentation completeness, and viticultural constraints.</w:t>
       </w:r>
     </w:p>
     <w:tbl>
@@ -93,6 +103,9 @@
         <w:gridCol w:w="9360"/>
       </w:tblGrid>
       <w:tr>
+        <w:trPr>
+          <w:cantSplit/>
+        </w:trPr>
         <w:tc>
           <w:tcPr>
             <w:tcW w:type="dxa" w:w="9360"/>
@@ -112,10 +125,12 @@
           </w:tcPr>
           <w:p>
             <w:pPr>
+              <w:widowControl/>
               <w:spacing w:before="0" w:after="80"/>
             </w:pPr>
             <w:r>
               <w:rPr>
+                <w:rFonts w:ascii="Calibri" w:hAnsi="Calibri"/>
                 <w:b/>
                 <w:color w:val="1B365D"/>
                 <w:sz w:val="21"/>
@@ -125,14 +140,15 @@
             </w:r>
             <w:r>
               <w:rPr>
+                <w:rFonts w:ascii="Calibri" w:hAnsi="Calibri"/>
                 <w:color w:val="2D3748"/>
                 <w:sz w:val="19"/>
               </w:rPr>
-              <w:t>Primary ANOVA Decision: Reject H₀ (F = 115.85, p &lt; 0.001, η² = 0.267).</w:t>
+              <w:t>Primary ANOVA Decision: Reject H₀ (F(5, 1593) = 115.85, p &lt; 0.001, η² = 0.2667, ω² = 0.2642).</w:t>
               <w:br/>
-              <w:t>Secondary Welch t-Test: Reject H₀ (Mean Diff = +1.59% vol, 95% CI: [1.45%, 1.74%], Cohen's d = 1.95).</w:t>
+              <w:t>Secondary Welch t-Test: Reject H₀,sec (Mean Diff = +1.59% vol, 95% CI: [1.45%, 1.74%], t(292.4) = 21.73, p &lt; 0.001, Cohen's d = 1.95).</w:t>
               <w:br/>
-              <w:t>Conclusion: Higher sensory wine quality is strongly associated with elevated ethanol content, reflecting complete sugar fermentation and structural body.</w:t>
+              <w:t>Conclusion: Higher sensory wine quality is strongly associated with elevated ethanol content, reflecting grape physiological maturity, complete fermentation, and structural body.</w:t>
             </w:r>
           </w:p>
         </w:tc>
@@ -140,29 +156,33 @@
     </w:tbl>
     <w:p>
       <w:pPr>
-        <w:spacing w:after="120"/>
+        <w:spacing w:before="0" w:after="80"/>
       </w:pPr>
     </w:p>
     <w:p>
       <w:pPr>
         <w:keepNext/>
+        <w:widowControl/>
         <w:spacing w:before="280" w:after="80"/>
       </w:pPr>
       <w:r>
         <w:rPr>
+          <w:rFonts w:ascii="Calibri" w:hAnsi="Calibri"/>
           <w:b/>
           <w:color w:val="1B365D"/>
           <w:sz w:val="26"/>
         </w:rPr>
-        <w:t>3. Introduction</w:t>
+        <w:t>1. Introduction</w:t>
       </w:r>
     </w:p>
     <w:p>
       <w:pPr>
+        <w:widowControl/>
         <w:spacing w:before="0" w:after="100" w:line="276" w:lineRule="auto"/>
       </w:pPr>
       <w:r>
         <w:rPr>
+          <w:rFonts w:ascii="Calibri" w:hAnsi="Calibri"/>
           <w:color w:val="2D3748"/>
           <w:sz w:val="19"/>
         </w:rPr>
@@ -171,36 +191,42 @@
     </w:p>
     <w:p>
       <w:pPr>
+        <w:widowControl/>
         <w:spacing w:before="0" w:after="100" w:line="276" w:lineRule="auto"/>
       </w:pPr>
       <w:r>
         <w:rPr>
+          <w:rFonts w:ascii="Calibri" w:hAnsi="Calibri"/>
           <w:color w:val="2D3748"/>
           <w:sz w:val="19"/>
         </w:rPr>
-        <w:t>Hypothesis testing provides an essential mathematical framework for testing whether observed differences between experimental groups reflect genuine population-level phenomena or merely random sampling fluctuations. This study executes a complete inferential pipeline in Python, adhering strictly to reproducible research principles, mathematical rigor, diagnostic assumption verification, and nuanced practical interpretation.</w:t>
+        <w:t>Hypothesis testing provides an essential mathematical framework for testing whether observed differences between experimental groups reflect genuine population-level phenomena or merely random sampling fluctuations. This study executes a complete inferential pipeline, adhering strictly to reproducible research principles, mathematical rigor, diagnostic assumption verification, and nuanced practical interpretation.</w:t>
       </w:r>
     </w:p>
     <w:p>
       <w:pPr>
         <w:keepNext/>
+        <w:widowControl/>
         <w:spacing w:before="280" w:after="80"/>
       </w:pPr>
       <w:r>
         <w:rPr>
+          <w:rFonts w:ascii="Calibri" w:hAnsi="Calibri"/>
           <w:b/>
           <w:color w:val="1B365D"/>
           <w:sz w:val="26"/>
         </w:rPr>
-        <w:t>4. Research Problem</w:t>
+        <w:t>2. Research Problem</w:t>
       </w:r>
     </w:p>
     <w:p>
       <w:pPr>
+        <w:widowControl/>
         <w:spacing w:before="0" w:after="100" w:line="276" w:lineRule="auto"/>
       </w:pPr>
       <w:r>
         <w:rPr>
+          <w:rFonts w:ascii="Calibri" w:hAnsi="Calibri"/>
           <w:color w:val="2D3748"/>
           <w:sz w:val="19"/>
         </w:rPr>
@@ -209,10 +235,12 @@
     </w:p>
     <w:p>
       <w:pPr>
+        <w:widowControl/>
         <w:spacing w:before="0" w:after="100" w:line="276" w:lineRule="auto"/>
       </w:pPr>
       <w:r>
         <w:rPr>
+          <w:rFonts w:ascii="Calibri" w:hAnsi="Calibri"/>
           <w:color w:val="2D3748"/>
           <w:sz w:val="19"/>
         </w:rPr>
@@ -222,23 +250,27 @@
     <w:p>
       <w:pPr>
         <w:keepNext/>
+        <w:widowControl/>
         <w:spacing w:before="280" w:after="80"/>
       </w:pPr>
       <w:r>
         <w:rPr>
+          <w:rFonts w:ascii="Calibri" w:hAnsi="Calibri"/>
           <w:b/>
           <w:color w:val="1B365D"/>
           <w:sz w:val="26"/>
         </w:rPr>
-        <w:t>5. Dataset and Data Source</w:t>
+        <w:t>3. Dataset and Data Source</w:t>
       </w:r>
     </w:p>
     <w:p>
       <w:pPr>
+        <w:widowControl/>
         <w:spacing w:before="0" w:after="100" w:line="276" w:lineRule="auto"/>
       </w:pPr>
       <w:r>
         <w:rPr>
+          <w:rFonts w:ascii="Calibri" w:hAnsi="Calibri"/>
           <w:color w:val="2D3748"/>
           <w:sz w:val="19"/>
         </w:rPr>
@@ -247,10 +279,12 @@
     </w:p>
     <w:p>
       <w:pPr>
+        <w:widowControl/>
         <w:spacing w:before="0" w:after="100" w:line="276" w:lineRule="auto"/>
       </w:pPr>
       <w:r>
         <w:rPr>
+          <w:rFonts w:ascii="Calibri" w:hAnsi="Calibri"/>
           <w:color w:val="2D3748"/>
           <w:sz w:val="19"/>
         </w:rPr>
@@ -260,23 +294,27 @@
     <w:p>
       <w:pPr>
         <w:keepNext/>
+        <w:widowControl/>
         <w:spacing w:before="280" w:after="80"/>
       </w:pPr>
       <w:r>
         <w:rPr>
+          <w:rFonts w:ascii="Calibri" w:hAnsi="Calibri"/>
           <w:b/>
           <w:color w:val="1B365D"/>
           <w:sz w:val="26"/>
         </w:rPr>
-        <w:t>6. Research Question</w:t>
+        <w:t>4. Research Questions</w:t>
       </w:r>
     </w:p>
     <w:p>
       <w:pPr>
+        <w:widowControl/>
         <w:spacing w:before="0" w:after="100" w:line="276" w:lineRule="auto"/>
       </w:pPr>
       <w:r>
         <w:rPr>
+          <w:rFonts w:ascii="Calibri" w:hAnsi="Calibri"/>
           <w:color w:val="2D3748"/>
           <w:sz w:val="19"/>
         </w:rPr>
@@ -285,10 +323,12 @@
     </w:p>
     <w:p>
       <w:pPr>
+        <w:widowControl/>
         <w:spacing w:before="0" w:after="100" w:line="276" w:lineRule="auto"/>
       </w:pPr>
       <w:r>
         <w:rPr>
+          <w:rFonts w:ascii="Calibri" w:hAnsi="Calibri"/>
           <w:color w:val="2D3748"/>
           <w:sz w:val="19"/>
         </w:rPr>
@@ -297,10 +337,12 @@
     </w:p>
     <w:p>
       <w:pPr>
+        <w:widowControl/>
         <w:spacing w:before="0" w:after="100" w:line="276" w:lineRule="auto"/>
       </w:pPr>
       <w:r>
         <w:rPr>
+          <w:rFonts w:ascii="Calibri" w:hAnsi="Calibri"/>
           <w:color w:val="2D3748"/>
           <w:sz w:val="19"/>
         </w:rPr>
@@ -310,37 +352,43 @@
     <w:p>
       <w:pPr>
         <w:keepNext/>
+        <w:widowControl/>
         <w:spacing w:before="280" w:after="80"/>
       </w:pPr>
       <w:r>
         <w:rPr>
+          <w:rFonts w:ascii="Calibri" w:hAnsi="Calibri"/>
           <w:b/>
           <w:color w:val="1B365D"/>
           <w:sz w:val="26"/>
         </w:rPr>
-        <w:t>7. Hypotheses Formulation</w:t>
+        <w:t>5. Hypotheses Formulation</w:t>
       </w:r>
     </w:p>
     <w:p>
       <w:pPr>
         <w:keepNext/>
+        <w:widowControl/>
         <w:spacing w:before="200" w:after="60"/>
       </w:pPr>
       <w:r>
         <w:rPr>
+          <w:rFonts w:ascii="Calibri" w:hAnsi="Calibri"/>
           <w:b/>
           <w:color w:val="008080"/>
           <w:sz w:val="22"/>
         </w:rPr>
-        <w:t>7.1 Primary Omnibus Hypothesis (One-Way ANOVA)</w:t>
+        <w:t>5.1 Primary Omnibus Hypothesis (One-Way ANOVA)</w:t>
       </w:r>
     </w:p>
     <w:p>
       <w:pPr>
+        <w:widowControl/>
         <w:spacing w:before="0" w:after="100" w:line="276" w:lineRule="auto"/>
       </w:pPr>
       <w:r>
         <w:rPr>
+          <w:rFonts w:ascii="Calibri" w:hAnsi="Calibri"/>
           <w:color w:val="2D3748"/>
           <w:sz w:val="19"/>
         </w:rPr>
@@ -351,10 +399,12 @@
     </w:p>
     <w:p>
       <w:pPr>
+        <w:widowControl/>
         <w:spacing w:before="0" w:after="100" w:line="276" w:lineRule="auto"/>
       </w:pPr>
       <w:r>
         <w:rPr>
+          <w:rFonts w:ascii="Calibri" w:hAnsi="Calibri"/>
           <w:color w:val="2D3748"/>
           <w:sz w:val="19"/>
         </w:rPr>
@@ -366,23 +416,27 @@
     <w:p>
       <w:pPr>
         <w:keepNext/>
+        <w:widowControl/>
         <w:spacing w:before="200" w:after="60"/>
       </w:pPr>
       <w:r>
         <w:rPr>
+          <w:rFonts w:ascii="Calibri" w:hAnsi="Calibri"/>
           <w:b/>
           <w:color w:val="008080"/>
           <w:sz w:val="22"/>
         </w:rPr>
-        <w:t>7.2 Secondary Hypothesis (Two-Sample Welch t-Test)</w:t>
+        <w:t>5.2 Secondary Hypothesis (Two-Sample Welch t-Test)</w:t>
       </w:r>
     </w:p>
     <w:p>
       <w:pPr>
+        <w:widowControl/>
         <w:spacing w:before="0" w:after="100" w:line="276" w:lineRule="auto"/>
       </w:pPr>
       <w:r>
         <w:rPr>
+          <w:rFonts w:ascii="Calibri" w:hAnsi="Calibri"/>
           <w:color w:val="2D3748"/>
           <w:sz w:val="19"/>
         </w:rPr>
@@ -393,10 +447,12 @@
     </w:p>
     <w:p>
       <w:pPr>
+        <w:widowControl/>
         <w:spacing w:before="0" w:after="100" w:line="276" w:lineRule="auto"/>
       </w:pPr>
       <w:r>
         <w:rPr>
+          <w:rFonts w:ascii="Calibri" w:hAnsi="Calibri"/>
           <w:color w:val="2D3748"/>
           <w:sz w:val="19"/>
         </w:rPr>
@@ -407,10 +463,12 @@
     </w:p>
     <w:p>
       <w:pPr>
+        <w:widowControl/>
         <w:spacing w:before="0" w:after="100" w:line="276" w:lineRule="auto"/>
       </w:pPr>
       <w:r>
         <w:rPr>
+          <w:rFonts w:ascii="Calibri" w:hAnsi="Calibri"/>
           <w:color w:val="2D3748"/>
           <w:sz w:val="19"/>
         </w:rPr>
@@ -420,23 +478,27 @@
     <w:p>
       <w:pPr>
         <w:keepNext/>
+        <w:widowControl/>
         <w:spacing w:before="280" w:after="80"/>
       </w:pPr>
       <w:r>
         <w:rPr>
+          <w:rFonts w:ascii="Calibri" w:hAnsi="Calibri"/>
           <w:b/>
           <w:color w:val="1B365D"/>
           <w:sz w:val="26"/>
         </w:rPr>
-        <w:t>8. Methodology</w:t>
+        <w:t>6. Methodology</w:t>
       </w:r>
     </w:p>
     <w:p>
       <w:pPr>
+        <w:widowControl/>
         <w:spacing w:before="0" w:after="100" w:line="276" w:lineRule="auto"/>
       </w:pPr>
       <w:r>
         <w:rPr>
+          <w:rFonts w:ascii="Calibri" w:hAnsi="Calibri"/>
           <w:color w:val="2D3748"/>
           <w:sz w:val="19"/>
         </w:rPr>
@@ -445,10 +507,12 @@
     </w:p>
     <w:p>
       <w:pPr>
+        <w:widowControl/>
         <w:spacing w:before="0" w:after="100" w:line="276" w:lineRule="auto"/>
       </w:pPr>
       <w:r>
         <w:rPr>
+          <w:rFonts w:ascii="Calibri" w:hAnsi="Calibri"/>
           <w:color w:val="2D3748"/>
           <w:sz w:val="19"/>
         </w:rPr>
@@ -470,61 +534,71 @@
     <w:p>
       <w:pPr>
         <w:keepNext/>
+        <w:widowControl/>
         <w:spacing w:before="280" w:after="80"/>
       </w:pPr>
       <w:r>
         <w:rPr>
+          <w:rFonts w:ascii="Calibri" w:hAnsi="Calibri"/>
           <w:b/>
           <w:color w:val="1B365D"/>
           <w:sz w:val="26"/>
         </w:rPr>
-        <w:t>9. Data Preparation and Integrity Audit</w:t>
+        <w:t>7. Data Preparation and Integrity Audit</w:t>
       </w:r>
     </w:p>
     <w:p>
       <w:pPr>
+        <w:widowControl/>
         <w:spacing w:before="0" w:after="100" w:line="276" w:lineRule="auto"/>
       </w:pPr>
       <w:r>
         <w:rPr>
+          <w:rFonts w:ascii="Calibri" w:hAnsi="Calibri"/>
           <w:color w:val="2D3748"/>
           <w:sz w:val="19"/>
         </w:rPr>
-        <w:t>Data ingestion confirmed a complete dataset of 1,599 rows and 12 raw columns. Missing value analysis indicated 0 missing entries across all features (100% data completeness). Audit of duplicated rows identified 240 records sharing identical physicochemical attributes; as these represent separate commercial production batches from the Vinho Verde region rather than measurement artifacts, all 1,599 observations were retained to preserve natural population variance.</w:t>
+        <w:t>Data ingestion confirmed a complete dataset of 1,599 rows and 12 raw columns. Missing value analysis indicated 0 missing entries across all features (100% data completeness). An audit of duplicated rows identified 240 records sharing identical physicochemical attributes across all measured features. The dataset documentation (Cortez et al., 2009) does not provide batch or harvest identifiers to determine whether these observations represent separate production lots with identical laboratory measurements, legitimate repeated samplings, or data duplication. Because removing these records without definitive provenance metadata could introduce unwarranted selection bias, all 1,599 observations were retained for analysis, while acknowledging this ambiguity as a methodological consideration.</w:t>
       </w:r>
     </w:p>
     <w:p>
       <w:pPr>
+        <w:widowControl/>
         <w:spacing w:before="0" w:after="100" w:line="276" w:lineRule="auto"/>
       </w:pPr>
       <w:r>
         <w:rPr>
+          <w:rFonts w:ascii="Calibri" w:hAnsi="Calibri"/>
           <w:color w:val="2D3748"/>
           <w:sz w:val="19"/>
         </w:rPr>
-        <w:t>Outlier screening on alcohol concentration utilizing the standard 1.5 × IQR rule established Q1 = 9.50%, Q3 = 11.10%, IQR = 1.60%, with lower inner fence = 7.10% and upper inner fence = 13.50%. A total of 13 observations exceeded the upper fence (max alcohol = 14.90%). Because these values represent biologically and technologically plausible natural wines rather than data entry errors, they were retained in full alignment with oenological reality.</w:t>
+        <w:t>Outlier screening on alcohol concentration utilizing the standard 1.5 × IQR rule established Q1 = 9.50%, Q3 = 11.10%, IQR = 1.60%, with lower inner fence = 7.10% and upper inner fence = 13.50%. A total of 13 observations exceeded the upper fence (max alcohol = 14.90%). Because these values represent plausible measurements within the natural spectrum of commercial red wines rather than erroneous recordings, they were retained in the dataset.</w:t>
       </w:r>
     </w:p>
     <w:p>
       <w:pPr>
         <w:keepNext/>
+        <w:widowControl/>
         <w:spacing w:before="280" w:after="80"/>
       </w:pPr>
       <w:r>
         <w:rPr>
+          <w:rFonts w:ascii="Calibri" w:hAnsi="Calibri"/>
           <w:b/>
           <w:color w:val="1B365D"/>
           <w:sz w:val="26"/>
         </w:rPr>
-        <w:t>10. Descriptive Statistics</w:t>
+        <w:t>8. Descriptive Statistics</w:t>
       </w:r>
     </w:p>
     <w:p>
       <w:pPr>
+        <w:widowControl/>
         <w:spacing w:before="0" w:after="100" w:line="276" w:lineRule="auto"/>
       </w:pPr>
       <w:r>
         <w:rPr>
+          <w:rFonts w:ascii="Calibri" w:hAnsi="Calibri"/>
           <w:color w:val="2D3748"/>
           <w:sz w:val="19"/>
         </w:rPr>
@@ -557,6 +631,10 @@
         <w:gridCol w:w="1040"/>
       </w:tblGrid>
       <w:tr>
+        <w:trPr>
+          <w:cantSplit/>
+          <w:tblHeader/>
+        </w:trPr>
         <w:tc>
           <w:tcPr>
             <w:tcW w:type="dxa" w:w="1008"/>
@@ -571,11 +649,13 @@
           </w:tcPr>
           <w:p>
             <w:pPr>
+              <w:widowControl/>
               <w:spacing w:before="0" w:after="0"/>
               <w:jc w:val="center"/>
             </w:pPr>
             <w:r>
               <w:rPr>
+                <w:rFonts w:ascii="Calibri" w:hAnsi="Calibri"/>
                 <w:b/>
                 <w:color w:val="FFFFFF"/>
                 <w:sz w:val="18"/>
@@ -598,11 +678,13 @@
           </w:tcPr>
           <w:p>
             <w:pPr>
+              <w:widowControl/>
               <w:spacing w:before="0" w:after="0"/>
               <w:jc w:val="right"/>
             </w:pPr>
             <w:r>
               <w:rPr>
+                <w:rFonts w:ascii="Calibri" w:hAnsi="Calibri"/>
                 <w:b/>
                 <w:color w:val="FFFFFF"/>
                 <w:sz w:val="18"/>
@@ -625,11 +707,13 @@
           </w:tcPr>
           <w:p>
             <w:pPr>
+              <w:widowControl/>
               <w:spacing w:before="0" w:after="0"/>
               <w:jc w:val="right"/>
             </w:pPr>
             <w:r>
               <w:rPr>
+                <w:rFonts w:ascii="Calibri" w:hAnsi="Calibri"/>
                 <w:b/>
                 <w:color w:val="FFFFFF"/>
                 <w:sz w:val="18"/>
@@ -652,11 +736,13 @@
           </w:tcPr>
           <w:p>
             <w:pPr>
+              <w:widowControl/>
               <w:spacing w:before="0" w:after="0"/>
               <w:jc w:val="right"/>
             </w:pPr>
             <w:r>
               <w:rPr>
+                <w:rFonts w:ascii="Calibri" w:hAnsi="Calibri"/>
                 <w:b/>
                 <w:color w:val="FFFFFF"/>
                 <w:sz w:val="18"/>
@@ -679,11 +765,13 @@
           </w:tcPr>
           <w:p>
             <w:pPr>
+              <w:widowControl/>
               <w:spacing w:before="0" w:after="0"/>
               <w:jc w:val="right"/>
             </w:pPr>
             <w:r>
               <w:rPr>
+                <w:rFonts w:ascii="Calibri" w:hAnsi="Calibri"/>
                 <w:b/>
                 <w:color w:val="FFFFFF"/>
                 <w:sz w:val="18"/>
@@ -706,11 +794,13 @@
           </w:tcPr>
           <w:p>
             <w:pPr>
+              <w:widowControl/>
               <w:spacing w:before="0" w:after="0"/>
               <w:jc w:val="right"/>
             </w:pPr>
             <w:r>
               <w:rPr>
+                <w:rFonts w:ascii="Calibri" w:hAnsi="Calibri"/>
                 <w:b/>
                 <w:color w:val="FFFFFF"/>
                 <w:sz w:val="18"/>
@@ -733,11 +823,13 @@
           </w:tcPr>
           <w:p>
             <w:pPr>
+              <w:widowControl/>
               <w:spacing w:before="0" w:after="0"/>
               <w:jc w:val="right"/>
             </w:pPr>
             <w:r>
               <w:rPr>
+                <w:rFonts w:ascii="Calibri" w:hAnsi="Calibri"/>
                 <w:b/>
                 <w:color w:val="FFFFFF"/>
                 <w:sz w:val="18"/>
@@ -760,11 +852,13 @@
           </w:tcPr>
           <w:p>
             <w:pPr>
+              <w:widowControl/>
               <w:spacing w:before="0" w:after="0"/>
               <w:jc w:val="right"/>
             </w:pPr>
             <w:r>
               <w:rPr>
+                <w:rFonts w:ascii="Calibri" w:hAnsi="Calibri"/>
                 <w:b/>
                 <w:color w:val="FFFFFF"/>
                 <w:sz w:val="18"/>
@@ -787,11 +881,13 @@
           </w:tcPr>
           <w:p>
             <w:pPr>
+              <w:widowControl/>
               <w:spacing w:before="0" w:after="0"/>
               <w:jc w:val="right"/>
             </w:pPr>
             <w:r>
               <w:rPr>
+                <w:rFonts w:ascii="Calibri" w:hAnsi="Calibri"/>
                 <w:b/>
                 <w:color w:val="FFFFFF"/>
                 <w:sz w:val="18"/>
@@ -802,6 +898,9 @@
         </w:tc>
       </w:tr>
       <w:tr>
+        <w:trPr>
+          <w:cantSplit/>
+        </w:trPr>
         <w:tc>
           <w:tcPr>
             <w:tcW w:type="dxa" w:w="1008"/>
@@ -816,11 +915,13 @@
           </w:tcPr>
           <w:p>
             <w:pPr>
+              <w:widowControl/>
               <w:spacing w:before="0" w:after="0"/>
               <w:jc w:val="center"/>
             </w:pPr>
             <w:r>
               <w:rPr>
+                <w:rFonts w:ascii="Calibri" w:hAnsi="Calibri"/>
                 <w:color w:val="2D3748"/>
                 <w:sz w:val="17"/>
               </w:rPr>
@@ -842,11 +943,13 @@
           </w:tcPr>
           <w:p>
             <w:pPr>
+              <w:widowControl/>
               <w:spacing w:before="0" w:after="0"/>
               <w:jc w:val="right"/>
             </w:pPr>
             <w:r>
               <w:rPr>
+                <w:rFonts w:ascii="Calibri" w:hAnsi="Calibri"/>
                 <w:color w:val="2D3748"/>
                 <w:sz w:val="17"/>
               </w:rPr>
@@ -868,11 +971,13 @@
           </w:tcPr>
           <w:p>
             <w:pPr>
+              <w:widowControl/>
               <w:spacing w:before="0" w:after="0"/>
               <w:jc w:val="right"/>
             </w:pPr>
             <w:r>
               <w:rPr>
+                <w:rFonts w:ascii="Calibri" w:hAnsi="Calibri"/>
                 <w:color w:val="2D3748"/>
                 <w:sz w:val="17"/>
               </w:rPr>
@@ -894,11 +999,13 @@
           </w:tcPr>
           <w:p>
             <w:pPr>
+              <w:widowControl/>
               <w:spacing w:before="0" w:after="0"/>
               <w:jc w:val="right"/>
             </w:pPr>
             <w:r>
               <w:rPr>
+                <w:rFonts w:ascii="Calibri" w:hAnsi="Calibri"/>
                 <w:color w:val="2D3748"/>
                 <w:sz w:val="17"/>
               </w:rPr>
@@ -920,11 +1027,13 @@
           </w:tcPr>
           <w:p>
             <w:pPr>
+              <w:widowControl/>
               <w:spacing w:before="0" w:after="0"/>
               <w:jc w:val="right"/>
             </w:pPr>
             <w:r>
               <w:rPr>
+                <w:rFonts w:ascii="Calibri" w:hAnsi="Calibri"/>
                 <w:color w:val="2D3748"/>
                 <w:sz w:val="17"/>
               </w:rPr>
@@ -946,11 +1055,13 @@
           </w:tcPr>
           <w:p>
             <w:pPr>
+              <w:widowControl/>
               <w:spacing w:before="0" w:after="0"/>
               <w:jc w:val="right"/>
             </w:pPr>
             <w:r>
               <w:rPr>
+                <w:rFonts w:ascii="Calibri" w:hAnsi="Calibri"/>
                 <w:color w:val="2D3748"/>
                 <w:sz w:val="17"/>
               </w:rPr>
@@ -972,11 +1083,13 @@
           </w:tcPr>
           <w:p>
             <w:pPr>
+              <w:widowControl/>
               <w:spacing w:before="0" w:after="0"/>
               <w:jc w:val="right"/>
             </w:pPr>
             <w:r>
               <w:rPr>
+                <w:rFonts w:ascii="Calibri" w:hAnsi="Calibri"/>
                 <w:color w:val="2D3748"/>
                 <w:sz w:val="17"/>
               </w:rPr>
@@ -998,11 +1111,13 @@
           </w:tcPr>
           <w:p>
             <w:pPr>
+              <w:widowControl/>
               <w:spacing w:before="0" w:after="0"/>
               <w:jc w:val="right"/>
             </w:pPr>
             <w:r>
               <w:rPr>
+                <w:rFonts w:ascii="Calibri" w:hAnsi="Calibri"/>
                 <w:color w:val="2D3748"/>
                 <w:sz w:val="17"/>
               </w:rPr>
@@ -1024,11 +1139,13 @@
           </w:tcPr>
           <w:p>
             <w:pPr>
+              <w:widowControl/>
               <w:spacing w:before="0" w:after="0"/>
               <w:jc w:val="right"/>
             </w:pPr>
             <w:r>
               <w:rPr>
+                <w:rFonts w:ascii="Calibri" w:hAnsi="Calibri"/>
                 <w:color w:val="2D3748"/>
                 <w:sz w:val="17"/>
               </w:rPr>
@@ -1038,6 +1155,9 @@
         </w:tc>
       </w:tr>
       <w:tr>
+        <w:trPr>
+          <w:cantSplit/>
+        </w:trPr>
         <w:tc>
           <w:tcPr>
             <w:tcW w:type="dxa" w:w="1008"/>
@@ -1052,11 +1172,13 @@
           </w:tcPr>
           <w:p>
             <w:pPr>
+              <w:widowControl/>
               <w:spacing w:before="0" w:after="0"/>
               <w:jc w:val="center"/>
             </w:pPr>
             <w:r>
               <w:rPr>
+                <w:rFonts w:ascii="Calibri" w:hAnsi="Calibri"/>
                 <w:color w:val="2D3748"/>
                 <w:sz w:val="17"/>
               </w:rPr>
@@ -1078,11 +1200,13 @@
           </w:tcPr>
           <w:p>
             <w:pPr>
+              <w:widowControl/>
               <w:spacing w:before="0" w:after="0"/>
               <w:jc w:val="right"/>
             </w:pPr>
             <w:r>
               <w:rPr>
+                <w:rFonts w:ascii="Calibri" w:hAnsi="Calibri"/>
                 <w:color w:val="2D3748"/>
                 <w:sz w:val="17"/>
               </w:rPr>
@@ -1104,11 +1228,13 @@
           </w:tcPr>
           <w:p>
             <w:pPr>
+              <w:widowControl/>
               <w:spacing w:before="0" w:after="0"/>
               <w:jc w:val="right"/>
             </w:pPr>
             <w:r>
               <w:rPr>
+                <w:rFonts w:ascii="Calibri" w:hAnsi="Calibri"/>
                 <w:color w:val="2D3748"/>
                 <w:sz w:val="17"/>
               </w:rPr>
@@ -1130,11 +1256,13 @@
           </w:tcPr>
           <w:p>
             <w:pPr>
+              <w:widowControl/>
               <w:spacing w:before="0" w:after="0"/>
               <w:jc w:val="right"/>
             </w:pPr>
             <w:r>
               <w:rPr>
+                <w:rFonts w:ascii="Calibri" w:hAnsi="Calibri"/>
                 <w:color w:val="2D3748"/>
                 <w:sz w:val="17"/>
               </w:rPr>
@@ -1156,11 +1284,13 @@
           </w:tcPr>
           <w:p>
             <w:pPr>
+              <w:widowControl/>
               <w:spacing w:before="0" w:after="0"/>
               <w:jc w:val="right"/>
             </w:pPr>
             <w:r>
               <w:rPr>
+                <w:rFonts w:ascii="Calibri" w:hAnsi="Calibri"/>
                 <w:color w:val="2D3748"/>
                 <w:sz w:val="17"/>
               </w:rPr>
@@ -1182,11 +1312,13 @@
           </w:tcPr>
           <w:p>
             <w:pPr>
+              <w:widowControl/>
               <w:spacing w:before="0" w:after="0"/>
               <w:jc w:val="right"/>
             </w:pPr>
             <w:r>
               <w:rPr>
+                <w:rFonts w:ascii="Calibri" w:hAnsi="Calibri"/>
                 <w:color w:val="2D3748"/>
                 <w:sz w:val="17"/>
               </w:rPr>
@@ -1208,11 +1340,13 @@
           </w:tcPr>
           <w:p>
             <w:pPr>
+              <w:widowControl/>
               <w:spacing w:before="0" w:after="0"/>
               <w:jc w:val="right"/>
             </w:pPr>
             <w:r>
               <w:rPr>
+                <w:rFonts w:ascii="Calibri" w:hAnsi="Calibri"/>
                 <w:color w:val="2D3748"/>
                 <w:sz w:val="17"/>
               </w:rPr>
@@ -1234,11 +1368,13 @@
           </w:tcPr>
           <w:p>
             <w:pPr>
+              <w:widowControl/>
               <w:spacing w:before="0" w:after="0"/>
               <w:jc w:val="right"/>
             </w:pPr>
             <w:r>
               <w:rPr>
+                <w:rFonts w:ascii="Calibri" w:hAnsi="Calibri"/>
                 <w:color w:val="2D3748"/>
                 <w:sz w:val="17"/>
               </w:rPr>
@@ -1260,11 +1396,13 @@
           </w:tcPr>
           <w:p>
             <w:pPr>
+              <w:widowControl/>
               <w:spacing w:before="0" w:after="0"/>
               <w:jc w:val="right"/>
             </w:pPr>
             <w:r>
               <w:rPr>
+                <w:rFonts w:ascii="Calibri" w:hAnsi="Calibri"/>
                 <w:color w:val="2D3748"/>
                 <w:sz w:val="17"/>
               </w:rPr>
@@ -1274,6 +1412,9 @@
         </w:tc>
       </w:tr>
       <w:tr>
+        <w:trPr>
+          <w:cantSplit/>
+        </w:trPr>
         <w:tc>
           <w:tcPr>
             <w:tcW w:type="dxa" w:w="1008"/>
@@ -1288,11 +1429,13 @@
           </w:tcPr>
           <w:p>
             <w:pPr>
+              <w:widowControl/>
               <w:spacing w:before="0" w:after="0"/>
               <w:jc w:val="center"/>
             </w:pPr>
             <w:r>
               <w:rPr>
+                <w:rFonts w:ascii="Calibri" w:hAnsi="Calibri"/>
                 <w:color w:val="2D3748"/>
                 <w:sz w:val="17"/>
               </w:rPr>
@@ -1314,11 +1457,13 @@
           </w:tcPr>
           <w:p>
             <w:pPr>
+              <w:widowControl/>
               <w:spacing w:before="0" w:after="0"/>
               <w:jc w:val="right"/>
             </w:pPr>
             <w:r>
               <w:rPr>
+                <w:rFonts w:ascii="Calibri" w:hAnsi="Calibri"/>
                 <w:color w:val="2D3748"/>
                 <w:sz w:val="17"/>
               </w:rPr>
@@ -1340,11 +1485,13 @@
           </w:tcPr>
           <w:p>
             <w:pPr>
+              <w:widowControl/>
               <w:spacing w:before="0" w:after="0"/>
               <w:jc w:val="right"/>
             </w:pPr>
             <w:r>
               <w:rPr>
+                <w:rFonts w:ascii="Calibri" w:hAnsi="Calibri"/>
                 <w:color w:val="2D3748"/>
                 <w:sz w:val="17"/>
               </w:rPr>
@@ -1366,11 +1513,13 @@
           </w:tcPr>
           <w:p>
             <w:pPr>
+              <w:widowControl/>
               <w:spacing w:before="0" w:after="0"/>
               <w:jc w:val="right"/>
             </w:pPr>
             <w:r>
               <w:rPr>
+                <w:rFonts w:ascii="Calibri" w:hAnsi="Calibri"/>
                 <w:color w:val="2D3748"/>
                 <w:sz w:val="17"/>
               </w:rPr>
@@ -1392,11 +1541,13 @@
           </w:tcPr>
           <w:p>
             <w:pPr>
+              <w:widowControl/>
               <w:spacing w:before="0" w:after="0"/>
               <w:jc w:val="right"/>
             </w:pPr>
             <w:r>
               <w:rPr>
+                <w:rFonts w:ascii="Calibri" w:hAnsi="Calibri"/>
                 <w:color w:val="2D3748"/>
                 <w:sz w:val="17"/>
               </w:rPr>
@@ -1418,11 +1569,13 @@
           </w:tcPr>
           <w:p>
             <w:pPr>
+              <w:widowControl/>
               <w:spacing w:before="0" w:after="0"/>
               <w:jc w:val="right"/>
             </w:pPr>
             <w:r>
               <w:rPr>
+                <w:rFonts w:ascii="Calibri" w:hAnsi="Calibri"/>
                 <w:color w:val="2D3748"/>
                 <w:sz w:val="17"/>
               </w:rPr>
@@ -1444,11 +1597,13 @@
           </w:tcPr>
           <w:p>
             <w:pPr>
+              <w:widowControl/>
               <w:spacing w:before="0" w:after="0"/>
               <w:jc w:val="right"/>
             </w:pPr>
             <w:r>
               <w:rPr>
+                <w:rFonts w:ascii="Calibri" w:hAnsi="Calibri"/>
                 <w:color w:val="2D3748"/>
                 <w:sz w:val="17"/>
               </w:rPr>
@@ -1470,11 +1625,13 @@
           </w:tcPr>
           <w:p>
             <w:pPr>
+              <w:widowControl/>
               <w:spacing w:before="0" w:after="0"/>
               <w:jc w:val="right"/>
             </w:pPr>
             <w:r>
               <w:rPr>
+                <w:rFonts w:ascii="Calibri" w:hAnsi="Calibri"/>
                 <w:color w:val="2D3748"/>
                 <w:sz w:val="17"/>
               </w:rPr>
@@ -1496,11 +1653,13 @@
           </w:tcPr>
           <w:p>
             <w:pPr>
+              <w:widowControl/>
               <w:spacing w:before="0" w:after="0"/>
               <w:jc w:val="right"/>
             </w:pPr>
             <w:r>
               <w:rPr>
+                <w:rFonts w:ascii="Calibri" w:hAnsi="Calibri"/>
                 <w:color w:val="2D3748"/>
                 <w:sz w:val="17"/>
               </w:rPr>
@@ -1510,6 +1669,9 @@
         </w:tc>
       </w:tr>
       <w:tr>
+        <w:trPr>
+          <w:cantSplit/>
+        </w:trPr>
         <w:tc>
           <w:tcPr>
             <w:tcW w:type="dxa" w:w="1008"/>
@@ -1524,11 +1686,13 @@
           </w:tcPr>
           <w:p>
             <w:pPr>
+              <w:widowControl/>
               <w:spacing w:before="0" w:after="0"/>
               <w:jc w:val="center"/>
             </w:pPr>
             <w:r>
               <w:rPr>
+                <w:rFonts w:ascii="Calibri" w:hAnsi="Calibri"/>
                 <w:color w:val="2D3748"/>
                 <w:sz w:val="17"/>
               </w:rPr>
@@ -1550,11 +1714,13 @@
           </w:tcPr>
           <w:p>
             <w:pPr>
+              <w:widowControl/>
               <w:spacing w:before="0" w:after="0"/>
               <w:jc w:val="right"/>
             </w:pPr>
             <w:r>
               <w:rPr>
+                <w:rFonts w:ascii="Calibri" w:hAnsi="Calibri"/>
                 <w:color w:val="2D3748"/>
                 <w:sz w:val="17"/>
               </w:rPr>
@@ -1576,11 +1742,13 @@
           </w:tcPr>
           <w:p>
             <w:pPr>
+              <w:widowControl/>
               <w:spacing w:before="0" w:after="0"/>
               <w:jc w:val="right"/>
             </w:pPr>
             <w:r>
               <w:rPr>
+                <w:rFonts w:ascii="Calibri" w:hAnsi="Calibri"/>
                 <w:color w:val="2D3748"/>
                 <w:sz w:val="17"/>
               </w:rPr>
@@ -1602,11 +1770,13 @@
           </w:tcPr>
           <w:p>
             <w:pPr>
+              <w:widowControl/>
               <w:spacing w:before="0" w:after="0"/>
               <w:jc w:val="right"/>
             </w:pPr>
             <w:r>
               <w:rPr>
+                <w:rFonts w:ascii="Calibri" w:hAnsi="Calibri"/>
                 <w:color w:val="2D3748"/>
                 <w:sz w:val="17"/>
               </w:rPr>
@@ -1628,11 +1798,13 @@
           </w:tcPr>
           <w:p>
             <w:pPr>
+              <w:widowControl/>
               <w:spacing w:before="0" w:after="0"/>
               <w:jc w:val="right"/>
             </w:pPr>
             <w:r>
               <w:rPr>
+                <w:rFonts w:ascii="Calibri" w:hAnsi="Calibri"/>
                 <w:color w:val="2D3748"/>
                 <w:sz w:val="17"/>
               </w:rPr>
@@ -1654,11 +1826,13 @@
           </w:tcPr>
           <w:p>
             <w:pPr>
+              <w:widowControl/>
               <w:spacing w:before="0" w:after="0"/>
               <w:jc w:val="right"/>
             </w:pPr>
             <w:r>
               <w:rPr>
+                <w:rFonts w:ascii="Calibri" w:hAnsi="Calibri"/>
                 <w:color w:val="2D3748"/>
                 <w:sz w:val="17"/>
               </w:rPr>
@@ -1680,11 +1854,13 @@
           </w:tcPr>
           <w:p>
             <w:pPr>
+              <w:widowControl/>
               <w:spacing w:before="0" w:after="0"/>
               <w:jc w:val="right"/>
             </w:pPr>
             <w:r>
               <w:rPr>
+                <w:rFonts w:ascii="Calibri" w:hAnsi="Calibri"/>
                 <w:color w:val="2D3748"/>
                 <w:sz w:val="17"/>
               </w:rPr>
@@ -1706,11 +1882,13 @@
           </w:tcPr>
           <w:p>
             <w:pPr>
+              <w:widowControl/>
               <w:spacing w:before="0" w:after="0"/>
               <w:jc w:val="right"/>
             </w:pPr>
             <w:r>
               <w:rPr>
+                <w:rFonts w:ascii="Calibri" w:hAnsi="Calibri"/>
                 <w:color w:val="2D3748"/>
                 <w:sz w:val="17"/>
               </w:rPr>
@@ -1732,11 +1910,13 @@
           </w:tcPr>
           <w:p>
             <w:pPr>
+              <w:widowControl/>
               <w:spacing w:before="0" w:after="0"/>
               <w:jc w:val="right"/>
             </w:pPr>
             <w:r>
               <w:rPr>
+                <w:rFonts w:ascii="Calibri" w:hAnsi="Calibri"/>
                 <w:color w:val="2D3748"/>
                 <w:sz w:val="17"/>
               </w:rPr>
@@ -1746,6 +1926,9 @@
         </w:tc>
       </w:tr>
       <w:tr>
+        <w:trPr>
+          <w:cantSplit/>
+        </w:trPr>
         <w:tc>
           <w:tcPr>
             <w:tcW w:type="dxa" w:w="1008"/>
@@ -1760,11 +1943,13 @@
           </w:tcPr>
           <w:p>
             <w:pPr>
+              <w:widowControl/>
               <w:spacing w:before="0" w:after="0"/>
               <w:jc w:val="center"/>
             </w:pPr>
             <w:r>
               <w:rPr>
+                <w:rFonts w:ascii="Calibri" w:hAnsi="Calibri"/>
                 <w:color w:val="2D3748"/>
                 <w:sz w:val="17"/>
               </w:rPr>
@@ -1786,11 +1971,13 @@
           </w:tcPr>
           <w:p>
             <w:pPr>
+              <w:widowControl/>
               <w:spacing w:before="0" w:after="0"/>
               <w:jc w:val="right"/>
             </w:pPr>
             <w:r>
               <w:rPr>
+                <w:rFonts w:ascii="Calibri" w:hAnsi="Calibri"/>
                 <w:color w:val="2D3748"/>
                 <w:sz w:val="17"/>
               </w:rPr>
@@ -1812,11 +1999,13 @@
           </w:tcPr>
           <w:p>
             <w:pPr>
+              <w:widowControl/>
               <w:spacing w:before="0" w:after="0"/>
               <w:jc w:val="right"/>
             </w:pPr>
             <w:r>
               <w:rPr>
+                <w:rFonts w:ascii="Calibri" w:hAnsi="Calibri"/>
                 <w:color w:val="2D3748"/>
                 <w:sz w:val="17"/>
               </w:rPr>
@@ -1838,11 +2027,13 @@
           </w:tcPr>
           <w:p>
             <w:pPr>
+              <w:widowControl/>
               <w:spacing w:before="0" w:after="0"/>
               <w:jc w:val="right"/>
             </w:pPr>
             <w:r>
               <w:rPr>
+                <w:rFonts w:ascii="Calibri" w:hAnsi="Calibri"/>
                 <w:color w:val="2D3748"/>
                 <w:sz w:val="17"/>
               </w:rPr>
@@ -1864,11 +2055,13 @@
           </w:tcPr>
           <w:p>
             <w:pPr>
+              <w:widowControl/>
               <w:spacing w:before="0" w:after="0"/>
               <w:jc w:val="right"/>
             </w:pPr>
             <w:r>
               <w:rPr>
+                <w:rFonts w:ascii="Calibri" w:hAnsi="Calibri"/>
                 <w:color w:val="2D3748"/>
                 <w:sz w:val="17"/>
               </w:rPr>
@@ -1890,11 +2083,13 @@
           </w:tcPr>
           <w:p>
             <w:pPr>
+              <w:widowControl/>
               <w:spacing w:before="0" w:after="0"/>
               <w:jc w:val="right"/>
             </w:pPr>
             <w:r>
               <w:rPr>
+                <w:rFonts w:ascii="Calibri" w:hAnsi="Calibri"/>
                 <w:color w:val="2D3748"/>
                 <w:sz w:val="17"/>
               </w:rPr>
@@ -1916,11 +2111,13 @@
           </w:tcPr>
           <w:p>
             <w:pPr>
+              <w:widowControl/>
               <w:spacing w:before="0" w:after="0"/>
               <w:jc w:val="right"/>
             </w:pPr>
             <w:r>
               <w:rPr>
+                <w:rFonts w:ascii="Calibri" w:hAnsi="Calibri"/>
                 <w:color w:val="2D3748"/>
                 <w:sz w:val="17"/>
               </w:rPr>
@@ -1942,11 +2139,13 @@
           </w:tcPr>
           <w:p>
             <w:pPr>
+              <w:widowControl/>
               <w:spacing w:before="0" w:after="0"/>
               <w:jc w:val="right"/>
             </w:pPr>
             <w:r>
               <w:rPr>
+                <w:rFonts w:ascii="Calibri" w:hAnsi="Calibri"/>
                 <w:color w:val="2D3748"/>
                 <w:sz w:val="17"/>
               </w:rPr>
@@ -1968,11 +2167,13 @@
           </w:tcPr>
           <w:p>
             <w:pPr>
+              <w:widowControl/>
               <w:spacing w:before="0" w:after="0"/>
               <w:jc w:val="right"/>
             </w:pPr>
             <w:r>
               <w:rPr>
+                <w:rFonts w:ascii="Calibri" w:hAnsi="Calibri"/>
                 <w:color w:val="2D3748"/>
                 <w:sz w:val="17"/>
               </w:rPr>
@@ -1982,6 +2183,9 @@
         </w:tc>
       </w:tr>
       <w:tr>
+        <w:trPr>
+          <w:cantSplit/>
+        </w:trPr>
         <w:tc>
           <w:tcPr>
             <w:tcW w:type="dxa" w:w="1008"/>
@@ -1996,11 +2200,13 @@
           </w:tcPr>
           <w:p>
             <w:pPr>
+              <w:widowControl/>
               <w:spacing w:before="0" w:after="0"/>
               <w:jc w:val="center"/>
             </w:pPr>
             <w:r>
               <w:rPr>
+                <w:rFonts w:ascii="Calibri" w:hAnsi="Calibri"/>
                 <w:color w:val="2D3748"/>
                 <w:sz w:val="17"/>
               </w:rPr>
@@ -2022,11 +2228,13 @@
           </w:tcPr>
           <w:p>
             <w:pPr>
+              <w:widowControl/>
               <w:spacing w:before="0" w:after="0"/>
               <w:jc w:val="right"/>
             </w:pPr>
             <w:r>
               <w:rPr>
+                <w:rFonts w:ascii="Calibri" w:hAnsi="Calibri"/>
                 <w:color w:val="2D3748"/>
                 <w:sz w:val="17"/>
               </w:rPr>
@@ -2048,11 +2256,13 @@
           </w:tcPr>
           <w:p>
             <w:pPr>
+              <w:widowControl/>
               <w:spacing w:before="0" w:after="0"/>
               <w:jc w:val="right"/>
             </w:pPr>
             <w:r>
               <w:rPr>
+                <w:rFonts w:ascii="Calibri" w:hAnsi="Calibri"/>
                 <w:color w:val="2D3748"/>
                 <w:sz w:val="17"/>
               </w:rPr>
@@ -2074,11 +2284,13 @@
           </w:tcPr>
           <w:p>
             <w:pPr>
+              <w:widowControl/>
               <w:spacing w:before="0" w:after="0"/>
               <w:jc w:val="right"/>
             </w:pPr>
             <w:r>
               <w:rPr>
+                <w:rFonts w:ascii="Calibri" w:hAnsi="Calibri"/>
                 <w:color w:val="2D3748"/>
                 <w:sz w:val="17"/>
               </w:rPr>
@@ -2100,11 +2312,13 @@
           </w:tcPr>
           <w:p>
             <w:pPr>
+              <w:widowControl/>
               <w:spacing w:before="0" w:after="0"/>
               <w:jc w:val="right"/>
             </w:pPr>
             <w:r>
               <w:rPr>
+                <w:rFonts w:ascii="Calibri" w:hAnsi="Calibri"/>
                 <w:color w:val="2D3748"/>
                 <w:sz w:val="17"/>
               </w:rPr>
@@ -2126,11 +2340,13 @@
           </w:tcPr>
           <w:p>
             <w:pPr>
+              <w:widowControl/>
               <w:spacing w:before="0" w:after="0"/>
               <w:jc w:val="right"/>
             </w:pPr>
             <w:r>
               <w:rPr>
+                <w:rFonts w:ascii="Calibri" w:hAnsi="Calibri"/>
                 <w:color w:val="2D3748"/>
                 <w:sz w:val="17"/>
               </w:rPr>
@@ -2152,11 +2368,13 @@
           </w:tcPr>
           <w:p>
             <w:pPr>
+              <w:widowControl/>
               <w:spacing w:before="0" w:after="0"/>
               <w:jc w:val="right"/>
             </w:pPr>
             <w:r>
               <w:rPr>
+                <w:rFonts w:ascii="Calibri" w:hAnsi="Calibri"/>
                 <w:color w:val="2D3748"/>
                 <w:sz w:val="17"/>
               </w:rPr>
@@ -2178,11 +2396,13 @@
           </w:tcPr>
           <w:p>
             <w:pPr>
+              <w:widowControl/>
               <w:spacing w:before="0" w:after="0"/>
               <w:jc w:val="right"/>
             </w:pPr>
             <w:r>
               <w:rPr>
+                <w:rFonts w:ascii="Calibri" w:hAnsi="Calibri"/>
                 <w:color w:val="2D3748"/>
                 <w:sz w:val="17"/>
               </w:rPr>
@@ -2204,11 +2424,13 @@
           </w:tcPr>
           <w:p>
             <w:pPr>
+              <w:widowControl/>
               <w:spacing w:before="0" w:after="0"/>
               <w:jc w:val="right"/>
             </w:pPr>
             <w:r>
               <w:rPr>
+                <w:rFonts w:ascii="Calibri" w:hAnsi="Calibri"/>
                 <w:color w:val="2D3748"/>
                 <w:sz w:val="17"/>
               </w:rPr>
@@ -2220,12 +2442,16 @@
     </w:tbl>
     <w:p>
       <w:pPr>
-        <w:spacing w:before="0" w:after="100" w:line="276" w:lineRule="auto"/>
+        <w:widowControl/>
+        <w:spacing w:before="60" w:after="160"/>
+        <w:jc w:val="center"/>
       </w:pPr>
       <w:r>
         <w:rPr>
-          <w:color w:val="2D3748"/>
-          <w:sz w:val="19"/>
+          <w:rFonts w:ascii="Calibri" w:hAnsi="Calibri"/>
+          <w:i/>
+          <w:color w:val="64748B"/>
+          <w:sz w:val="17"/>
         </w:rPr>
         <w:t>Table 1: Comprehensive group-wise descriptive statistics and 95% Student's t confidence intervals for alcohol content by wine quality rating.</w:t>
       </w:r>
@@ -2233,7 +2459,8 @@
     <w:p>
       <w:pPr>
         <w:keepNext/>
-        <w:spacing w:before="120" w:after="40"/>
+        <w:widowControl/>
+        <w:spacing w:before="160" w:after="40"/>
         <w:jc w:val="center"/>
       </w:pPr>
     </w:p>
@@ -2254,7 +2481,7 @@
                     <pic:cNvPicPr/>
                   </pic:nvPicPr>
                   <pic:blipFill>
-                    <a:blip r:embed="rId11"/>
+                    <a:blip r:embed="rId13"/>
                     <a:stretch>
                       <a:fillRect/>
                     </a:stretch>
@@ -2275,22 +2502,25 @@
     </w:p>
     <w:p>
       <w:pPr>
+        <w:widowControl/>
         <w:spacing w:before="40" w:after="160"/>
         <w:jc w:val="center"/>
       </w:pPr>
       <w:r>
         <w:rPr>
+          <w:rFonts w:ascii="Calibri" w:hAnsi="Calibri"/>
           <w:i/>
           <w:color w:val="64748B"/>
           <w:sz w:val="17"/>
         </w:rPr>
-        <w:t>Figure 1: Probability density distribution, empirical KDE, and theoretical normal overlay of alcohol content across all red wine samples (N = 1,599).</w:t>
+        <w:t>Figure 1: Distribution of Alcohol Content — Probability density distribution, empirical KDE, and theoretical normal overlay across all red wine samples (N = 1,599).</w:t>
       </w:r>
     </w:p>
     <w:p>
       <w:pPr>
         <w:keepNext/>
-        <w:spacing w:before="120" w:after="40"/>
+        <w:widowControl/>
+        <w:spacing w:before="160" w:after="40"/>
         <w:jc w:val="center"/>
       </w:pPr>
     </w:p>
@@ -2311,7 +2541,7 @@
                     <pic:cNvPicPr/>
                   </pic:nvPicPr>
                   <pic:blipFill>
-                    <a:blip r:embed="rId12"/>
+                    <a:blip r:embed="rId14"/>
                     <a:stretch>
                       <a:fillRect/>
                     </a:stretch>
@@ -2332,38 +2562,44 @@
     </w:p>
     <w:p>
       <w:pPr>
+        <w:widowControl/>
         <w:spacing w:before="40" w:after="160"/>
         <w:jc w:val="center"/>
       </w:pPr>
       <w:r>
         <w:rPr>
+          <w:rFonts w:ascii="Calibri" w:hAnsi="Calibri"/>
           <w:i/>
           <w:color w:val="64748B"/>
           <w:sz w:val="17"/>
         </w:rPr>
-        <w:t>Figure 2: Distribution of alcohol content across sensory quality ratings (scores 3 through 8) displaying violin density envelopes, quartiles, and sample sizes.</w:t>
+        <w:t>Figure 2: Alcohol Content Across Quality Levels — Violin density envelopes, quartiles, and sample sizes across sensory quality ratings (scores 3 through 8).</w:t>
       </w:r>
     </w:p>
     <w:p>
       <w:pPr>
         <w:keepNext/>
+        <w:widowControl/>
         <w:spacing w:before="280" w:after="80"/>
       </w:pPr>
       <w:r>
         <w:rPr>
+          <w:rFonts w:ascii="Calibri" w:hAnsi="Calibri"/>
           <w:b/>
           <w:color w:val="1B365D"/>
           <w:sz w:val="26"/>
         </w:rPr>
-        <w:t>11. Statistical Assumption Verification</w:t>
+        <w:t>9. Statistical Assumption Verification</w:t>
       </w:r>
     </w:p>
     <w:p>
       <w:pPr>
+        <w:widowControl/>
         <w:spacing w:before="0" w:after="100" w:line="276" w:lineRule="auto"/>
       </w:pPr>
       <w:r>
         <w:rPr>
+          <w:rFonts w:ascii="Calibri" w:hAnsi="Calibri"/>
           <w:color w:val="2D3748"/>
           <w:sz w:val="19"/>
         </w:rPr>
@@ -2372,99 +2608,48 @@
     </w:p>
     <w:p>
       <w:pPr>
+        <w:widowControl/>
         <w:spacing w:before="0" w:after="100" w:line="276" w:lineRule="auto"/>
       </w:pPr>
       <w:r>
         <w:rPr>
+          <w:rFonts w:ascii="Calibri" w:hAnsi="Calibri"/>
           <w:color w:val="2D3748"/>
           <w:sz w:val="19"/>
         </w:rPr>
-        <w:t>1. Normality of Residuals: The Shapiro-Wilk test on ANOVA model residuals yielded W = 0.9670, p = 1.20e-18. The Kolmogorov-Smirnov test against standard normality returned D = 0.0963, p = 2.27e-13. Because p &lt; 0.05, the residuals exhibit slight right-skewness. However, according to the Central Limit Theorem (CLT) and extensive empirical literature on general linear models, the One-Way ANOVA F-test is extremely robust to moderate non-normality when sample sizes are large (N = 1,599). Moreover, we include the non-parametric Kruskal-Wallis test as an empirical safeguard.</w:t>
+        <w:t>1. Normality of Residuals: The Shapiro-Wilk test on ANOVA model residuals yielded W = 0.9670, p = 1.20e-18. The Kolmogorov-Smirnov test against standard normality returned D = 0.0963, p = 2.27e-13. Because p &lt; 0.05, the residuals exhibit slight right-skewness (see Section 13, Figure 6a for the Normal Q-Q diagnostic). However, according to the Central Limit Theorem (CLT) and extensive empirical literature on general linear models, the One-Way ANOVA F-test is extremely robust to moderate non-normality when sample sizes are large (N = 1,599). Moreover, we include the non-parametric Kruskal-Wallis test as an empirical safeguard.</w:t>
         <w:br/>
         <w:br/>
-        <w:t>2. Homogeneity of Variance (Homoscedasticity): Levene's test (median-centered Brown-Forsythe) yielded W = 24.23, p = 1.45e-23. Bartlett's test yielded T = 85.74, p = 5.26e-17. Both tests reject the null hypothesis of equal variances across quality levels, demonstrating heteroscedasticity (e.g., SD = 0.74% in quality 5 vs. SD = 1.22% in quality 8). Consequently, for pairwise two-group comparisons, Welch's t-test (which does not assume equal variances) is mandated as the primary test.</w:t>
+        <w:t>2. Homogeneity of Variance (Homoscedasticity): Levene's test (median-centered Brown-Forsythe) yielded W = 24.23, p = 1.45e-23. Bartlett's test yielded T = 85.74, p = 5.26e-17. Both tests reject the null hypothesis of equal variances across quality levels, demonstrating heteroscedasticity (e.g., SD = 0.74% in quality 5 vs. SD = 1.22% in quality 8; see Figure 6b–c). Consequently, for pairwise two-group comparisons, Welch's t-test (which does not assume equal variances) is mandated as the primary test.</w:t>
         <w:br/>
         <w:br/>
-        <w:t>3. Observational Independence: The wine samples represent independent physical fermentations harvested across distinct geographic plots and producers. Sensory assessments were performed in separate, isolated tasting booths with randomized sample order, satisfying the independence assumption.</w:t>
+        <w:t>3. Observational Independence: In standard cross-sectional benchmarking studies, observations are treated as mutually independent under the assumption of distinct sampling units. However, because the published dataset does not disclose producer identifiers, vineyard lots, or temporal harvest sequences, observational independence must be treated as a working statistical assumption and an inherent limitation of secondary data analysis.</w:t>
       </w:r>
     </w:p>
     <w:p>
       <w:pPr>
         <w:keepNext/>
-        <w:spacing w:before="120" w:after="40"/>
-        <w:jc w:val="center"/>
+        <w:widowControl/>
+        <w:spacing w:before="280" w:after="80"/>
       </w:pPr>
-    </w:p>
-    <w:p>
       <w:r>
-        <w:drawing>
-          <wp:inline xmlns:a="http://schemas.openxmlformats.org/drawingml/2006/main" xmlns:pic="http://schemas.openxmlformats.org/drawingml/2006/picture">
-            <wp:extent cx="5669280" cy="4724400"/>
-            <wp:docPr id="3" name="Picture 3"/>
-            <wp:cNvGraphicFramePr>
-              <a:graphicFrameLocks noChangeAspect="1"/>
-            </wp:cNvGraphicFramePr>
-            <a:graphic>
-              <a:graphicData uri="http://schemas.openxmlformats.org/drawingml/2006/picture">
-                <pic:pic>
-                  <pic:nvPicPr>
-                    <pic:cNvPr id="0" name="figure6_statistical_diagnostics_qq.png"/>
-                    <pic:cNvPicPr/>
-                  </pic:nvPicPr>
-                  <pic:blipFill>
-                    <a:blip r:embed="rId13"/>
-                    <a:stretch>
-                      <a:fillRect/>
-                    </a:stretch>
-                  </pic:blipFill>
-                  <pic:spPr>
-                    <a:xfrm>
-                      <a:off x="0" y="0"/>
-                      <a:ext cx="5669280" cy="4724400"/>
-                    </a:xfrm>
-                    <a:prstGeom prst="rect"/>
-                  </pic:spPr>
-                </pic:pic>
-              </a:graphicData>
-            </a:graphic>
-          </wp:inline>
-        </w:drawing>
+        <w:rPr>
+          <w:rFonts w:ascii="Calibri" w:hAnsi="Calibri"/>
+          <w:b/>
+          <w:color w:val="1B365D"/>
+          <w:sz w:val="26"/>
+        </w:rPr>
+        <w:t>10. Primary Statistical Test: One-Way ANOVA</w:t>
       </w:r>
     </w:p>
     <w:p>
       <w:pPr>
-        <w:spacing w:before="40" w:after="160"/>
-        <w:jc w:val="center"/>
-      </w:pPr>
-      <w:r>
-        <w:rPr>
-          <w:i/>
-          <w:color w:val="64748B"/>
-          <w:sz w:val="17"/>
-        </w:rPr>
-        <w:t>Figure 6: Comprehensive 4-panel diagnostic matrix: (a) Normal Q-Q plot of ANOVA residuals, (b) Residuals vs. fitted means, (c) Standard deviation across quality groups, and (d) Scatter plot with linear regression fit.</w:t>
-      </w:r>
-    </w:p>
-    <w:p>
-      <w:pPr>
-        <w:keepNext/>
-        <w:spacing w:before="280" w:after="80"/>
-      </w:pPr>
-      <w:r>
-        <w:rPr>
-          <w:b/>
-          <w:color w:val="1B365D"/>
-          <w:sz w:val="26"/>
-        </w:rPr>
-        <w:t>12. Primary Statistical Test: One-Way ANOVA</w:t>
-      </w:r>
-    </w:p>
-    <w:p>
-      <w:pPr>
+        <w:widowControl/>
         <w:spacing w:before="0" w:after="100" w:line="276" w:lineRule="auto"/>
       </w:pPr>
       <w:r>
         <w:rPr>
+          <w:rFonts w:ascii="Calibri" w:hAnsi="Calibri"/>
           <w:color w:val="2D3748"/>
           <w:sz w:val="19"/>
         </w:rPr>
@@ -2495,6 +2680,10 @@
         <w:gridCol w:w="1337"/>
       </w:tblGrid>
       <w:tr>
+        <w:trPr>
+          <w:cantSplit/>
+          <w:tblHeader/>
+        </w:trPr>
         <w:tc>
           <w:tcPr>
             <w:tcW w:type="dxa" w:w="2304"/>
@@ -2509,11 +2698,13 @@
           </w:tcPr>
           <w:p>
             <w:pPr>
+              <w:widowControl/>
               <w:spacing w:before="0" w:after="0"/>
               <w:jc w:val="left"/>
             </w:pPr>
             <w:r>
               <w:rPr>
+                <w:rFonts w:ascii="Calibri" w:hAnsi="Calibri"/>
                 <w:b/>
                 <w:color w:val="FFFFFF"/>
                 <w:sz w:val="18"/>
@@ -2536,11 +2727,13 @@
           </w:tcPr>
           <w:p>
             <w:pPr>
+              <w:widowControl/>
               <w:spacing w:before="0" w:after="0"/>
               <w:jc w:val="right"/>
             </w:pPr>
             <w:r>
               <w:rPr>
+                <w:rFonts w:ascii="Calibri" w:hAnsi="Calibri"/>
                 <w:b/>
                 <w:color w:val="FFFFFF"/>
                 <w:sz w:val="18"/>
@@ -2563,11 +2756,13 @@
           </w:tcPr>
           <w:p>
             <w:pPr>
+              <w:widowControl/>
               <w:spacing w:before="0" w:after="0"/>
               <w:jc w:val="right"/>
             </w:pPr>
             <w:r>
               <w:rPr>
+                <w:rFonts w:ascii="Calibri" w:hAnsi="Calibri"/>
                 <w:b/>
                 <w:color w:val="FFFFFF"/>
                 <w:sz w:val="18"/>
@@ -2590,11 +2785,13 @@
           </w:tcPr>
           <w:p>
             <w:pPr>
+              <w:widowControl/>
               <w:spacing w:before="0" w:after="0"/>
               <w:jc w:val="right"/>
             </w:pPr>
             <w:r>
               <w:rPr>
+                <w:rFonts w:ascii="Calibri" w:hAnsi="Calibri"/>
                 <w:b/>
                 <w:color w:val="FFFFFF"/>
                 <w:sz w:val="18"/>
@@ -2617,11 +2814,13 @@
           </w:tcPr>
           <w:p>
             <w:pPr>
+              <w:widowControl/>
               <w:spacing w:before="0" w:after="0"/>
               <w:jc w:val="right"/>
             </w:pPr>
             <w:r>
               <w:rPr>
+                <w:rFonts w:ascii="Calibri" w:hAnsi="Calibri"/>
                 <w:b/>
                 <w:color w:val="FFFFFF"/>
                 <w:sz w:val="18"/>
@@ -2644,11 +2843,13 @@
           </w:tcPr>
           <w:p>
             <w:pPr>
+              <w:widowControl/>
               <w:spacing w:before="0" w:after="0"/>
               <w:jc w:val="right"/>
             </w:pPr>
             <w:r>
               <w:rPr>
+                <w:rFonts w:ascii="Calibri" w:hAnsi="Calibri"/>
                 <w:b/>
                 <w:color w:val="FFFFFF"/>
                 <w:sz w:val="18"/>
@@ -2671,11 +2872,13 @@
           </w:tcPr>
           <w:p>
             <w:pPr>
+              <w:widowControl/>
               <w:spacing w:before="0" w:after="0"/>
               <w:jc w:val="center"/>
             </w:pPr>
             <w:r>
               <w:rPr>
+                <w:rFonts w:ascii="Calibri" w:hAnsi="Calibri"/>
                 <w:b/>
                 <w:color w:val="FFFFFF"/>
                 <w:sz w:val="18"/>
@@ -2686,6 +2889,9 @@
         </w:tc>
       </w:tr>
       <w:tr>
+        <w:trPr>
+          <w:cantSplit/>
+        </w:trPr>
         <w:tc>
           <w:tcPr>
             <w:tcW w:type="dxa" w:w="2304"/>
@@ -2700,11 +2906,13 @@
           </w:tcPr>
           <w:p>
             <w:pPr>
+              <w:widowControl/>
               <w:spacing w:before="0" w:after="0"/>
               <w:jc w:val="left"/>
             </w:pPr>
             <w:r>
               <w:rPr>
+                <w:rFonts w:ascii="Calibri" w:hAnsi="Calibri"/>
                 <w:color w:val="2D3748"/>
                 <w:sz w:val="17"/>
               </w:rPr>
@@ -2726,11 +2934,13 @@
           </w:tcPr>
           <w:p>
             <w:pPr>
+              <w:widowControl/>
               <w:spacing w:before="0" w:after="0"/>
               <w:jc w:val="right"/>
             </w:pPr>
             <w:r>
               <w:rPr>
+                <w:rFonts w:ascii="Calibri" w:hAnsi="Calibri"/>
                 <w:color w:val="2D3748"/>
                 <w:sz w:val="17"/>
               </w:rPr>
@@ -2752,11 +2962,13 @@
           </w:tcPr>
           <w:p>
             <w:pPr>
+              <w:widowControl/>
               <w:spacing w:before="0" w:after="0"/>
               <w:jc w:val="right"/>
             </w:pPr>
             <w:r>
               <w:rPr>
+                <w:rFonts w:ascii="Calibri" w:hAnsi="Calibri"/>
                 <w:color w:val="2D3748"/>
                 <w:sz w:val="17"/>
               </w:rPr>
@@ -2778,11 +2990,13 @@
           </w:tcPr>
           <w:p>
             <w:pPr>
+              <w:widowControl/>
               <w:spacing w:before="0" w:after="0"/>
               <w:jc w:val="right"/>
             </w:pPr>
             <w:r>
               <w:rPr>
+                <w:rFonts w:ascii="Calibri" w:hAnsi="Calibri"/>
                 <w:color w:val="2D3748"/>
                 <w:sz w:val="17"/>
               </w:rPr>
@@ -2804,11 +3018,13 @@
           </w:tcPr>
           <w:p>
             <w:pPr>
+              <w:widowControl/>
               <w:spacing w:before="0" w:after="0"/>
               <w:jc w:val="right"/>
             </w:pPr>
             <w:r>
               <w:rPr>
+                <w:rFonts w:ascii="Calibri" w:hAnsi="Calibri"/>
                 <w:color w:val="2D3748"/>
                 <w:sz w:val="17"/>
               </w:rPr>
@@ -2830,11 +3046,13 @@
           </w:tcPr>
           <w:p>
             <w:pPr>
+              <w:widowControl/>
               <w:spacing w:before="0" w:after="0"/>
               <w:jc w:val="right"/>
             </w:pPr>
             <w:r>
               <w:rPr>
+                <w:rFonts w:ascii="Calibri" w:hAnsi="Calibri"/>
                 <w:color w:val="2D3748"/>
                 <w:sz w:val="17"/>
               </w:rPr>
@@ -2856,11 +3074,13 @@
           </w:tcPr>
           <w:p>
             <w:pPr>
+              <w:widowControl/>
               <w:spacing w:before="0" w:after="0"/>
               <w:jc w:val="center"/>
             </w:pPr>
             <w:r>
               <w:rPr>
+                <w:rFonts w:ascii="Calibri" w:hAnsi="Calibri"/>
                 <w:color w:val="2D3748"/>
                 <w:sz w:val="17"/>
               </w:rPr>
@@ -2870,6 +3090,9 @@
         </w:tc>
       </w:tr>
       <w:tr>
+        <w:trPr>
+          <w:cantSplit/>
+        </w:trPr>
         <w:tc>
           <w:tcPr>
             <w:tcW w:type="dxa" w:w="2304"/>
@@ -2884,11 +3107,13 @@
           </w:tcPr>
           <w:p>
             <w:pPr>
+              <w:widowControl/>
               <w:spacing w:before="0" w:after="0"/>
               <w:jc w:val="left"/>
             </w:pPr>
             <w:r>
               <w:rPr>
+                <w:rFonts w:ascii="Calibri" w:hAnsi="Calibri"/>
                 <w:color w:val="2D3748"/>
                 <w:sz w:val="17"/>
               </w:rPr>
@@ -2910,11 +3135,13 @@
           </w:tcPr>
           <w:p>
             <w:pPr>
+              <w:widowControl/>
               <w:spacing w:before="0" w:after="0"/>
               <w:jc w:val="right"/>
             </w:pPr>
             <w:r>
               <w:rPr>
+                <w:rFonts w:ascii="Calibri" w:hAnsi="Calibri"/>
                 <w:color w:val="2D3748"/>
                 <w:sz w:val="17"/>
               </w:rPr>
@@ -2936,11 +3163,13 @@
           </w:tcPr>
           <w:p>
             <w:pPr>
+              <w:widowControl/>
               <w:spacing w:before="0" w:after="0"/>
               <w:jc w:val="right"/>
             </w:pPr>
             <w:r>
               <w:rPr>
+                <w:rFonts w:ascii="Calibri" w:hAnsi="Calibri"/>
                 <w:color w:val="2D3748"/>
                 <w:sz w:val="17"/>
               </w:rPr>
@@ -2962,11 +3191,13 @@
           </w:tcPr>
           <w:p>
             <w:pPr>
+              <w:widowControl/>
               <w:spacing w:before="0" w:after="0"/>
               <w:jc w:val="right"/>
             </w:pPr>
             <w:r>
               <w:rPr>
+                <w:rFonts w:ascii="Calibri" w:hAnsi="Calibri"/>
                 <w:color w:val="2D3748"/>
                 <w:sz w:val="17"/>
               </w:rPr>
@@ -2988,11 +3219,13 @@
           </w:tcPr>
           <w:p>
             <w:pPr>
+              <w:widowControl/>
               <w:spacing w:before="0" w:after="0"/>
               <w:jc w:val="right"/>
             </w:pPr>
             <w:r>
               <w:rPr>
+                <w:rFonts w:ascii="Calibri" w:hAnsi="Calibri"/>
                 <w:color w:val="2D3748"/>
                 <w:sz w:val="17"/>
               </w:rPr>
@@ -3014,11 +3247,13 @@
           </w:tcPr>
           <w:p>
             <w:pPr>
+              <w:widowControl/>
               <w:spacing w:before="0" w:after="0"/>
               <w:jc w:val="right"/>
             </w:pPr>
             <w:r>
               <w:rPr>
+                <w:rFonts w:ascii="Calibri" w:hAnsi="Calibri"/>
                 <w:color w:val="2D3748"/>
                 <w:sz w:val="17"/>
               </w:rPr>
@@ -3040,11 +3275,13 @@
           </w:tcPr>
           <w:p>
             <w:pPr>
+              <w:widowControl/>
               <w:spacing w:before="0" w:after="0"/>
               <w:jc w:val="center"/>
             </w:pPr>
             <w:r>
               <w:rPr>
+                <w:rFonts w:ascii="Calibri" w:hAnsi="Calibri"/>
                 <w:color w:val="2D3748"/>
                 <w:sz w:val="17"/>
               </w:rPr>
@@ -3054,6 +3291,9 @@
         </w:tc>
       </w:tr>
       <w:tr>
+        <w:trPr>
+          <w:cantSplit/>
+        </w:trPr>
         <w:tc>
           <w:tcPr>
             <w:tcW w:type="dxa" w:w="2304"/>
@@ -3068,11 +3308,13 @@
           </w:tcPr>
           <w:p>
             <w:pPr>
+              <w:widowControl/>
               <w:spacing w:before="0" w:after="0"/>
               <w:jc w:val="left"/>
             </w:pPr>
             <w:r>
               <w:rPr>
+                <w:rFonts w:ascii="Calibri" w:hAnsi="Calibri"/>
                 <w:color w:val="2D3748"/>
                 <w:sz w:val="17"/>
               </w:rPr>
@@ -3094,11 +3336,13 @@
           </w:tcPr>
           <w:p>
             <w:pPr>
+              <w:widowControl/>
               <w:spacing w:before="0" w:after="0"/>
               <w:jc w:val="right"/>
             </w:pPr>
             <w:r>
               <w:rPr>
+                <w:rFonts w:ascii="Calibri" w:hAnsi="Calibri"/>
                 <w:color w:val="2D3748"/>
                 <w:sz w:val="17"/>
               </w:rPr>
@@ -3120,11 +3364,13 @@
           </w:tcPr>
           <w:p>
             <w:pPr>
+              <w:widowControl/>
               <w:spacing w:before="0" w:after="0"/>
               <w:jc w:val="right"/>
             </w:pPr>
             <w:r>
               <w:rPr>
+                <w:rFonts w:ascii="Calibri" w:hAnsi="Calibri"/>
                 <w:color w:val="2D3748"/>
                 <w:sz w:val="17"/>
               </w:rPr>
@@ -3146,11 +3392,13 @@
           </w:tcPr>
           <w:p>
             <w:pPr>
+              <w:widowControl/>
               <w:spacing w:before="0" w:after="0"/>
               <w:jc w:val="right"/>
             </w:pPr>
             <w:r>
               <w:rPr>
+                <w:rFonts w:ascii="Calibri" w:hAnsi="Calibri"/>
                 <w:color w:val="2D3748"/>
                 <w:sz w:val="17"/>
               </w:rPr>
@@ -3172,11 +3420,13 @@
           </w:tcPr>
           <w:p>
             <w:pPr>
+              <w:widowControl/>
               <w:spacing w:before="0" w:after="0"/>
               <w:jc w:val="right"/>
             </w:pPr>
             <w:r>
               <w:rPr>
+                <w:rFonts w:ascii="Calibri" w:hAnsi="Calibri"/>
                 <w:color w:val="2D3748"/>
                 <w:sz w:val="17"/>
               </w:rPr>
@@ -3198,11 +3448,13 @@
           </w:tcPr>
           <w:p>
             <w:pPr>
+              <w:widowControl/>
               <w:spacing w:before="0" w:after="0"/>
               <w:jc w:val="right"/>
             </w:pPr>
             <w:r>
               <w:rPr>
+                <w:rFonts w:ascii="Calibri" w:hAnsi="Calibri"/>
                 <w:color w:val="2D3748"/>
                 <w:sz w:val="17"/>
               </w:rPr>
@@ -3224,11 +3476,13 @@
           </w:tcPr>
           <w:p>
             <w:pPr>
+              <w:widowControl/>
               <w:spacing w:before="0" w:after="0"/>
               <w:jc w:val="center"/>
             </w:pPr>
             <w:r>
               <w:rPr>
+                <w:rFonts w:ascii="Calibri" w:hAnsi="Calibri"/>
                 <w:color w:val="2D3748"/>
                 <w:sz w:val="17"/>
               </w:rPr>
@@ -3240,22 +3494,28 @@
     </w:tbl>
     <w:p>
       <w:pPr>
-        <w:spacing w:before="0" w:after="100" w:line="276" w:lineRule="auto"/>
+        <w:widowControl/>
+        <w:spacing w:before="60" w:after="160"/>
+        <w:jc w:val="center"/>
       </w:pPr>
       <w:r>
         <w:rPr>
-          <w:color w:val="2D3748"/>
-          <w:sz w:val="19"/>
+          <w:rFonts w:ascii="Calibri" w:hAnsi="Calibri"/>
+          <w:i/>
+          <w:color w:val="64748B"/>
+          <w:sz w:val="17"/>
         </w:rPr>
         <w:t>Table 2: One-Way ANOVA summary table decomposing sum of squares, degrees of freedom, mean squares, F-statistic, and p-value.</w:t>
       </w:r>
     </w:p>
     <w:p>
       <w:pPr>
+        <w:widowControl/>
         <w:spacing w:before="0" w:after="100" w:line="276" w:lineRule="auto"/>
       </w:pPr>
       <w:r>
         <w:rPr>
+          <w:rFonts w:ascii="Calibri" w:hAnsi="Calibri"/>
           <w:color w:val="2D3748"/>
           <w:sz w:val="19"/>
         </w:rPr>
@@ -3264,22 +3524,26 @@
     </w:p>
     <w:p>
       <w:pPr>
+        <w:widowControl/>
         <w:spacing w:before="0" w:after="100" w:line="276" w:lineRule="auto"/>
       </w:pPr>
       <w:r>
         <w:rPr>
+          <w:rFonts w:ascii="Calibri" w:hAnsi="Calibri"/>
           <w:color w:val="2D3748"/>
           <w:sz w:val="19"/>
         </w:rPr>
-        <w:t>Effect Size Quantification: The sample effect size Eta-squared is η² = 0.2667 (26.67% of total variance). To correct for sample overestimation, Omega-squared was calculated: ω² = 0.2642 (26.42% of population variance explained). By Cohen's benchmarks (small: 0.01, medium: 0.06, large: 0.14), an Omega-squared of 0.264 represents a very large effect size.</w:t>
+        <w:t>Effect Size Quantification: The sample effect size Eta-squared is η² = 0.2667 (26.67% of total variance). To correct for sample overestimation, Omega-squared was calculated: ω² = 0.2642 (26.42% of population variance explained). By Cohen's benchmarks (small: 0.01, medium: 0.06, large: 0.14), an Omega-squared of 0.2642 represents a very large effect size.</w:t>
       </w:r>
     </w:p>
     <w:p>
       <w:pPr>
+        <w:widowControl/>
         <w:spacing w:before="0" w:after="100" w:line="276" w:lineRule="auto"/>
       </w:pPr>
       <w:r>
         <w:rPr>
+          <w:rFonts w:ascii="Calibri" w:hAnsi="Calibri"/>
           <w:color w:val="2D3748"/>
           <w:sz w:val="19"/>
         </w:rPr>
@@ -3289,7 +3553,8 @@
     <w:p>
       <w:pPr>
         <w:keepNext/>
-        <w:spacing w:before="120" w:after="40"/>
+        <w:widowControl/>
+        <w:spacing w:before="160" w:after="40"/>
         <w:jc w:val="center"/>
       </w:pPr>
     </w:p>
@@ -3298,7 +3563,7 @@
         <w:drawing>
           <wp:inline xmlns:a="http://schemas.openxmlformats.org/drawingml/2006/main" xmlns:pic="http://schemas.openxmlformats.org/drawingml/2006/picture">
             <wp:extent cx="5669280" cy="3464560"/>
-            <wp:docPr id="4" name="Picture 4"/>
+            <wp:docPr id="3" name="Picture 3"/>
             <wp:cNvGraphicFramePr>
               <a:graphicFrameLocks noChangeAspect="1"/>
             </wp:cNvGraphicFramePr>
@@ -3310,7 +3575,7 @@
                     <pic:cNvPicPr/>
                   </pic:nvPicPr>
                   <pic:blipFill>
-                    <a:blip r:embed="rId14"/>
+                    <a:blip r:embed="rId15"/>
                     <a:stretch>
                       <a:fillRect/>
                     </a:stretch>
@@ -3331,38 +3596,44 @@
     </w:p>
     <w:p>
       <w:pPr>
+        <w:widowControl/>
         <w:spacing w:before="40" w:after="160"/>
         <w:jc w:val="center"/>
       </w:pPr>
       <w:r>
         <w:rPr>
+          <w:rFonts w:ascii="Calibri" w:hAnsi="Calibri"/>
           <w:i/>
           <w:color w:val="64748B"/>
           <w:sz w:val="17"/>
         </w:rPr>
-        <w:t>Figure 3: Group-wise mean alcohol content with 95% confidence interval error bars across wine quality levels 3 through 8, illustrating the upward trajectory in higher ratings.</w:t>
+        <w:t>Figure 3: Group Means with 95% Confidence Intervals — Group-wise mean alcohol content with 95% Student's t confidence interval error bars across wine quality levels 3 through 8.</w:t>
       </w:r>
     </w:p>
     <w:p>
       <w:pPr>
         <w:keepNext/>
+        <w:widowControl/>
         <w:spacing w:before="280" w:after="80"/>
       </w:pPr>
       <w:r>
         <w:rPr>
+          <w:rFonts w:ascii="Calibri" w:hAnsi="Calibri"/>
           <w:b/>
           <w:color w:val="1B365D"/>
           <w:sz w:val="26"/>
         </w:rPr>
-        <w:t>13. Post-Hoc Multiple Comparisons: Tukey HSD</w:t>
+        <w:t>11. Post-Hoc Multiple Comparisons: Tukey HSD</w:t>
       </w:r>
     </w:p>
     <w:p>
       <w:pPr>
+        <w:widowControl/>
         <w:spacing w:before="0" w:after="100" w:line="276" w:lineRule="auto"/>
       </w:pPr>
       <w:r>
         <w:rPr>
+          <w:rFonts w:ascii="Calibri" w:hAnsi="Calibri"/>
           <w:color w:val="2D3748"/>
           <w:sz w:val="19"/>
         </w:rPr>
@@ -3393,6 +3664,10 @@
         <w:gridCol w:w="1337"/>
       </w:tblGrid>
       <w:tr>
+        <w:trPr>
+          <w:cantSplit/>
+          <w:tblHeader/>
+        </w:trPr>
         <w:tc>
           <w:tcPr>
             <w:tcW w:type="dxa" w:w="1296"/>
@@ -3407,11 +3682,13 @@
           </w:tcPr>
           <w:p>
             <w:pPr>
+              <w:widowControl/>
               <w:spacing w:before="0" w:after="0"/>
               <w:jc w:val="center"/>
             </w:pPr>
             <w:r>
               <w:rPr>
+                <w:rFonts w:ascii="Calibri" w:hAnsi="Calibri"/>
                 <w:b/>
                 <w:color w:val="FFFFFF"/>
                 <w:sz w:val="18"/>
@@ -3434,11 +3711,13 @@
           </w:tcPr>
           <w:p>
             <w:pPr>
+              <w:widowControl/>
               <w:spacing w:before="0" w:after="0"/>
               <w:jc w:val="center"/>
             </w:pPr>
             <w:r>
               <w:rPr>
+                <w:rFonts w:ascii="Calibri" w:hAnsi="Calibri"/>
                 <w:b/>
                 <w:color w:val="FFFFFF"/>
                 <w:sz w:val="18"/>
@@ -3461,11 +3740,13 @@
           </w:tcPr>
           <w:p>
             <w:pPr>
+              <w:widowControl/>
               <w:spacing w:before="0" w:after="0"/>
               <w:jc w:val="right"/>
             </w:pPr>
             <w:r>
               <w:rPr>
+                <w:rFonts w:ascii="Calibri" w:hAnsi="Calibri"/>
                 <w:b/>
                 <w:color w:val="FFFFFF"/>
                 <w:sz w:val="18"/>
@@ -3488,11 +3769,13 @@
           </w:tcPr>
           <w:p>
             <w:pPr>
+              <w:widowControl/>
               <w:spacing w:before="0" w:after="0"/>
               <w:jc w:val="right"/>
             </w:pPr>
             <w:r>
               <w:rPr>
+                <w:rFonts w:ascii="Calibri" w:hAnsi="Calibri"/>
                 <w:b/>
                 <w:color w:val="FFFFFF"/>
                 <w:sz w:val="18"/>
@@ -3515,11 +3798,13 @@
           </w:tcPr>
           <w:p>
             <w:pPr>
+              <w:widowControl/>
               <w:spacing w:before="0" w:after="0"/>
               <w:jc w:val="right"/>
             </w:pPr>
             <w:r>
               <w:rPr>
+                <w:rFonts w:ascii="Calibri" w:hAnsi="Calibri"/>
                 <w:b/>
                 <w:color w:val="FFFFFF"/>
                 <w:sz w:val="18"/>
@@ -3542,11 +3827,13 @@
           </w:tcPr>
           <w:p>
             <w:pPr>
+              <w:widowControl/>
               <w:spacing w:before="0" w:after="0"/>
               <w:jc w:val="right"/>
             </w:pPr>
             <w:r>
               <w:rPr>
+                <w:rFonts w:ascii="Calibri" w:hAnsi="Calibri"/>
                 <w:b/>
                 <w:color w:val="FFFFFF"/>
                 <w:sz w:val="18"/>
@@ -3569,11 +3856,13 @@
           </w:tcPr>
           <w:p>
             <w:pPr>
+              <w:widowControl/>
               <w:spacing w:before="0" w:after="0"/>
               <w:jc w:val="center"/>
             </w:pPr>
             <w:r>
               <w:rPr>
+                <w:rFonts w:ascii="Calibri" w:hAnsi="Calibri"/>
                 <w:b/>
                 <w:color w:val="FFFFFF"/>
                 <w:sz w:val="18"/>
@@ -3584,6 +3873,9 @@
         </w:tc>
       </w:tr>
       <w:tr>
+        <w:trPr>
+          <w:cantSplit/>
+        </w:trPr>
         <w:tc>
           <w:tcPr>
             <w:tcW w:type="dxa" w:w="1296"/>
@@ -3598,11 +3890,13 @@
           </w:tcPr>
           <w:p>
             <w:pPr>
+              <w:widowControl/>
               <w:spacing w:before="0" w:after="0"/>
               <w:jc w:val="center"/>
             </w:pPr>
             <w:r>
               <w:rPr>
+                <w:rFonts w:ascii="Calibri" w:hAnsi="Calibri"/>
                 <w:color w:val="2D3748"/>
                 <w:sz w:val="17"/>
               </w:rPr>
@@ -3624,11 +3918,13 @@
           </w:tcPr>
           <w:p>
             <w:pPr>
+              <w:widowControl/>
               <w:spacing w:before="0" w:after="0"/>
               <w:jc w:val="center"/>
             </w:pPr>
             <w:r>
               <w:rPr>
+                <w:rFonts w:ascii="Calibri" w:hAnsi="Calibri"/>
                 <w:color w:val="2D3748"/>
                 <w:sz w:val="17"/>
               </w:rPr>
@@ -3650,11 +3946,13 @@
           </w:tcPr>
           <w:p>
             <w:pPr>
+              <w:widowControl/>
               <w:spacing w:before="0" w:after="0"/>
               <w:jc w:val="right"/>
             </w:pPr>
             <w:r>
               <w:rPr>
+                <w:rFonts w:ascii="Calibri" w:hAnsi="Calibri"/>
                 <w:color w:val="2D3748"/>
                 <w:sz w:val="17"/>
               </w:rPr>
@@ -3676,11 +3974,13 @@
           </w:tcPr>
           <w:p>
             <w:pPr>
+              <w:widowControl/>
               <w:spacing w:before="0" w:after="0"/>
               <w:jc w:val="right"/>
             </w:pPr>
             <w:r>
               <w:rPr>
+                <w:rFonts w:ascii="Calibri" w:hAnsi="Calibri"/>
                 <w:color w:val="2D3748"/>
                 <w:sz w:val="17"/>
               </w:rPr>
@@ -3702,11 +4002,13 @@
           </w:tcPr>
           <w:p>
             <w:pPr>
+              <w:widowControl/>
               <w:spacing w:before="0" w:after="0"/>
               <w:jc w:val="right"/>
             </w:pPr>
             <w:r>
               <w:rPr>
+                <w:rFonts w:ascii="Calibri" w:hAnsi="Calibri"/>
                 <w:color w:val="2D3748"/>
                 <w:sz w:val="17"/>
               </w:rPr>
@@ -3728,11 +4030,13 @@
           </w:tcPr>
           <w:p>
             <w:pPr>
+              <w:widowControl/>
               <w:spacing w:before="0" w:after="0"/>
               <w:jc w:val="right"/>
             </w:pPr>
             <w:r>
               <w:rPr>
+                <w:rFonts w:ascii="Calibri" w:hAnsi="Calibri"/>
                 <w:color w:val="2D3748"/>
                 <w:sz w:val="17"/>
               </w:rPr>
@@ -3754,11 +4058,13 @@
           </w:tcPr>
           <w:p>
             <w:pPr>
+              <w:widowControl/>
               <w:spacing w:before="0" w:after="0"/>
               <w:jc w:val="center"/>
             </w:pPr>
             <w:r>
               <w:rPr>
+                <w:rFonts w:ascii="Calibri" w:hAnsi="Calibri"/>
                 <w:color w:val="2D3748"/>
                 <w:sz w:val="17"/>
               </w:rPr>
@@ -3768,6 +4074,9 @@
         </w:tc>
       </w:tr>
       <w:tr>
+        <w:trPr>
+          <w:cantSplit/>
+        </w:trPr>
         <w:tc>
           <w:tcPr>
             <w:tcW w:type="dxa" w:w="1296"/>
@@ -3782,11 +4091,13 @@
           </w:tcPr>
           <w:p>
             <w:pPr>
+              <w:widowControl/>
               <w:spacing w:before="0" w:after="0"/>
               <w:jc w:val="center"/>
             </w:pPr>
             <w:r>
               <w:rPr>
+                <w:rFonts w:ascii="Calibri" w:hAnsi="Calibri"/>
                 <w:color w:val="2D3748"/>
                 <w:sz w:val="17"/>
               </w:rPr>
@@ -3808,11 +4119,13 @@
           </w:tcPr>
           <w:p>
             <w:pPr>
+              <w:widowControl/>
               <w:spacing w:before="0" w:after="0"/>
               <w:jc w:val="center"/>
             </w:pPr>
             <w:r>
               <w:rPr>
+                <w:rFonts w:ascii="Calibri" w:hAnsi="Calibri"/>
                 <w:color w:val="2D3748"/>
                 <w:sz w:val="17"/>
               </w:rPr>
@@ -3834,11 +4147,13 @@
           </w:tcPr>
           <w:p>
             <w:pPr>
+              <w:widowControl/>
               <w:spacing w:before="0" w:after="0"/>
               <w:jc w:val="right"/>
             </w:pPr>
             <w:r>
               <w:rPr>
+                <w:rFonts w:ascii="Calibri" w:hAnsi="Calibri"/>
                 <w:color w:val="2D3748"/>
                 <w:sz w:val="17"/>
               </w:rPr>
@@ -3860,11 +4175,13 @@
           </w:tcPr>
           <w:p>
             <w:pPr>
+              <w:widowControl/>
               <w:spacing w:before="0" w:after="0"/>
               <w:jc w:val="right"/>
             </w:pPr>
             <w:r>
               <w:rPr>
+                <w:rFonts w:ascii="Calibri" w:hAnsi="Calibri"/>
                 <w:color w:val="2D3748"/>
                 <w:sz w:val="17"/>
               </w:rPr>
@@ -3886,11 +4203,13 @@
           </w:tcPr>
           <w:p>
             <w:pPr>
+              <w:widowControl/>
               <w:spacing w:before="0" w:after="0"/>
               <w:jc w:val="right"/>
             </w:pPr>
             <w:r>
               <w:rPr>
+                <w:rFonts w:ascii="Calibri" w:hAnsi="Calibri"/>
                 <w:color w:val="2D3748"/>
                 <w:sz w:val="17"/>
               </w:rPr>
@@ -3912,11 +4231,13 @@
           </w:tcPr>
           <w:p>
             <w:pPr>
+              <w:widowControl/>
               <w:spacing w:before="0" w:after="0"/>
               <w:jc w:val="right"/>
             </w:pPr>
             <w:r>
               <w:rPr>
+                <w:rFonts w:ascii="Calibri" w:hAnsi="Calibri"/>
                 <w:color w:val="2D3748"/>
                 <w:sz w:val="17"/>
               </w:rPr>
@@ -3938,11 +4259,13 @@
           </w:tcPr>
           <w:p>
             <w:pPr>
+              <w:widowControl/>
               <w:spacing w:before="0" w:after="0"/>
               <w:jc w:val="center"/>
             </w:pPr>
             <w:r>
               <w:rPr>
+                <w:rFonts w:ascii="Calibri" w:hAnsi="Calibri"/>
                 <w:color w:val="2D3748"/>
                 <w:sz w:val="17"/>
               </w:rPr>
@@ -3952,6 +4275,9 @@
         </w:tc>
       </w:tr>
       <w:tr>
+        <w:trPr>
+          <w:cantSplit/>
+        </w:trPr>
         <w:tc>
           <w:tcPr>
             <w:tcW w:type="dxa" w:w="1296"/>
@@ -3966,11 +4292,13 @@
           </w:tcPr>
           <w:p>
             <w:pPr>
+              <w:widowControl/>
               <w:spacing w:before="0" w:after="0"/>
               <w:jc w:val="center"/>
             </w:pPr>
             <w:r>
               <w:rPr>
+                <w:rFonts w:ascii="Calibri" w:hAnsi="Calibri"/>
                 <w:color w:val="2D3748"/>
                 <w:sz w:val="17"/>
               </w:rPr>
@@ -3992,11 +4320,13 @@
           </w:tcPr>
           <w:p>
             <w:pPr>
+              <w:widowControl/>
               <w:spacing w:before="0" w:after="0"/>
               <w:jc w:val="center"/>
             </w:pPr>
             <w:r>
               <w:rPr>
+                <w:rFonts w:ascii="Calibri" w:hAnsi="Calibri"/>
                 <w:color w:val="2D3748"/>
                 <w:sz w:val="17"/>
               </w:rPr>
@@ -4018,11 +4348,13 @@
           </w:tcPr>
           <w:p>
             <w:pPr>
+              <w:widowControl/>
               <w:spacing w:before="0" w:after="0"/>
               <w:jc w:val="right"/>
             </w:pPr>
             <w:r>
               <w:rPr>
+                <w:rFonts w:ascii="Calibri" w:hAnsi="Calibri"/>
                 <w:color w:val="2D3748"/>
                 <w:sz w:val="17"/>
               </w:rPr>
@@ -4044,11 +4376,13 @@
           </w:tcPr>
           <w:p>
             <w:pPr>
+              <w:widowControl/>
               <w:spacing w:before="0" w:after="0"/>
               <w:jc w:val="right"/>
             </w:pPr>
             <w:r>
               <w:rPr>
+                <w:rFonts w:ascii="Calibri" w:hAnsi="Calibri"/>
                 <w:color w:val="2D3748"/>
                 <w:sz w:val="17"/>
               </w:rPr>
@@ -4070,11 +4404,13 @@
           </w:tcPr>
           <w:p>
             <w:pPr>
+              <w:widowControl/>
               <w:spacing w:before="0" w:after="0"/>
               <w:jc w:val="right"/>
             </w:pPr>
             <w:r>
               <w:rPr>
+                <w:rFonts w:ascii="Calibri" w:hAnsi="Calibri"/>
                 <w:color w:val="2D3748"/>
                 <w:sz w:val="17"/>
               </w:rPr>
@@ -4096,11 +4432,13 @@
           </w:tcPr>
           <w:p>
             <w:pPr>
+              <w:widowControl/>
               <w:spacing w:before="0" w:after="0"/>
               <w:jc w:val="right"/>
             </w:pPr>
             <w:r>
               <w:rPr>
+                <w:rFonts w:ascii="Calibri" w:hAnsi="Calibri"/>
                 <w:color w:val="2D3748"/>
                 <w:sz w:val="17"/>
               </w:rPr>
@@ -4122,11 +4460,13 @@
           </w:tcPr>
           <w:p>
             <w:pPr>
+              <w:widowControl/>
               <w:spacing w:before="0" w:after="0"/>
               <w:jc w:val="center"/>
             </w:pPr>
             <w:r>
               <w:rPr>
+                <w:rFonts w:ascii="Calibri" w:hAnsi="Calibri"/>
                 <w:color w:val="2D3748"/>
                 <w:sz w:val="17"/>
               </w:rPr>
@@ -4136,6 +4476,9 @@
         </w:tc>
       </w:tr>
       <w:tr>
+        <w:trPr>
+          <w:cantSplit/>
+        </w:trPr>
         <w:tc>
           <w:tcPr>
             <w:tcW w:type="dxa" w:w="1296"/>
@@ -4150,11 +4493,13 @@
           </w:tcPr>
           <w:p>
             <w:pPr>
+              <w:widowControl/>
               <w:spacing w:before="0" w:after="0"/>
               <w:jc w:val="center"/>
             </w:pPr>
             <w:r>
               <w:rPr>
+                <w:rFonts w:ascii="Calibri" w:hAnsi="Calibri"/>
                 <w:color w:val="2D3748"/>
                 <w:sz w:val="17"/>
               </w:rPr>
@@ -4176,11 +4521,13 @@
           </w:tcPr>
           <w:p>
             <w:pPr>
+              <w:widowControl/>
               <w:spacing w:before="0" w:after="0"/>
               <w:jc w:val="center"/>
             </w:pPr>
             <w:r>
               <w:rPr>
+                <w:rFonts w:ascii="Calibri" w:hAnsi="Calibri"/>
                 <w:color w:val="2D3748"/>
                 <w:sz w:val="17"/>
               </w:rPr>
@@ -4202,11 +4549,13 @@
           </w:tcPr>
           <w:p>
             <w:pPr>
+              <w:widowControl/>
               <w:spacing w:before="0" w:after="0"/>
               <w:jc w:val="right"/>
             </w:pPr>
             <w:r>
               <w:rPr>
+                <w:rFonts w:ascii="Calibri" w:hAnsi="Calibri"/>
                 <w:color w:val="2D3748"/>
                 <w:sz w:val="17"/>
               </w:rPr>
@@ -4228,11 +4577,13 @@
           </w:tcPr>
           <w:p>
             <w:pPr>
+              <w:widowControl/>
               <w:spacing w:before="0" w:after="0"/>
               <w:jc w:val="right"/>
             </w:pPr>
             <w:r>
               <w:rPr>
+                <w:rFonts w:ascii="Calibri" w:hAnsi="Calibri"/>
                 <w:color w:val="2D3748"/>
                 <w:sz w:val="17"/>
               </w:rPr>
@@ -4254,11 +4605,13 @@
           </w:tcPr>
           <w:p>
             <w:pPr>
+              <w:widowControl/>
               <w:spacing w:before="0" w:after="0"/>
               <w:jc w:val="right"/>
             </w:pPr>
             <w:r>
               <w:rPr>
+                <w:rFonts w:ascii="Calibri" w:hAnsi="Calibri"/>
                 <w:color w:val="2D3748"/>
                 <w:sz w:val="17"/>
               </w:rPr>
@@ -4280,11 +4633,13 @@
           </w:tcPr>
           <w:p>
             <w:pPr>
+              <w:widowControl/>
               <w:spacing w:before="0" w:after="0"/>
               <w:jc w:val="right"/>
             </w:pPr>
             <w:r>
               <w:rPr>
+                <w:rFonts w:ascii="Calibri" w:hAnsi="Calibri"/>
                 <w:color w:val="2D3748"/>
                 <w:sz w:val="17"/>
               </w:rPr>
@@ -4306,11 +4661,13 @@
           </w:tcPr>
           <w:p>
             <w:pPr>
+              <w:widowControl/>
               <w:spacing w:before="0" w:after="0"/>
               <w:jc w:val="center"/>
             </w:pPr>
             <w:r>
               <w:rPr>
+                <w:rFonts w:ascii="Calibri" w:hAnsi="Calibri"/>
                 <w:color w:val="2D3748"/>
                 <w:sz w:val="17"/>
               </w:rPr>
@@ -4320,6 +4677,9 @@
         </w:tc>
       </w:tr>
       <w:tr>
+        <w:trPr>
+          <w:cantSplit/>
+        </w:trPr>
         <w:tc>
           <w:tcPr>
             <w:tcW w:type="dxa" w:w="1296"/>
@@ -4334,11 +4694,13 @@
           </w:tcPr>
           <w:p>
             <w:pPr>
+              <w:widowControl/>
               <w:spacing w:before="0" w:after="0"/>
               <w:jc w:val="center"/>
             </w:pPr>
             <w:r>
               <w:rPr>
+                <w:rFonts w:ascii="Calibri" w:hAnsi="Calibri"/>
                 <w:color w:val="2D3748"/>
                 <w:sz w:val="17"/>
               </w:rPr>
@@ -4360,11 +4722,13 @@
           </w:tcPr>
           <w:p>
             <w:pPr>
+              <w:widowControl/>
               <w:spacing w:before="0" w:after="0"/>
               <w:jc w:val="center"/>
             </w:pPr>
             <w:r>
               <w:rPr>
+                <w:rFonts w:ascii="Calibri" w:hAnsi="Calibri"/>
                 <w:color w:val="2D3748"/>
                 <w:sz w:val="17"/>
               </w:rPr>
@@ -4386,11 +4750,13 @@
           </w:tcPr>
           <w:p>
             <w:pPr>
+              <w:widowControl/>
               <w:spacing w:before="0" w:after="0"/>
               <w:jc w:val="right"/>
             </w:pPr>
             <w:r>
               <w:rPr>
+                <w:rFonts w:ascii="Calibri" w:hAnsi="Calibri"/>
                 <w:color w:val="2D3748"/>
                 <w:sz w:val="17"/>
               </w:rPr>
@@ -4412,11 +4778,13 @@
           </w:tcPr>
           <w:p>
             <w:pPr>
+              <w:widowControl/>
               <w:spacing w:before="0" w:after="0"/>
               <w:jc w:val="right"/>
             </w:pPr>
             <w:r>
               <w:rPr>
+                <w:rFonts w:ascii="Calibri" w:hAnsi="Calibri"/>
                 <w:color w:val="2D3748"/>
                 <w:sz w:val="17"/>
               </w:rPr>
@@ -4438,11 +4806,13 @@
           </w:tcPr>
           <w:p>
             <w:pPr>
+              <w:widowControl/>
               <w:spacing w:before="0" w:after="0"/>
               <w:jc w:val="right"/>
             </w:pPr>
             <w:r>
               <w:rPr>
+                <w:rFonts w:ascii="Calibri" w:hAnsi="Calibri"/>
                 <w:color w:val="2D3748"/>
                 <w:sz w:val="17"/>
               </w:rPr>
@@ -4464,11 +4834,13 @@
           </w:tcPr>
           <w:p>
             <w:pPr>
+              <w:widowControl/>
               <w:spacing w:before="0" w:after="0"/>
               <w:jc w:val="right"/>
             </w:pPr>
             <w:r>
               <w:rPr>
+                <w:rFonts w:ascii="Calibri" w:hAnsi="Calibri"/>
                 <w:color w:val="2D3748"/>
                 <w:sz w:val="17"/>
               </w:rPr>
@@ -4490,11 +4862,13 @@
           </w:tcPr>
           <w:p>
             <w:pPr>
+              <w:widowControl/>
               <w:spacing w:before="0" w:after="0"/>
               <w:jc w:val="center"/>
             </w:pPr>
             <w:r>
               <w:rPr>
+                <w:rFonts w:ascii="Calibri" w:hAnsi="Calibri"/>
                 <w:color w:val="2D3748"/>
                 <w:sz w:val="17"/>
               </w:rPr>
@@ -4504,6 +4878,9 @@
         </w:tc>
       </w:tr>
       <w:tr>
+        <w:trPr>
+          <w:cantSplit/>
+        </w:trPr>
         <w:tc>
           <w:tcPr>
             <w:tcW w:type="dxa" w:w="1296"/>
@@ -4518,11 +4895,13 @@
           </w:tcPr>
           <w:p>
             <w:pPr>
+              <w:widowControl/>
               <w:spacing w:before="0" w:after="0"/>
               <w:jc w:val="center"/>
             </w:pPr>
             <w:r>
               <w:rPr>
+                <w:rFonts w:ascii="Calibri" w:hAnsi="Calibri"/>
                 <w:color w:val="2D3748"/>
                 <w:sz w:val="17"/>
               </w:rPr>
@@ -4544,11 +4923,13 @@
           </w:tcPr>
           <w:p>
             <w:pPr>
+              <w:widowControl/>
               <w:spacing w:before="0" w:after="0"/>
               <w:jc w:val="center"/>
             </w:pPr>
             <w:r>
               <w:rPr>
+                <w:rFonts w:ascii="Calibri" w:hAnsi="Calibri"/>
                 <w:color w:val="2D3748"/>
                 <w:sz w:val="17"/>
               </w:rPr>
@@ -4570,11 +4951,13 @@
           </w:tcPr>
           <w:p>
             <w:pPr>
+              <w:widowControl/>
               <w:spacing w:before="0" w:after="0"/>
               <w:jc w:val="right"/>
             </w:pPr>
             <w:r>
               <w:rPr>
+                <w:rFonts w:ascii="Calibri" w:hAnsi="Calibri"/>
                 <w:color w:val="2D3748"/>
                 <w:sz w:val="17"/>
               </w:rPr>
@@ -4596,11 +4979,13 @@
           </w:tcPr>
           <w:p>
             <w:pPr>
+              <w:widowControl/>
               <w:spacing w:before="0" w:after="0"/>
               <w:jc w:val="right"/>
             </w:pPr>
             <w:r>
               <w:rPr>
+                <w:rFonts w:ascii="Calibri" w:hAnsi="Calibri"/>
                 <w:color w:val="2D3748"/>
                 <w:sz w:val="17"/>
               </w:rPr>
@@ -4622,11 +5007,13 @@
           </w:tcPr>
           <w:p>
             <w:pPr>
+              <w:widowControl/>
               <w:spacing w:before="0" w:after="0"/>
               <w:jc w:val="right"/>
             </w:pPr>
             <w:r>
               <w:rPr>
+                <w:rFonts w:ascii="Calibri" w:hAnsi="Calibri"/>
                 <w:color w:val="2D3748"/>
                 <w:sz w:val="17"/>
               </w:rPr>
@@ -4648,11 +5035,13 @@
           </w:tcPr>
           <w:p>
             <w:pPr>
+              <w:widowControl/>
               <w:spacing w:before="0" w:after="0"/>
               <w:jc w:val="right"/>
             </w:pPr>
             <w:r>
               <w:rPr>
+                <w:rFonts w:ascii="Calibri" w:hAnsi="Calibri"/>
                 <w:color w:val="2D3748"/>
                 <w:sz w:val="17"/>
               </w:rPr>
@@ -4674,11 +5063,13 @@
           </w:tcPr>
           <w:p>
             <w:pPr>
+              <w:widowControl/>
               <w:spacing w:before="0" w:after="0"/>
               <w:jc w:val="center"/>
             </w:pPr>
             <w:r>
               <w:rPr>
+                <w:rFonts w:ascii="Calibri" w:hAnsi="Calibri"/>
                 <w:color w:val="2D3748"/>
                 <w:sz w:val="17"/>
               </w:rPr>
@@ -4688,6 +5079,9 @@
         </w:tc>
       </w:tr>
       <w:tr>
+        <w:trPr>
+          <w:cantSplit/>
+        </w:trPr>
         <w:tc>
           <w:tcPr>
             <w:tcW w:type="dxa" w:w="1296"/>
@@ -4702,11 +5096,13 @@
           </w:tcPr>
           <w:p>
             <w:pPr>
+              <w:widowControl/>
               <w:spacing w:before="0" w:after="0"/>
               <w:jc w:val="center"/>
             </w:pPr>
             <w:r>
               <w:rPr>
+                <w:rFonts w:ascii="Calibri" w:hAnsi="Calibri"/>
                 <w:color w:val="2D3748"/>
                 <w:sz w:val="17"/>
               </w:rPr>
@@ -4728,11 +5124,13 @@
           </w:tcPr>
           <w:p>
             <w:pPr>
+              <w:widowControl/>
               <w:spacing w:before="0" w:after="0"/>
               <w:jc w:val="center"/>
             </w:pPr>
             <w:r>
               <w:rPr>
+                <w:rFonts w:ascii="Calibri" w:hAnsi="Calibri"/>
                 <w:color w:val="2D3748"/>
                 <w:sz w:val="17"/>
               </w:rPr>
@@ -4754,11 +5152,13 @@
           </w:tcPr>
           <w:p>
             <w:pPr>
+              <w:widowControl/>
               <w:spacing w:before="0" w:after="0"/>
               <w:jc w:val="right"/>
             </w:pPr>
             <w:r>
               <w:rPr>
+                <w:rFonts w:ascii="Calibri" w:hAnsi="Calibri"/>
                 <w:color w:val="2D3748"/>
                 <w:sz w:val="17"/>
               </w:rPr>
@@ -4780,11 +5180,13 @@
           </w:tcPr>
           <w:p>
             <w:pPr>
+              <w:widowControl/>
               <w:spacing w:before="0" w:after="0"/>
               <w:jc w:val="right"/>
             </w:pPr>
             <w:r>
               <w:rPr>
+                <w:rFonts w:ascii="Calibri" w:hAnsi="Calibri"/>
                 <w:color w:val="2D3748"/>
                 <w:sz w:val="17"/>
               </w:rPr>
@@ -4806,11 +5208,13 @@
           </w:tcPr>
           <w:p>
             <w:pPr>
+              <w:widowControl/>
               <w:spacing w:before="0" w:after="0"/>
               <w:jc w:val="right"/>
             </w:pPr>
             <w:r>
               <w:rPr>
+                <w:rFonts w:ascii="Calibri" w:hAnsi="Calibri"/>
                 <w:color w:val="2D3748"/>
                 <w:sz w:val="17"/>
               </w:rPr>
@@ -4832,11 +5236,13 @@
           </w:tcPr>
           <w:p>
             <w:pPr>
+              <w:widowControl/>
               <w:spacing w:before="0" w:after="0"/>
               <w:jc w:val="right"/>
             </w:pPr>
             <w:r>
               <w:rPr>
+                <w:rFonts w:ascii="Calibri" w:hAnsi="Calibri"/>
                 <w:color w:val="2D3748"/>
                 <w:sz w:val="17"/>
               </w:rPr>
@@ -4858,11 +5264,13 @@
           </w:tcPr>
           <w:p>
             <w:pPr>
+              <w:widowControl/>
               <w:spacing w:before="0" w:after="0"/>
               <w:jc w:val="center"/>
             </w:pPr>
             <w:r>
               <w:rPr>
+                <w:rFonts w:ascii="Calibri" w:hAnsi="Calibri"/>
                 <w:color w:val="2D3748"/>
                 <w:sz w:val="17"/>
               </w:rPr>
@@ -4872,6 +5280,9 @@
         </w:tc>
       </w:tr>
       <w:tr>
+        <w:trPr>
+          <w:cantSplit/>
+        </w:trPr>
         <w:tc>
           <w:tcPr>
             <w:tcW w:type="dxa" w:w="1296"/>
@@ -4886,11 +5297,13 @@
           </w:tcPr>
           <w:p>
             <w:pPr>
+              <w:widowControl/>
               <w:spacing w:before="0" w:after="0"/>
               <w:jc w:val="center"/>
             </w:pPr>
             <w:r>
               <w:rPr>
+                <w:rFonts w:ascii="Calibri" w:hAnsi="Calibri"/>
                 <w:color w:val="2D3748"/>
                 <w:sz w:val="17"/>
               </w:rPr>
@@ -4912,11 +5325,13 @@
           </w:tcPr>
           <w:p>
             <w:pPr>
+              <w:widowControl/>
               <w:spacing w:before="0" w:after="0"/>
               <w:jc w:val="center"/>
             </w:pPr>
             <w:r>
               <w:rPr>
+                <w:rFonts w:ascii="Calibri" w:hAnsi="Calibri"/>
                 <w:color w:val="2D3748"/>
                 <w:sz w:val="17"/>
               </w:rPr>
@@ -4938,11 +5353,13 @@
           </w:tcPr>
           <w:p>
             <w:pPr>
+              <w:widowControl/>
               <w:spacing w:before="0" w:after="0"/>
               <w:jc w:val="right"/>
             </w:pPr>
             <w:r>
               <w:rPr>
+                <w:rFonts w:ascii="Calibri" w:hAnsi="Calibri"/>
                 <w:color w:val="2D3748"/>
                 <w:sz w:val="17"/>
               </w:rPr>
@@ -4964,11 +5381,13 @@
           </w:tcPr>
           <w:p>
             <w:pPr>
+              <w:widowControl/>
               <w:spacing w:before="0" w:after="0"/>
               <w:jc w:val="right"/>
             </w:pPr>
             <w:r>
               <w:rPr>
+                <w:rFonts w:ascii="Calibri" w:hAnsi="Calibri"/>
                 <w:color w:val="2D3748"/>
                 <w:sz w:val="17"/>
               </w:rPr>
@@ -4990,11 +5409,13 @@
           </w:tcPr>
           <w:p>
             <w:pPr>
+              <w:widowControl/>
               <w:spacing w:before="0" w:after="0"/>
               <w:jc w:val="right"/>
             </w:pPr>
             <w:r>
               <w:rPr>
+                <w:rFonts w:ascii="Calibri" w:hAnsi="Calibri"/>
                 <w:color w:val="2D3748"/>
                 <w:sz w:val="17"/>
               </w:rPr>
@@ -5016,11 +5437,13 @@
           </w:tcPr>
           <w:p>
             <w:pPr>
+              <w:widowControl/>
               <w:spacing w:before="0" w:after="0"/>
               <w:jc w:val="right"/>
             </w:pPr>
             <w:r>
               <w:rPr>
+                <w:rFonts w:ascii="Calibri" w:hAnsi="Calibri"/>
                 <w:color w:val="2D3748"/>
                 <w:sz w:val="17"/>
               </w:rPr>
@@ -5042,11 +5465,13 @@
           </w:tcPr>
           <w:p>
             <w:pPr>
+              <w:widowControl/>
               <w:spacing w:before="0" w:after="0"/>
               <w:jc w:val="center"/>
             </w:pPr>
             <w:r>
               <w:rPr>
+                <w:rFonts w:ascii="Calibri" w:hAnsi="Calibri"/>
                 <w:color w:val="2D3748"/>
                 <w:sz w:val="17"/>
               </w:rPr>
@@ -5056,6 +5481,9 @@
         </w:tc>
       </w:tr>
       <w:tr>
+        <w:trPr>
+          <w:cantSplit/>
+        </w:trPr>
         <w:tc>
           <w:tcPr>
             <w:tcW w:type="dxa" w:w="1296"/>
@@ -5070,11 +5498,13 @@
           </w:tcPr>
           <w:p>
             <w:pPr>
+              <w:widowControl/>
               <w:spacing w:before="0" w:after="0"/>
               <w:jc w:val="center"/>
             </w:pPr>
             <w:r>
               <w:rPr>
+                <w:rFonts w:ascii="Calibri" w:hAnsi="Calibri"/>
                 <w:color w:val="2D3748"/>
                 <w:sz w:val="17"/>
               </w:rPr>
@@ -5096,11 +5526,13 @@
           </w:tcPr>
           <w:p>
             <w:pPr>
+              <w:widowControl/>
               <w:spacing w:before="0" w:after="0"/>
               <w:jc w:val="center"/>
             </w:pPr>
             <w:r>
               <w:rPr>
+                <w:rFonts w:ascii="Calibri" w:hAnsi="Calibri"/>
                 <w:color w:val="2D3748"/>
                 <w:sz w:val="17"/>
               </w:rPr>
@@ -5122,11 +5554,13 @@
           </w:tcPr>
           <w:p>
             <w:pPr>
+              <w:widowControl/>
               <w:spacing w:before="0" w:after="0"/>
               <w:jc w:val="right"/>
             </w:pPr>
             <w:r>
               <w:rPr>
+                <w:rFonts w:ascii="Calibri" w:hAnsi="Calibri"/>
                 <w:color w:val="2D3748"/>
                 <w:sz w:val="17"/>
               </w:rPr>
@@ -5148,11 +5582,13 @@
           </w:tcPr>
           <w:p>
             <w:pPr>
+              <w:widowControl/>
               <w:spacing w:before="0" w:after="0"/>
               <w:jc w:val="right"/>
             </w:pPr>
             <w:r>
               <w:rPr>
+                <w:rFonts w:ascii="Calibri" w:hAnsi="Calibri"/>
                 <w:color w:val="2D3748"/>
                 <w:sz w:val="17"/>
               </w:rPr>
@@ -5174,11 +5610,13 @@
           </w:tcPr>
           <w:p>
             <w:pPr>
+              <w:widowControl/>
               <w:spacing w:before="0" w:after="0"/>
               <w:jc w:val="right"/>
             </w:pPr>
             <w:r>
               <w:rPr>
+                <w:rFonts w:ascii="Calibri" w:hAnsi="Calibri"/>
                 <w:color w:val="2D3748"/>
                 <w:sz w:val="17"/>
               </w:rPr>
@@ -5200,11 +5638,13 @@
           </w:tcPr>
           <w:p>
             <w:pPr>
+              <w:widowControl/>
               <w:spacing w:before="0" w:after="0"/>
               <w:jc w:val="right"/>
             </w:pPr>
             <w:r>
               <w:rPr>
+                <w:rFonts w:ascii="Calibri" w:hAnsi="Calibri"/>
                 <w:color w:val="2D3748"/>
                 <w:sz w:val="17"/>
               </w:rPr>
@@ -5226,11 +5666,13 @@
           </w:tcPr>
           <w:p>
             <w:pPr>
+              <w:widowControl/>
               <w:spacing w:before="0" w:after="0"/>
               <w:jc w:val="center"/>
             </w:pPr>
             <w:r>
               <w:rPr>
+                <w:rFonts w:ascii="Calibri" w:hAnsi="Calibri"/>
                 <w:color w:val="2D3748"/>
                 <w:sz w:val="17"/>
               </w:rPr>
@@ -5240,6 +5682,9 @@
         </w:tc>
       </w:tr>
       <w:tr>
+        <w:trPr>
+          <w:cantSplit/>
+        </w:trPr>
         <w:tc>
           <w:tcPr>
             <w:tcW w:type="dxa" w:w="1296"/>
@@ -5254,11 +5699,13 @@
           </w:tcPr>
           <w:p>
             <w:pPr>
+              <w:widowControl/>
               <w:spacing w:before="0" w:after="0"/>
               <w:jc w:val="center"/>
             </w:pPr>
             <w:r>
               <w:rPr>
+                <w:rFonts w:ascii="Calibri" w:hAnsi="Calibri"/>
                 <w:color w:val="2D3748"/>
                 <w:sz w:val="17"/>
               </w:rPr>
@@ -5280,11 +5727,13 @@
           </w:tcPr>
           <w:p>
             <w:pPr>
+              <w:widowControl/>
               <w:spacing w:before="0" w:after="0"/>
               <w:jc w:val="center"/>
             </w:pPr>
             <w:r>
               <w:rPr>
+                <w:rFonts w:ascii="Calibri" w:hAnsi="Calibri"/>
                 <w:color w:val="2D3748"/>
                 <w:sz w:val="17"/>
               </w:rPr>
@@ -5306,11 +5755,13 @@
           </w:tcPr>
           <w:p>
             <w:pPr>
+              <w:widowControl/>
               <w:spacing w:before="0" w:after="0"/>
               <w:jc w:val="right"/>
             </w:pPr>
             <w:r>
               <w:rPr>
+                <w:rFonts w:ascii="Calibri" w:hAnsi="Calibri"/>
                 <w:color w:val="2D3748"/>
                 <w:sz w:val="17"/>
               </w:rPr>
@@ -5332,11 +5783,13 @@
           </w:tcPr>
           <w:p>
             <w:pPr>
+              <w:widowControl/>
               <w:spacing w:before="0" w:after="0"/>
               <w:jc w:val="right"/>
             </w:pPr>
             <w:r>
               <w:rPr>
+                <w:rFonts w:ascii="Calibri" w:hAnsi="Calibri"/>
                 <w:color w:val="2D3748"/>
                 <w:sz w:val="17"/>
               </w:rPr>
@@ -5358,11 +5811,13 @@
           </w:tcPr>
           <w:p>
             <w:pPr>
+              <w:widowControl/>
               <w:spacing w:before="0" w:after="0"/>
               <w:jc w:val="right"/>
             </w:pPr>
             <w:r>
               <w:rPr>
+                <w:rFonts w:ascii="Calibri" w:hAnsi="Calibri"/>
                 <w:color w:val="2D3748"/>
                 <w:sz w:val="17"/>
               </w:rPr>
@@ -5384,11 +5839,13 @@
           </w:tcPr>
           <w:p>
             <w:pPr>
+              <w:widowControl/>
               <w:spacing w:before="0" w:after="0"/>
               <w:jc w:val="right"/>
             </w:pPr>
             <w:r>
               <w:rPr>
+                <w:rFonts w:ascii="Calibri" w:hAnsi="Calibri"/>
                 <w:color w:val="2D3748"/>
                 <w:sz w:val="17"/>
               </w:rPr>
@@ -5410,11 +5867,13 @@
           </w:tcPr>
           <w:p>
             <w:pPr>
+              <w:widowControl/>
               <w:spacing w:before="0" w:after="0"/>
               <w:jc w:val="center"/>
             </w:pPr>
             <w:r>
               <w:rPr>
+                <w:rFonts w:ascii="Calibri" w:hAnsi="Calibri"/>
                 <w:color w:val="2D3748"/>
                 <w:sz w:val="17"/>
               </w:rPr>
@@ -5424,6 +5883,9 @@
         </w:tc>
       </w:tr>
       <w:tr>
+        <w:trPr>
+          <w:cantSplit/>
+        </w:trPr>
         <w:tc>
           <w:tcPr>
             <w:tcW w:type="dxa" w:w="1296"/>
@@ -5438,11 +5900,13 @@
           </w:tcPr>
           <w:p>
             <w:pPr>
+              <w:widowControl/>
               <w:spacing w:before="0" w:after="0"/>
               <w:jc w:val="center"/>
             </w:pPr>
             <w:r>
               <w:rPr>
+                <w:rFonts w:ascii="Calibri" w:hAnsi="Calibri"/>
                 <w:color w:val="2D3748"/>
                 <w:sz w:val="17"/>
               </w:rPr>
@@ -5464,11 +5928,13 @@
           </w:tcPr>
           <w:p>
             <w:pPr>
+              <w:widowControl/>
               <w:spacing w:before="0" w:after="0"/>
               <w:jc w:val="center"/>
             </w:pPr>
             <w:r>
               <w:rPr>
+                <w:rFonts w:ascii="Calibri" w:hAnsi="Calibri"/>
                 <w:color w:val="2D3748"/>
                 <w:sz w:val="17"/>
               </w:rPr>
@@ -5490,11 +5956,13 @@
           </w:tcPr>
           <w:p>
             <w:pPr>
+              <w:widowControl/>
               <w:spacing w:before="0" w:after="0"/>
               <w:jc w:val="right"/>
             </w:pPr>
             <w:r>
               <w:rPr>
+                <w:rFonts w:ascii="Calibri" w:hAnsi="Calibri"/>
                 <w:color w:val="2D3748"/>
                 <w:sz w:val="17"/>
               </w:rPr>
@@ -5516,11 +5984,13 @@
           </w:tcPr>
           <w:p>
             <w:pPr>
+              <w:widowControl/>
               <w:spacing w:before="0" w:after="0"/>
               <w:jc w:val="right"/>
             </w:pPr>
             <w:r>
               <w:rPr>
+                <w:rFonts w:ascii="Calibri" w:hAnsi="Calibri"/>
                 <w:color w:val="2D3748"/>
                 <w:sz w:val="17"/>
               </w:rPr>
@@ -5542,11 +6012,13 @@
           </w:tcPr>
           <w:p>
             <w:pPr>
+              <w:widowControl/>
               <w:spacing w:before="0" w:after="0"/>
               <w:jc w:val="right"/>
             </w:pPr>
             <w:r>
               <w:rPr>
+                <w:rFonts w:ascii="Calibri" w:hAnsi="Calibri"/>
                 <w:color w:val="2D3748"/>
                 <w:sz w:val="17"/>
               </w:rPr>
@@ -5568,11 +6040,13 @@
           </w:tcPr>
           <w:p>
             <w:pPr>
+              <w:widowControl/>
               <w:spacing w:before="0" w:after="0"/>
               <w:jc w:val="right"/>
             </w:pPr>
             <w:r>
               <w:rPr>
+                <w:rFonts w:ascii="Calibri" w:hAnsi="Calibri"/>
                 <w:color w:val="2D3748"/>
                 <w:sz w:val="17"/>
               </w:rPr>
@@ -5594,11 +6068,13 @@
           </w:tcPr>
           <w:p>
             <w:pPr>
+              <w:widowControl/>
               <w:spacing w:before="0" w:after="0"/>
               <w:jc w:val="center"/>
             </w:pPr>
             <w:r>
               <w:rPr>
+                <w:rFonts w:ascii="Calibri" w:hAnsi="Calibri"/>
                 <w:color w:val="2D3748"/>
                 <w:sz w:val="17"/>
               </w:rPr>
@@ -5608,6 +6084,9 @@
         </w:tc>
       </w:tr>
       <w:tr>
+        <w:trPr>
+          <w:cantSplit/>
+        </w:trPr>
         <w:tc>
           <w:tcPr>
             <w:tcW w:type="dxa" w:w="1296"/>
@@ -5622,11 +6101,13 @@
           </w:tcPr>
           <w:p>
             <w:pPr>
+              <w:widowControl/>
               <w:spacing w:before="0" w:after="0"/>
               <w:jc w:val="center"/>
             </w:pPr>
             <w:r>
               <w:rPr>
+                <w:rFonts w:ascii="Calibri" w:hAnsi="Calibri"/>
                 <w:color w:val="2D3748"/>
                 <w:sz w:val="17"/>
               </w:rPr>
@@ -5648,11 +6129,13 @@
           </w:tcPr>
           <w:p>
             <w:pPr>
+              <w:widowControl/>
               <w:spacing w:before="0" w:after="0"/>
               <w:jc w:val="center"/>
             </w:pPr>
             <w:r>
               <w:rPr>
+                <w:rFonts w:ascii="Calibri" w:hAnsi="Calibri"/>
                 <w:color w:val="2D3748"/>
                 <w:sz w:val="17"/>
               </w:rPr>
@@ -5674,11 +6157,13 @@
           </w:tcPr>
           <w:p>
             <w:pPr>
+              <w:widowControl/>
               <w:spacing w:before="0" w:after="0"/>
               <w:jc w:val="right"/>
             </w:pPr>
             <w:r>
               <w:rPr>
+                <w:rFonts w:ascii="Calibri" w:hAnsi="Calibri"/>
                 <w:color w:val="2D3748"/>
                 <w:sz w:val="17"/>
               </w:rPr>
@@ -5700,11 +6185,13 @@
           </w:tcPr>
           <w:p>
             <w:pPr>
+              <w:widowControl/>
               <w:spacing w:before="0" w:after="0"/>
               <w:jc w:val="right"/>
             </w:pPr>
             <w:r>
               <w:rPr>
+                <w:rFonts w:ascii="Calibri" w:hAnsi="Calibri"/>
                 <w:color w:val="2D3748"/>
                 <w:sz w:val="17"/>
               </w:rPr>
@@ -5726,11 +6213,13 @@
           </w:tcPr>
           <w:p>
             <w:pPr>
+              <w:widowControl/>
               <w:spacing w:before="0" w:after="0"/>
               <w:jc w:val="right"/>
             </w:pPr>
             <w:r>
               <w:rPr>
+                <w:rFonts w:ascii="Calibri" w:hAnsi="Calibri"/>
                 <w:color w:val="2D3748"/>
                 <w:sz w:val="17"/>
               </w:rPr>
@@ -5752,11 +6241,13 @@
           </w:tcPr>
           <w:p>
             <w:pPr>
+              <w:widowControl/>
               <w:spacing w:before="0" w:after="0"/>
               <w:jc w:val="right"/>
             </w:pPr>
             <w:r>
               <w:rPr>
+                <w:rFonts w:ascii="Calibri" w:hAnsi="Calibri"/>
                 <w:color w:val="2D3748"/>
                 <w:sz w:val="17"/>
               </w:rPr>
@@ -5778,11 +6269,13 @@
           </w:tcPr>
           <w:p>
             <w:pPr>
+              <w:widowControl/>
               <w:spacing w:before="0" w:after="0"/>
               <w:jc w:val="center"/>
             </w:pPr>
             <w:r>
               <w:rPr>
+                <w:rFonts w:ascii="Calibri" w:hAnsi="Calibri"/>
                 <w:color w:val="2D3748"/>
                 <w:sz w:val="17"/>
               </w:rPr>
@@ -5792,6 +6285,9 @@
         </w:tc>
       </w:tr>
       <w:tr>
+        <w:trPr>
+          <w:cantSplit/>
+        </w:trPr>
         <w:tc>
           <w:tcPr>
             <w:tcW w:type="dxa" w:w="1296"/>
@@ -5806,11 +6302,13 @@
           </w:tcPr>
           <w:p>
             <w:pPr>
+              <w:widowControl/>
               <w:spacing w:before="0" w:after="0"/>
               <w:jc w:val="center"/>
             </w:pPr>
             <w:r>
               <w:rPr>
+                <w:rFonts w:ascii="Calibri" w:hAnsi="Calibri"/>
                 <w:color w:val="2D3748"/>
                 <w:sz w:val="17"/>
               </w:rPr>
@@ -5832,11 +6330,13 @@
           </w:tcPr>
           <w:p>
             <w:pPr>
+              <w:widowControl/>
               <w:spacing w:before="0" w:after="0"/>
               <w:jc w:val="center"/>
             </w:pPr>
             <w:r>
               <w:rPr>
+                <w:rFonts w:ascii="Calibri" w:hAnsi="Calibri"/>
                 <w:color w:val="2D3748"/>
                 <w:sz w:val="17"/>
               </w:rPr>
@@ -5858,11 +6358,13 @@
           </w:tcPr>
           <w:p>
             <w:pPr>
+              <w:widowControl/>
               <w:spacing w:before="0" w:after="0"/>
               <w:jc w:val="right"/>
             </w:pPr>
             <w:r>
               <w:rPr>
+                <w:rFonts w:ascii="Calibri" w:hAnsi="Calibri"/>
                 <w:color w:val="2D3748"/>
                 <w:sz w:val="17"/>
               </w:rPr>
@@ -5884,11 +6386,13 @@
           </w:tcPr>
           <w:p>
             <w:pPr>
+              <w:widowControl/>
               <w:spacing w:before="0" w:after="0"/>
               <w:jc w:val="right"/>
             </w:pPr>
             <w:r>
               <w:rPr>
+                <w:rFonts w:ascii="Calibri" w:hAnsi="Calibri"/>
                 <w:color w:val="2D3748"/>
                 <w:sz w:val="17"/>
               </w:rPr>
@@ -5910,11 +6414,13 @@
           </w:tcPr>
           <w:p>
             <w:pPr>
+              <w:widowControl/>
               <w:spacing w:before="0" w:after="0"/>
               <w:jc w:val="right"/>
             </w:pPr>
             <w:r>
               <w:rPr>
+                <w:rFonts w:ascii="Calibri" w:hAnsi="Calibri"/>
                 <w:color w:val="2D3748"/>
                 <w:sz w:val="17"/>
               </w:rPr>
@@ -5936,11 +6442,13 @@
           </w:tcPr>
           <w:p>
             <w:pPr>
+              <w:widowControl/>
               <w:spacing w:before="0" w:after="0"/>
               <w:jc w:val="right"/>
             </w:pPr>
             <w:r>
               <w:rPr>
+                <w:rFonts w:ascii="Calibri" w:hAnsi="Calibri"/>
                 <w:color w:val="2D3748"/>
                 <w:sz w:val="17"/>
               </w:rPr>
@@ -5962,11 +6470,13 @@
           </w:tcPr>
           <w:p>
             <w:pPr>
+              <w:widowControl/>
               <w:spacing w:before="0" w:after="0"/>
               <w:jc w:val="center"/>
             </w:pPr>
             <w:r>
               <w:rPr>
+                <w:rFonts w:ascii="Calibri" w:hAnsi="Calibri"/>
                 <w:color w:val="2D3748"/>
                 <w:sz w:val="17"/>
               </w:rPr>
@@ -5976,6 +6486,9 @@
         </w:tc>
       </w:tr>
       <w:tr>
+        <w:trPr>
+          <w:cantSplit/>
+        </w:trPr>
         <w:tc>
           <w:tcPr>
             <w:tcW w:type="dxa" w:w="1296"/>
@@ -5990,11 +6503,13 @@
           </w:tcPr>
           <w:p>
             <w:pPr>
+              <w:widowControl/>
               <w:spacing w:before="0" w:after="0"/>
               <w:jc w:val="center"/>
             </w:pPr>
             <w:r>
               <w:rPr>
+                <w:rFonts w:ascii="Calibri" w:hAnsi="Calibri"/>
                 <w:color w:val="2D3748"/>
                 <w:sz w:val="17"/>
               </w:rPr>
@@ -6016,11 +6531,13 @@
           </w:tcPr>
           <w:p>
             <w:pPr>
+              <w:widowControl/>
               <w:spacing w:before="0" w:after="0"/>
               <w:jc w:val="center"/>
             </w:pPr>
             <w:r>
               <w:rPr>
+                <w:rFonts w:ascii="Calibri" w:hAnsi="Calibri"/>
                 <w:color w:val="2D3748"/>
                 <w:sz w:val="17"/>
               </w:rPr>
@@ -6042,11 +6559,13 @@
           </w:tcPr>
           <w:p>
             <w:pPr>
+              <w:widowControl/>
               <w:spacing w:before="0" w:after="0"/>
               <w:jc w:val="right"/>
             </w:pPr>
             <w:r>
               <w:rPr>
+                <w:rFonts w:ascii="Calibri" w:hAnsi="Calibri"/>
                 <w:color w:val="2D3748"/>
                 <w:sz w:val="17"/>
               </w:rPr>
@@ -6068,11 +6587,13 @@
           </w:tcPr>
           <w:p>
             <w:pPr>
+              <w:widowControl/>
               <w:spacing w:before="0" w:after="0"/>
               <w:jc w:val="right"/>
             </w:pPr>
             <w:r>
               <w:rPr>
+                <w:rFonts w:ascii="Calibri" w:hAnsi="Calibri"/>
                 <w:color w:val="2D3748"/>
                 <w:sz w:val="17"/>
               </w:rPr>
@@ -6094,11 +6615,13 @@
           </w:tcPr>
           <w:p>
             <w:pPr>
+              <w:widowControl/>
               <w:spacing w:before="0" w:after="0"/>
               <w:jc w:val="right"/>
             </w:pPr>
             <w:r>
               <w:rPr>
+                <w:rFonts w:ascii="Calibri" w:hAnsi="Calibri"/>
                 <w:color w:val="2D3748"/>
                 <w:sz w:val="17"/>
               </w:rPr>
@@ -6120,11 +6643,13 @@
           </w:tcPr>
           <w:p>
             <w:pPr>
+              <w:widowControl/>
               <w:spacing w:before="0" w:after="0"/>
               <w:jc w:val="right"/>
             </w:pPr>
             <w:r>
               <w:rPr>
+                <w:rFonts w:ascii="Calibri" w:hAnsi="Calibri"/>
                 <w:color w:val="2D3748"/>
                 <w:sz w:val="17"/>
               </w:rPr>
@@ -6146,11 +6671,13 @@
           </w:tcPr>
           <w:p>
             <w:pPr>
+              <w:widowControl/>
               <w:spacing w:before="0" w:after="0"/>
               <w:jc w:val="center"/>
             </w:pPr>
             <w:r>
               <w:rPr>
+                <w:rFonts w:ascii="Calibri" w:hAnsi="Calibri"/>
                 <w:color w:val="2D3748"/>
                 <w:sz w:val="17"/>
               </w:rPr>
@@ -6160,6 +6687,9 @@
         </w:tc>
       </w:tr>
       <w:tr>
+        <w:trPr>
+          <w:cantSplit/>
+        </w:trPr>
         <w:tc>
           <w:tcPr>
             <w:tcW w:type="dxa" w:w="1296"/>
@@ -6174,11 +6704,13 @@
           </w:tcPr>
           <w:p>
             <w:pPr>
+              <w:widowControl/>
               <w:spacing w:before="0" w:after="0"/>
               <w:jc w:val="center"/>
             </w:pPr>
             <w:r>
               <w:rPr>
+                <w:rFonts w:ascii="Calibri" w:hAnsi="Calibri"/>
                 <w:color w:val="2D3748"/>
                 <w:sz w:val="17"/>
               </w:rPr>
@@ -6200,11 +6732,13 @@
           </w:tcPr>
           <w:p>
             <w:pPr>
+              <w:widowControl/>
               <w:spacing w:before="0" w:after="0"/>
               <w:jc w:val="center"/>
             </w:pPr>
             <w:r>
               <w:rPr>
+                <w:rFonts w:ascii="Calibri" w:hAnsi="Calibri"/>
                 <w:color w:val="2D3748"/>
                 <w:sz w:val="17"/>
               </w:rPr>
@@ -6226,11 +6760,13 @@
           </w:tcPr>
           <w:p>
             <w:pPr>
+              <w:widowControl/>
               <w:spacing w:before="0" w:after="0"/>
               <w:jc w:val="right"/>
             </w:pPr>
             <w:r>
               <w:rPr>
+                <w:rFonts w:ascii="Calibri" w:hAnsi="Calibri"/>
                 <w:color w:val="2D3748"/>
                 <w:sz w:val="17"/>
               </w:rPr>
@@ -6252,11 +6788,13 @@
           </w:tcPr>
           <w:p>
             <w:pPr>
+              <w:widowControl/>
               <w:spacing w:before="0" w:after="0"/>
               <w:jc w:val="right"/>
             </w:pPr>
             <w:r>
               <w:rPr>
+                <w:rFonts w:ascii="Calibri" w:hAnsi="Calibri"/>
                 <w:color w:val="2D3748"/>
                 <w:sz w:val="17"/>
               </w:rPr>
@@ -6278,11 +6816,13 @@
           </w:tcPr>
           <w:p>
             <w:pPr>
+              <w:widowControl/>
               <w:spacing w:before="0" w:after="0"/>
               <w:jc w:val="right"/>
             </w:pPr>
             <w:r>
               <w:rPr>
+                <w:rFonts w:ascii="Calibri" w:hAnsi="Calibri"/>
                 <w:color w:val="2D3748"/>
                 <w:sz w:val="17"/>
               </w:rPr>
@@ -6304,11 +6844,13 @@
           </w:tcPr>
           <w:p>
             <w:pPr>
+              <w:widowControl/>
               <w:spacing w:before="0" w:after="0"/>
               <w:jc w:val="right"/>
             </w:pPr>
             <w:r>
               <w:rPr>
+                <w:rFonts w:ascii="Calibri" w:hAnsi="Calibri"/>
                 <w:color w:val="2D3748"/>
                 <w:sz w:val="17"/>
               </w:rPr>
@@ -6330,11 +6872,13 @@
           </w:tcPr>
           <w:p>
             <w:pPr>
+              <w:widowControl/>
               <w:spacing w:before="0" w:after="0"/>
               <w:jc w:val="center"/>
             </w:pPr>
             <w:r>
               <w:rPr>
+                <w:rFonts w:ascii="Calibri" w:hAnsi="Calibri"/>
                 <w:color w:val="2D3748"/>
                 <w:sz w:val="17"/>
               </w:rPr>
@@ -6346,32 +6890,38 @@
     </w:tbl>
     <w:p>
       <w:pPr>
-        <w:spacing w:before="0" w:after="100" w:line="276" w:lineRule="auto"/>
+        <w:widowControl/>
+        <w:spacing w:before="60" w:after="160"/>
+        <w:jc w:val="center"/>
       </w:pPr>
       <w:r>
         <w:rPr>
-          <w:color w:val="2D3748"/>
-          <w:sz w:val="19"/>
+          <w:rFonts w:ascii="Calibri" w:hAnsi="Calibri"/>
+          <w:i/>
+          <w:color w:val="64748B"/>
+          <w:sz w:val="17"/>
         </w:rPr>
         <w:t>Table 3: Tukey HSD pairwise comparison table presenting mean differences, FWER-adjusted p-values, simultaneous 95% confidence intervals, and decision outcomes.</w:t>
       </w:r>
     </w:p>
     <w:p>
       <w:pPr>
+        <w:widowControl/>
         <w:spacing w:before="0" w:after="100" w:line="276" w:lineRule="auto"/>
       </w:pPr>
       <w:r>
         <w:rPr>
+          <w:rFonts w:ascii="Calibri" w:hAnsi="Calibri"/>
           <w:color w:val="2D3748"/>
           <w:sz w:val="19"/>
         </w:rPr>
         <w:t>Key Findings from Post-Hoc Analysis:</w:t>
         <w:br/>
-        <w:t>• Lower-tier quality ratings (3 vs. 4: diff = +0.31%, p = 0.923; 3 vs. 5: diff = -0.06%, p = 1.000; 4 vs. 5: diff = -0.37%, p = 0.057) do not exhibit statistically significant differences in alcohol content.</w:t>
+        <w:t>• Lower-tier quality ratings (3 vs. 4: diff = +0.31%, p = 0.9231; 3 vs. 5: diff = -0.06%, p = 1.0000; 4 vs. 5: diff = -0.37%, p = 0.0573) do not exhibit statistically significant differences in alcohol content.</w:t>
         <w:br/>
-        <w:t>• Quality tier 6 marks a major statistical transition: quality 6 wines have significantly higher alcohol content than quality 5 wines (diff = +0.73%, 95% CI: [+0.59%, +0.87%], p &lt; 0.001).</w:t>
+        <w:t>• Quality tier 6 marks a major statistical transition: quality 6 wines have significantly higher alcohol content than quality 5 wines (diff = +0.73%, 95% CI: [+0.59%, +0.87%], p &lt; 0.0001).</w:t>
         <w:br/>
-        <w:t>• Premium tiers exhibit dramatic increases: quality 7 wines exceed quality 5 wines by +1.57% vol (p &lt; 0.001), and quality 8 wines exceed quality 5 wines by +2.19% vol (p &lt; 0.001).</w:t>
+        <w:t>• Premium tiers exhibit dramatic increases: quality 7 wines exceed quality 5 wines by +1.57% vol (p &lt; 0.0001), and quality 8 wines exceed quality 5 wines by +2.19% vol (p &lt; 0.0001).</w:t>
         <w:br/>
         <w:t>• The comparison between quality 7 and 8 (diff = +0.63%, 95% CI: [-0.01%, +1.27%], p = 0.0589) narrowly misses the α = 0.05 cutoff, partially due to the smaller sample size in quality 8 (n = 18).</w:t>
       </w:r>
@@ -6379,7 +6929,8 @@
     <w:p>
       <w:pPr>
         <w:keepNext/>
-        <w:spacing w:before="120" w:after="40"/>
+        <w:widowControl/>
+        <w:spacing w:before="160" w:after="40"/>
         <w:jc w:val="center"/>
       </w:pPr>
     </w:p>
@@ -6388,7 +6939,7 @@
         <w:drawing>
           <wp:inline xmlns:a="http://schemas.openxmlformats.org/drawingml/2006/main" xmlns:pic="http://schemas.openxmlformats.org/drawingml/2006/picture">
             <wp:extent cx="5669280" cy="3968496"/>
-            <wp:docPr id="5" name="Picture 5"/>
+            <wp:docPr id="4" name="Picture 4"/>
             <wp:cNvGraphicFramePr>
               <a:graphicFrameLocks noChangeAspect="1"/>
             </wp:cNvGraphicFramePr>
@@ -6400,7 +6951,7 @@
                     <pic:cNvPicPr/>
                   </pic:nvPicPr>
                   <pic:blipFill>
-                    <a:blip r:embed="rId15"/>
+                    <a:blip r:embed="rId16"/>
                     <a:stretch>
                       <a:fillRect/>
                     </a:stretch>
@@ -6421,38 +6972,44 @@
     </w:p>
     <w:p>
       <w:pPr>
+        <w:widowControl/>
         <w:spacing w:before="40" w:after="160"/>
         <w:jc w:val="center"/>
       </w:pPr>
       <w:r>
         <w:rPr>
+          <w:rFonts w:ascii="Calibri" w:hAnsi="Calibri"/>
           <w:i/>
           <w:color w:val="64748B"/>
           <w:sz w:val="17"/>
         </w:rPr>
-        <w:t>Figure 4: Forest plot of Tukey HSD pairwise mean differences and simultaneous 95% confidence intervals (green = statistically significant rejection of H₀; red = fail to reject).</w:t>
+        <w:t>Figure 4: Tukey HSD Forest Plot — Forest plot of Tukey HSD pairwise mean differences and simultaneous 95% confidence intervals (green = statistically significant rejection of H₀; red = fail to reject).</w:t>
       </w:r>
     </w:p>
     <w:p>
       <w:pPr>
         <w:keepNext/>
+        <w:widowControl/>
         <w:spacing w:before="280" w:after="80"/>
       </w:pPr>
       <w:r>
         <w:rPr>
+          <w:rFonts w:ascii="Calibri" w:hAnsi="Calibri"/>
           <w:b/>
           <w:color w:val="1B365D"/>
           <w:sz w:val="26"/>
         </w:rPr>
-        <w:t>14. Secondary Statistical Analysis: High vs. Low Quality</w:t>
+        <w:t>12. Secondary Statistical Analysis: High vs. Low Quality</w:t>
       </w:r>
     </w:p>
     <w:p>
       <w:pPr>
+        <w:widowControl/>
         <w:spacing w:before="0" w:after="100" w:line="276" w:lineRule="auto"/>
       </w:pPr>
       <w:r>
         <w:rPr>
+          <w:rFonts w:ascii="Calibri" w:hAnsi="Calibri"/>
           <w:color w:val="2D3748"/>
           <w:sz w:val="19"/>
         </w:rPr>
@@ -6484,6 +7041,10 @@
         <w:gridCol w:w="1170"/>
       </w:tblGrid>
       <w:tr>
+        <w:trPr>
+          <w:cantSplit/>
+          <w:tblHeader/>
+        </w:trPr>
         <w:tc>
           <w:tcPr>
             <w:tcW w:type="dxa" w:w="2160"/>
@@ -6498,11 +7059,13 @@
           </w:tcPr>
           <w:p>
             <w:pPr>
+              <w:widowControl/>
               <w:spacing w:before="0" w:after="0"/>
               <w:jc w:val="left"/>
             </w:pPr>
             <w:r>
               <w:rPr>
+                <w:rFonts w:ascii="Calibri" w:hAnsi="Calibri"/>
                 <w:b/>
                 <w:color w:val="FFFFFF"/>
                 <w:sz w:val="18"/>
@@ -6525,11 +7088,13 @@
           </w:tcPr>
           <w:p>
             <w:pPr>
+              <w:widowControl/>
               <w:spacing w:before="0" w:after="0"/>
               <w:jc w:val="center"/>
             </w:pPr>
             <w:r>
               <w:rPr>
+                <w:rFonts w:ascii="Calibri" w:hAnsi="Calibri"/>
                 <w:b/>
                 <w:color w:val="FFFFFF"/>
                 <w:sz w:val="18"/>
@@ -6552,11 +7117,13 @@
           </w:tcPr>
           <w:p>
             <w:pPr>
+              <w:widowControl/>
               <w:spacing w:before="0" w:after="0"/>
               <w:jc w:val="right"/>
             </w:pPr>
             <w:r>
               <w:rPr>
+                <w:rFonts w:ascii="Calibri" w:hAnsi="Calibri"/>
                 <w:b/>
                 <w:color w:val="FFFFFF"/>
                 <w:sz w:val="18"/>
@@ -6579,11 +7146,13 @@
           </w:tcPr>
           <w:p>
             <w:pPr>
+              <w:widowControl/>
               <w:spacing w:before="0" w:after="0"/>
               <w:jc w:val="right"/>
             </w:pPr>
             <w:r>
               <w:rPr>
+                <w:rFonts w:ascii="Calibri" w:hAnsi="Calibri"/>
                 <w:b/>
                 <w:color w:val="FFFFFF"/>
                 <w:sz w:val="18"/>
@@ -6606,11 +7175,13 @@
           </w:tcPr>
           <w:p>
             <w:pPr>
+              <w:widowControl/>
               <w:spacing w:before="0" w:after="0"/>
               <w:jc w:val="right"/>
             </w:pPr>
             <w:r>
               <w:rPr>
+                <w:rFonts w:ascii="Calibri" w:hAnsi="Calibri"/>
                 <w:b/>
                 <w:color w:val="FFFFFF"/>
                 <w:sz w:val="18"/>
@@ -6633,11 +7204,13 @@
           </w:tcPr>
           <w:p>
             <w:pPr>
+              <w:widowControl/>
               <w:spacing w:before="0" w:after="0"/>
               <w:jc w:val="right"/>
             </w:pPr>
             <w:r>
               <w:rPr>
+                <w:rFonts w:ascii="Calibri" w:hAnsi="Calibri"/>
                 <w:b/>
                 <w:color w:val="FFFFFF"/>
                 <w:sz w:val="18"/>
@@ -6660,11 +7233,13 @@
           </w:tcPr>
           <w:p>
             <w:pPr>
+              <w:widowControl/>
               <w:spacing w:before="0" w:after="0"/>
               <w:jc w:val="right"/>
             </w:pPr>
             <w:r>
               <w:rPr>
+                <w:rFonts w:ascii="Calibri" w:hAnsi="Calibri"/>
                 <w:b/>
                 <w:color w:val="FFFFFF"/>
                 <w:sz w:val="18"/>
@@ -6687,11 +7262,13 @@
           </w:tcPr>
           <w:p>
             <w:pPr>
+              <w:widowControl/>
               <w:spacing w:before="0" w:after="0"/>
               <w:jc w:val="right"/>
             </w:pPr>
             <w:r>
               <w:rPr>
+                <w:rFonts w:ascii="Calibri" w:hAnsi="Calibri"/>
                 <w:b/>
                 <w:color w:val="FFFFFF"/>
                 <w:sz w:val="18"/>
@@ -6702,6 +7279,9 @@
         </w:tc>
       </w:tr>
       <w:tr>
+        <w:trPr>
+          <w:cantSplit/>
+        </w:trPr>
         <w:tc>
           <w:tcPr>
             <w:tcW w:type="dxa" w:w="2160"/>
@@ -6716,11 +7296,13 @@
           </w:tcPr>
           <w:p>
             <w:pPr>
+              <w:widowControl/>
               <w:spacing w:before="0" w:after="0"/>
               <w:jc w:val="left"/>
             </w:pPr>
             <w:r>
               <w:rPr>
+                <w:rFonts w:ascii="Calibri" w:hAnsi="Calibri"/>
                 <w:color w:val="2D3748"/>
                 <w:sz w:val="17"/>
               </w:rPr>
@@ -6742,11 +7324,13 @@
           </w:tcPr>
           <w:p>
             <w:pPr>
+              <w:widowControl/>
               <w:spacing w:before="0" w:after="0"/>
               <w:jc w:val="center"/>
             </w:pPr>
             <w:r>
               <w:rPr>
+                <w:rFonts w:ascii="Calibri" w:hAnsi="Calibri"/>
                 <w:color w:val="2D3748"/>
                 <w:sz w:val="17"/>
               </w:rPr>
@@ -6768,11 +7352,13 @@
           </w:tcPr>
           <w:p>
             <w:pPr>
+              <w:widowControl/>
               <w:spacing w:before="0" w:after="0"/>
               <w:jc w:val="right"/>
             </w:pPr>
             <w:r>
               <w:rPr>
+                <w:rFonts w:ascii="Calibri" w:hAnsi="Calibri"/>
                 <w:color w:val="2D3748"/>
                 <w:sz w:val="17"/>
               </w:rPr>
@@ -6794,11 +7380,13 @@
           </w:tcPr>
           <w:p>
             <w:pPr>
+              <w:widowControl/>
               <w:spacing w:before="0" w:after="0"/>
               <w:jc w:val="right"/>
             </w:pPr>
             <w:r>
               <w:rPr>
+                <w:rFonts w:ascii="Calibri" w:hAnsi="Calibri"/>
                 <w:color w:val="2D3748"/>
                 <w:sz w:val="17"/>
               </w:rPr>
@@ -6820,11 +7408,13 @@
           </w:tcPr>
           <w:p>
             <w:pPr>
+              <w:widowControl/>
               <w:spacing w:before="0" w:after="0"/>
               <w:jc w:val="right"/>
             </w:pPr>
             <w:r>
               <w:rPr>
+                <w:rFonts w:ascii="Calibri" w:hAnsi="Calibri"/>
                 <w:color w:val="2D3748"/>
                 <w:sz w:val="17"/>
               </w:rPr>
@@ -6846,11 +7436,13 @@
           </w:tcPr>
           <w:p>
             <w:pPr>
+              <w:widowControl/>
               <w:spacing w:before="0" w:after="0"/>
               <w:jc w:val="right"/>
             </w:pPr>
             <w:r>
               <w:rPr>
+                <w:rFonts w:ascii="Calibri" w:hAnsi="Calibri"/>
                 <w:color w:val="2D3748"/>
                 <w:sz w:val="17"/>
               </w:rPr>
@@ -6872,11 +7464,13 @@
           </w:tcPr>
           <w:p>
             <w:pPr>
+              <w:widowControl/>
               <w:spacing w:before="0" w:after="0"/>
               <w:jc w:val="right"/>
             </w:pPr>
             <w:r>
               <w:rPr>
+                <w:rFonts w:ascii="Calibri" w:hAnsi="Calibri"/>
                 <w:color w:val="2D3748"/>
                 <w:sz w:val="17"/>
               </w:rPr>
@@ -6898,11 +7492,13 @@
           </w:tcPr>
           <w:p>
             <w:pPr>
+              <w:widowControl/>
               <w:spacing w:before="0" w:after="0"/>
               <w:jc w:val="right"/>
             </w:pPr>
             <w:r>
               <w:rPr>
+                <w:rFonts w:ascii="Calibri" w:hAnsi="Calibri"/>
                 <w:color w:val="2D3748"/>
                 <w:sz w:val="17"/>
               </w:rPr>
@@ -6912,6 +7508,9 @@
         </w:tc>
       </w:tr>
       <w:tr>
+        <w:trPr>
+          <w:cantSplit/>
+        </w:trPr>
         <w:tc>
           <w:tcPr>
             <w:tcW w:type="dxa" w:w="2160"/>
@@ -6926,11 +7525,13 @@
           </w:tcPr>
           <w:p>
             <w:pPr>
+              <w:widowControl/>
               <w:spacing w:before="0" w:after="0"/>
               <w:jc w:val="left"/>
             </w:pPr>
             <w:r>
               <w:rPr>
+                <w:rFonts w:ascii="Calibri" w:hAnsi="Calibri"/>
                 <w:color w:val="2D3748"/>
                 <w:sz w:val="17"/>
               </w:rPr>
@@ -6952,11 +7553,13 @@
           </w:tcPr>
           <w:p>
             <w:pPr>
+              <w:widowControl/>
               <w:spacing w:before="0" w:after="0"/>
               <w:jc w:val="center"/>
             </w:pPr>
             <w:r>
               <w:rPr>
+                <w:rFonts w:ascii="Calibri" w:hAnsi="Calibri"/>
                 <w:color w:val="2D3748"/>
                 <w:sz w:val="17"/>
               </w:rPr>
@@ -6978,11 +7581,13 @@
           </w:tcPr>
           <w:p>
             <w:pPr>
+              <w:widowControl/>
               <w:spacing w:before="0" w:after="0"/>
               <w:jc w:val="right"/>
             </w:pPr>
             <w:r>
               <w:rPr>
+                <w:rFonts w:ascii="Calibri" w:hAnsi="Calibri"/>
                 <w:color w:val="2D3748"/>
                 <w:sz w:val="17"/>
               </w:rPr>
@@ -7004,11 +7609,13 @@
           </w:tcPr>
           <w:p>
             <w:pPr>
+              <w:widowControl/>
               <w:spacing w:before="0" w:after="0"/>
               <w:jc w:val="right"/>
             </w:pPr>
             <w:r>
               <w:rPr>
+                <w:rFonts w:ascii="Calibri" w:hAnsi="Calibri"/>
                 <w:color w:val="2D3748"/>
                 <w:sz w:val="17"/>
               </w:rPr>
@@ -7030,11 +7637,13 @@
           </w:tcPr>
           <w:p>
             <w:pPr>
+              <w:widowControl/>
               <w:spacing w:before="0" w:after="0"/>
               <w:jc w:val="right"/>
             </w:pPr>
             <w:r>
               <w:rPr>
+                <w:rFonts w:ascii="Calibri" w:hAnsi="Calibri"/>
                 <w:color w:val="2D3748"/>
                 <w:sz w:val="17"/>
               </w:rPr>
@@ -7056,11 +7665,13 @@
           </w:tcPr>
           <w:p>
             <w:pPr>
+              <w:widowControl/>
               <w:spacing w:before="0" w:after="0"/>
               <w:jc w:val="right"/>
             </w:pPr>
             <w:r>
               <w:rPr>
+                <w:rFonts w:ascii="Calibri" w:hAnsi="Calibri"/>
                 <w:color w:val="2D3748"/>
                 <w:sz w:val="17"/>
               </w:rPr>
@@ -7082,11 +7693,13 @@
           </w:tcPr>
           <w:p>
             <w:pPr>
+              <w:widowControl/>
               <w:spacing w:before="0" w:after="0"/>
               <w:jc w:val="right"/>
             </w:pPr>
             <w:r>
               <w:rPr>
+                <w:rFonts w:ascii="Calibri" w:hAnsi="Calibri"/>
                 <w:color w:val="2D3748"/>
                 <w:sz w:val="17"/>
               </w:rPr>
@@ -7108,11 +7721,13 @@
           </w:tcPr>
           <w:p>
             <w:pPr>
+              <w:widowControl/>
               <w:spacing w:before="0" w:after="0"/>
               <w:jc w:val="right"/>
             </w:pPr>
             <w:r>
               <w:rPr>
+                <w:rFonts w:ascii="Calibri" w:hAnsi="Calibri"/>
                 <w:color w:val="2D3748"/>
                 <w:sz w:val="17"/>
               </w:rPr>
@@ -7122,6 +7737,9 @@
         </w:tc>
       </w:tr>
       <w:tr>
+        <w:trPr>
+          <w:cantSplit/>
+        </w:trPr>
         <w:tc>
           <w:tcPr>
             <w:tcW w:type="dxa" w:w="2160"/>
@@ -7136,11 +7754,13 @@
           </w:tcPr>
           <w:p>
             <w:pPr>
+              <w:widowControl/>
               <w:spacing w:before="0" w:after="0"/>
               <w:jc w:val="left"/>
             </w:pPr>
             <w:r>
               <w:rPr>
+                <w:rFonts w:ascii="Calibri" w:hAnsi="Calibri"/>
                 <w:color w:val="2D3748"/>
                 <w:sz w:val="17"/>
               </w:rPr>
@@ -7162,11 +7782,13 @@
           </w:tcPr>
           <w:p>
             <w:pPr>
+              <w:widowControl/>
               <w:spacing w:before="0" w:after="0"/>
               <w:jc w:val="center"/>
             </w:pPr>
             <w:r>
               <w:rPr>
+                <w:rFonts w:ascii="Calibri" w:hAnsi="Calibri"/>
                 <w:color w:val="2D3748"/>
                 <w:sz w:val="17"/>
               </w:rPr>
@@ -7188,11 +7810,13 @@
           </w:tcPr>
           <w:p>
             <w:pPr>
+              <w:widowControl/>
               <w:spacing w:before="0" w:after="0"/>
               <w:jc w:val="right"/>
             </w:pPr>
             <w:r>
               <w:rPr>
+                <w:rFonts w:ascii="Calibri" w:hAnsi="Calibri"/>
                 <w:color w:val="2D3748"/>
                 <w:sz w:val="17"/>
               </w:rPr>
@@ -7214,11 +7838,13 @@
           </w:tcPr>
           <w:p>
             <w:pPr>
+              <w:widowControl/>
               <w:spacing w:before="0" w:after="0"/>
               <w:jc w:val="right"/>
             </w:pPr>
             <w:r>
               <w:rPr>
+                <w:rFonts w:ascii="Calibri" w:hAnsi="Calibri"/>
                 <w:color w:val="2D3748"/>
                 <w:sz w:val="17"/>
               </w:rPr>
@@ -7240,11 +7866,13 @@
           </w:tcPr>
           <w:p>
             <w:pPr>
+              <w:widowControl/>
               <w:spacing w:before="0" w:after="0"/>
               <w:jc w:val="right"/>
             </w:pPr>
             <w:r>
               <w:rPr>
+                <w:rFonts w:ascii="Calibri" w:hAnsi="Calibri"/>
                 <w:color w:val="2D3748"/>
                 <w:sz w:val="17"/>
               </w:rPr>
@@ -7266,11 +7894,13 @@
           </w:tcPr>
           <w:p>
             <w:pPr>
+              <w:widowControl/>
               <w:spacing w:before="0" w:after="0"/>
               <w:jc w:val="right"/>
             </w:pPr>
             <w:r>
               <w:rPr>
+                <w:rFonts w:ascii="Calibri" w:hAnsi="Calibri"/>
                 <w:color w:val="2D3748"/>
                 <w:sz w:val="17"/>
               </w:rPr>
@@ -7292,11 +7922,13 @@
           </w:tcPr>
           <w:p>
             <w:pPr>
+              <w:widowControl/>
               <w:spacing w:before="0" w:after="0"/>
               <w:jc w:val="right"/>
             </w:pPr>
             <w:r>
               <w:rPr>
+                <w:rFonts w:ascii="Calibri" w:hAnsi="Calibri"/>
                 <w:color w:val="2D3748"/>
                 <w:sz w:val="17"/>
               </w:rPr>
@@ -7318,11 +7950,13 @@
           </w:tcPr>
           <w:p>
             <w:pPr>
+              <w:widowControl/>
               <w:spacing w:before="0" w:after="0"/>
               <w:jc w:val="right"/>
             </w:pPr>
             <w:r>
               <w:rPr>
+                <w:rFonts w:ascii="Calibri" w:hAnsi="Calibri"/>
                 <w:color w:val="2D3748"/>
                 <w:sz w:val="17"/>
               </w:rPr>
@@ -7334,22 +7968,28 @@
     </w:tbl>
     <w:p>
       <w:pPr>
-        <w:spacing w:before="0" w:after="100" w:line="276" w:lineRule="auto"/>
+        <w:widowControl/>
+        <w:spacing w:before="60" w:after="160"/>
+        <w:jc w:val="center"/>
       </w:pPr>
       <w:r>
         <w:rPr>
-          <w:color w:val="2D3748"/>
-          <w:sz w:val="19"/>
+          <w:rFonts w:ascii="Calibri" w:hAnsi="Calibri"/>
+          <w:i/>
+          <w:color w:val="64748B"/>
+          <w:sz w:val="17"/>
         </w:rPr>
         <w:t>Table 4: Secondary hypothesis test results comparing High Quality (≥7) versus Low Quality (≤5) red wine groups (*Medians reported for Mann-Whitney U test).</w:t>
       </w:r>
     </w:p>
     <w:p>
       <w:pPr>
+        <w:widowControl/>
         <w:spacing w:before="0" w:after="100" w:line="276" w:lineRule="auto"/>
       </w:pPr>
       <w:r>
         <w:rPr>
+          <w:rFonts w:ascii="Calibri" w:hAnsi="Calibri"/>
           <w:color w:val="2D3748"/>
           <w:sz w:val="19"/>
         </w:rPr>
@@ -7358,10 +7998,12 @@
     </w:p>
     <w:p>
       <w:pPr>
+        <w:widowControl/>
         <w:spacing w:before="0" w:after="100" w:line="276" w:lineRule="auto"/>
       </w:pPr>
       <w:r>
         <w:rPr>
+          <w:rFonts w:ascii="Calibri" w:hAnsi="Calibri"/>
           <w:color w:val="2D3748"/>
           <w:sz w:val="19"/>
         </w:rPr>
@@ -7370,10 +8012,12 @@
     </w:p>
     <w:p>
       <w:pPr>
+        <w:widowControl/>
         <w:spacing w:before="0" w:after="100" w:line="276" w:lineRule="auto"/>
       </w:pPr>
       <w:r>
         <w:rPr>
+          <w:rFonts w:ascii="Calibri" w:hAnsi="Calibri"/>
           <w:color w:val="2D3748"/>
           <w:sz w:val="19"/>
         </w:rPr>
@@ -7383,7 +8027,8 @@
     <w:p>
       <w:pPr>
         <w:keepNext/>
-        <w:spacing w:before="120" w:after="40"/>
+        <w:widowControl/>
+        <w:spacing w:before="160" w:after="40"/>
         <w:jc w:val="center"/>
       </w:pPr>
     </w:p>
@@ -7392,7 +8037,7 @@
         <w:drawing>
           <wp:inline xmlns:a="http://schemas.openxmlformats.org/drawingml/2006/main" xmlns:pic="http://schemas.openxmlformats.org/drawingml/2006/picture">
             <wp:extent cx="5669280" cy="2598420"/>
-            <wp:docPr id="6" name="Picture 6"/>
+            <wp:docPr id="5" name="Picture 5"/>
             <wp:cNvGraphicFramePr>
               <a:graphicFrameLocks noChangeAspect="1"/>
             </wp:cNvGraphicFramePr>
@@ -7404,7 +8049,7 @@
                     <pic:cNvPicPr/>
                   </pic:nvPicPr>
                   <pic:blipFill>
-                    <a:blip r:embed="rId16"/>
+                    <a:blip r:embed="rId17"/>
                     <a:stretch>
                       <a:fillRect/>
                     </a:stretch>
@@ -7425,38 +8070,44 @@
     </w:p>
     <w:p>
       <w:pPr>
+        <w:widowControl/>
         <w:spacing w:before="40" w:after="160"/>
         <w:jc w:val="center"/>
       </w:pPr>
       <w:r>
         <w:rPr>
+          <w:rFonts w:ascii="Calibri" w:hAnsi="Calibri"/>
           <w:i/>
           <w:color w:val="64748B"/>
           <w:sz w:val="17"/>
         </w:rPr>
-        <w:t>Figure 5: Secondary hypothesis test comparison between High Quality (≥7) and Low Quality (≤5) wines: (a) Overlaid kernel density estimates, and (b) Boxplot with Welch's t-test statistical summary.</w:t>
+        <w:t>Figure 5: High vs Low Quality Comparison — Secondary hypothesis test comparison between High Quality (≥7) and Low Quality (≤5) wines: (a) Overlaid kernel density estimates, and (b) Boxplot with Welch's t-test statistical summary.</w:t>
       </w:r>
     </w:p>
     <w:p>
       <w:pPr>
         <w:keepNext/>
+        <w:widowControl/>
         <w:spacing w:before="280" w:after="80"/>
       </w:pPr>
       <w:r>
         <w:rPr>
+          <w:rFonts w:ascii="Calibri" w:hAnsi="Calibri"/>
           <w:b/>
           <w:color w:val="1B365D"/>
           <w:sz w:val="26"/>
         </w:rPr>
-        <w:t>15. Visual Analysis Synthesis</w:t>
+        <w:t>13. Visual Analysis Synthesis</w:t>
       </w:r>
     </w:p>
     <w:p>
       <w:pPr>
+        <w:widowControl/>
         <w:spacing w:before="0" w:after="100" w:line="276" w:lineRule="auto"/>
       </w:pPr>
       <w:r>
         <w:rPr>
+          <w:rFonts w:ascii="Calibri" w:hAnsi="Calibri"/>
           <w:color w:val="2D3748"/>
           <w:sz w:val="19"/>
         </w:rPr>
@@ -7470,33 +8121,97 @@
         <w:br/>
         <w:t>4. Figure 5 demonstrates clear bimodal separation between the density peaks of high-quality (mode ≈ 11.6%) and low-quality wines (mode ≈ 9.5%).</w:t>
         <w:br/>
-        <w:t>5. Figure 6 diagnostics confirm that while residuals show slight deviation in the tails, the fitted linear relationship accounts for over 22.7% of total bivariate variance.</w:t>
+        <w:t>5. Figure 6 presents the comprehensive 4-panel diagnostic matrix (Q-Q plot, residuals vs. fitted means, group standard deviations, and linear regression fit), confirming that while residuals show slight deviation in the upper tail, the linear relationship accounts for over 22.6% of total bivariate variance.</w:t>
       </w:r>
     </w:p>
     <w:p>
       <w:pPr>
         <w:keepNext/>
+        <w:widowControl/>
+        <w:spacing w:before="160" w:after="40"/>
+        <w:jc w:val="center"/>
+      </w:pPr>
+    </w:p>
+    <w:p>
+      <w:r>
+        <w:drawing>
+          <wp:inline xmlns:a="http://schemas.openxmlformats.org/drawingml/2006/main" xmlns:pic="http://schemas.openxmlformats.org/drawingml/2006/picture">
+            <wp:extent cx="5669280" cy="4724400"/>
+            <wp:docPr id="6" name="Picture 6"/>
+            <wp:cNvGraphicFramePr>
+              <a:graphicFrameLocks noChangeAspect="1"/>
+            </wp:cNvGraphicFramePr>
+            <a:graphic>
+              <a:graphicData uri="http://schemas.openxmlformats.org/drawingml/2006/picture">
+                <pic:pic>
+                  <pic:nvPicPr>
+                    <pic:cNvPr id="0" name="figure6_statistical_diagnostics_qq.png"/>
+                    <pic:cNvPicPr/>
+                  </pic:nvPicPr>
+                  <pic:blipFill>
+                    <a:blip r:embed="rId18"/>
+                    <a:stretch>
+                      <a:fillRect/>
+                    </a:stretch>
+                  </pic:blipFill>
+                  <pic:spPr>
+                    <a:xfrm>
+                      <a:off x="0" y="0"/>
+                      <a:ext cx="5669280" cy="4724400"/>
+                    </a:xfrm>
+                    <a:prstGeom prst="rect"/>
+                  </pic:spPr>
+                </pic:pic>
+              </a:graphicData>
+            </a:graphic>
+          </wp:inline>
+        </w:drawing>
+      </w:r>
+    </w:p>
+    <w:p>
+      <w:pPr>
+        <w:widowControl/>
+        <w:spacing w:before="40" w:after="160"/>
+        <w:jc w:val="center"/>
+      </w:pPr>
+      <w:r>
+        <w:rPr>
+          <w:rFonts w:ascii="Calibri" w:hAnsi="Calibri"/>
+          <w:i/>
+          <w:color w:val="64748B"/>
+          <w:sz w:val="17"/>
+        </w:rPr>
+        <w:t>Figure 6: Statistical Diagnostic Matrix — Comprehensive 4-panel diagnostic matrix: (a) Normal Q-Q plot of ANOVA residuals, (b) Residuals vs. fitted means, (c) Standard deviation across quality groups, and (d) Scatter plot with linear regression fit.</w:t>
+      </w:r>
+    </w:p>
+    <w:p>
+      <w:pPr>
+        <w:keepNext/>
+        <w:widowControl/>
         <w:spacing w:before="280" w:after="80"/>
       </w:pPr>
       <w:r>
         <w:rPr>
+          <w:rFonts w:ascii="Calibri" w:hAnsi="Calibri"/>
           <w:b/>
           <w:color w:val="1B365D"/>
           <w:sz w:val="26"/>
         </w:rPr>
-        <w:t>16. Summary of Statistical Results</w:t>
+        <w:t>14. Summary of Statistical Results</w:t>
       </w:r>
     </w:p>
     <w:p>
       <w:pPr>
+        <w:widowControl/>
         <w:spacing w:before="0" w:after="100" w:line="276" w:lineRule="auto"/>
       </w:pPr>
       <w:r>
         <w:rPr>
+          <w:rFonts w:ascii="Calibri" w:hAnsi="Calibri"/>
           <w:color w:val="2D3748"/>
           <w:sz w:val="19"/>
         </w:rPr>
-        <w:t>The empirical findings of this project are summarized as follows:</w:t>
+        <w:t>The empirical findings of this study are summarized as follows:</w:t>
         <w:br/>
         <w:t>• Primary ANOVA: F(5, 1593) = 115.85, p = 1.21e-104 (Reject H₀).</w:t>
         <w:br/>
@@ -7510,173 +8225,197 @@
         <w:br/>
         <w:t>• Secondary Effect Size: Cohen's d = 1.95, Hedges' g = 1.94.</w:t>
         <w:br/>
-        <w:t>• Bivariate Correlation: Pearson r = 0.4762 (p &lt; 0.001), Spearman ρ = 0.4785 (p &lt; 0.001).</w:t>
+        <w:t>• Bivariate Correlation: Pearson r = 0.4762 (p &lt; 0.001, R² = 0.2267), Spearman ρ = 0.4785 (p &lt; 0.001).</w:t>
       </w:r>
     </w:p>
     <w:p>
       <w:pPr>
         <w:keepNext/>
+        <w:widowControl/>
         <w:spacing w:before="280" w:after="80"/>
       </w:pPr>
       <w:r>
         <w:rPr>
+          <w:rFonts w:ascii="Calibri" w:hAnsi="Calibri"/>
           <w:b/>
           <w:color w:val="1B365D"/>
           <w:sz w:val="26"/>
         </w:rPr>
-        <w:t>17. Statistical and Practical Interpretation</w:t>
+        <w:t>15. Statistical and Practical Interpretation</w:t>
       </w:r>
     </w:p>
     <w:p>
       <w:pPr>
+        <w:widowControl/>
         <w:spacing w:before="0" w:after="100" w:line="276" w:lineRule="auto"/>
       </w:pPr>
       <w:r>
         <w:rPr>
+          <w:rFonts w:ascii="Calibri" w:hAnsi="Calibri"/>
           <w:color w:val="2D3748"/>
           <w:sz w:val="19"/>
         </w:rPr>
         <w:t>Critical Distinction Between Statistical Significance and Causation:</w:t>
         <w:br/>
-        <w:t>It is paramount to emphasize that statistical significance does NOT prove causation. Our analysis proves a strong, statistically significant positive association between alcohol content and sensory quality ratings. However, we cannot conclude that artificially spiking a low-quality wine with pure ethanol will elevate its sensory rating.</w:t>
+        <w:t>It is paramount to emphasize that statistical significance does not prove direct causation. Our analysis establishes a strong, statistically significant positive association between alcohol content and sensory quality ratings. However, this statistical relationship does not imply that artificially increasing ethanol content in a low-quality wine would enhance its sensory rating.</w:t>
       </w:r>
     </w:p>
     <w:p>
       <w:pPr>
+        <w:widowControl/>
         <w:spacing w:before="0" w:after="100" w:line="276" w:lineRule="auto"/>
       </w:pPr>
       <w:r>
         <w:rPr>
+          <w:rFonts w:ascii="Calibri" w:hAnsi="Calibri"/>
           <w:color w:val="2D3748"/>
           <w:sz w:val="19"/>
         </w:rPr>
-        <w:t>Oenological and Chemical Rationale:</w:t>
+        <w:t>Oenological and Chemical Context:</w:t>
         <w:br/>
-        <w:t>In commercial winemaking, higher alcohol content is a proxy for grape physiological maturity at harvest. Mature grapes possess higher natural sugar concentrations (Brix), richer phenolic compounds (anthocyanins and tannins), and more developed aroma precursor profiles. Complete fermentation of these sugar-rich musts yields higher ethanol levels along with balanced glycerol, esters, and full-bodied mouthfeel. Conversely, under-ripe grapes yield lower alcohol wines that frequently suffer from harsh herbaceous notes, elevated volatile acidity, and thin body.</w:t>
+        <w:t>In commercial winemaking, higher alcohol content frequently serves as a correlate of grape maturity at harvest. Grapes harvested at full physiological ripeness typically possess higher natural sugar concentrations (Brix), richer phenolic compounds (anthocyanins and tannins), and more developed aroma precursor profiles. Complete fermentation of these musts yields higher ethanol levels alongside balanced glycerol, esters, and structural body. Conversely, less mature grapes often yield lower alcohol wines that may exhibit herbaceous notes, elevated volatile acidity, and lighter body. Thus, ethanol concentration should be interpreted as an associated marker of overall fruit ripeness and fermentation completeness rather than an isolated causal driver of wine quality.</w:t>
       </w:r>
     </w:p>
     <w:p>
       <w:pPr>
         <w:keepNext/>
+        <w:widowControl/>
         <w:spacing w:before="280" w:after="80"/>
       </w:pPr>
       <w:r>
         <w:rPr>
+          <w:rFonts w:ascii="Calibri" w:hAnsi="Calibri"/>
           <w:b/>
           <w:color w:val="1B365D"/>
           <w:sz w:val="26"/>
         </w:rPr>
-        <w:t>18. Practical and Scientific Implications</w:t>
+        <w:t>16. Practical and Scientific Implications</w:t>
       </w:r>
     </w:p>
     <w:p>
       <w:pPr>
+        <w:widowControl/>
         <w:spacing w:before="0" w:after="100" w:line="276" w:lineRule="auto"/>
       </w:pPr>
       <w:r>
         <w:rPr>
+          <w:rFonts w:ascii="Calibri" w:hAnsi="Calibri"/>
           <w:color w:val="2D3748"/>
           <w:sz w:val="19"/>
         </w:rPr>
-        <w:t>1. Viticultural Management: Vineyard managers aiming for premium quality tiers should optimize canopy management and sun exposure to ensure optimal grape ripening, targeting potential alcohol levels of 11.5% to 12.5% vol.</w:t>
+        <w:t>1. Viticultural and Oenological Context: The observed statistical association between higher alcohol content and premium quality scores aligns with general viticultural understanding regarding grape ripeness at harvest. However, ethanol level should be viewed as an associated characteristic rather than a prescriptive target; alcohol content alone cannot guarantee superior sensory quality without balanced acidity, phenolic maturity, and aroma balance.</w:t>
         <w:br/>
-        <w:t>2. Oenological Fermentation: Winemakers should employ yeast strains capable of fermenting musts to dryness without accumulating stuck fermentation byproducts or excessive volatile acidity.</w:t>
+        <w:t>2. Fermentation Considerations: Winemakers should consider that complete fermentation of ripe musts is associated with higher quality ratings, while balancing ethanol levels against desired wine style, consumer preferences, and regional regulatory frameworks.</w:t>
         <w:br/>
-        <w:t>3. Quality Assurance and Blending: Commercial wineries can incorporate ethanol concentration as a key baseline screening metric in automated classification pipelines, while recognizing that alcohol alone is insufficient without balanced acidity and sulfur dioxide control.</w:t>
+        <w:t>3. Quality Monitoring and Screening: Ethanol concentration can serve as one of several descriptive indicator variables in quality monitoring protocols, but should not be used as a standalone determinant of sensory excellence.</w:t>
       </w:r>
     </w:p>
     <w:p>
       <w:pPr>
         <w:keepNext/>
+        <w:widowControl/>
         <w:spacing w:before="280" w:after="80"/>
       </w:pPr>
       <w:r>
         <w:rPr>
+          <w:rFonts w:ascii="Calibri" w:hAnsi="Calibri"/>
           <w:b/>
           <w:color w:val="1B365D"/>
           <w:sz w:val="26"/>
         </w:rPr>
-        <w:t>19. Study Limitations</w:t>
+        <w:t>17. Study Limitations</w:t>
       </w:r>
     </w:p>
     <w:p>
       <w:pPr>
+        <w:widowControl/>
         <w:spacing w:before="0" w:after="100" w:line="276" w:lineRule="auto"/>
       </w:pPr>
       <w:r>
         <w:rPr>
+          <w:rFonts w:ascii="Calibri" w:hAnsi="Calibri"/>
           <w:color w:val="2D3748"/>
           <w:sz w:val="19"/>
         </w:rPr>
         <w:t>Several methodological and data-specific limitations should be acknowledged:</w:t>
         <w:br/>
-        <w:t>1. Geographic and Varietal Specificity: The dataset is derived exclusively from red 'Vinho Verde' wines produced in Portugal. Generalization to other varietals (e.g., Napa Cabernet Sauvignon, Bordeaux blends) or warm-climate regions where alcohol naturally exceeds 14.5% requires separate validation.</w:t>
+        <w:t>1. Geographic and Varietal Specificity: The dataset is derived exclusively from red 'Vinho Verde' wines produced in Portugal. Generalization to other varietals (e.g., Cabernet Sauvignon, Pinot Noir) or warm-climate regions requires separate empirical validation.</w:t>
         <w:br/>
         <w:t>2. Class Imbalance: Quality ratings 3 (n = 10) and 8 (n = 18) have small sample sizes compared to ratings 5 (n = 681) and 6 (n = 638), reducing statistical power for extreme tier comparisons.</w:t>
         <w:br/>
-        <w:t>3. Unmeasured Confounders: Sensory perception is influenced by volatile aromatic compounds, barrel oak aging (vanillin, lactones), and serving temperature, which are not captured in basic physicochemical panels.</w:t>
+        <w:t>3. Observational Design and Independence: As an observational dataset lacking explicit vineyard, producer, and harvest identifiers, direct causal attribution is precluded, and observational independence must be treated as a working statistical assumption.</w:t>
         <w:br/>
-        <w:t>4. Observational Design: As an observational study, unobserved viticultural variables preclude direct causal inference.</w:t>
+        <w:t>4. Unmeasured Confounders: Sensory perception is influenced by volatile aromatic compounds, barrel oak aging (vanillin, lactones), and serving temperature, which are not captured in basic physicochemical panels.</w:t>
       </w:r>
     </w:p>
     <w:p>
       <w:pPr>
         <w:keepNext/>
+        <w:widowControl/>
         <w:spacing w:before="280" w:after="80"/>
       </w:pPr>
       <w:r>
         <w:rPr>
+          <w:rFonts w:ascii="Calibri" w:hAnsi="Calibri"/>
           <w:b/>
           <w:color w:val="1B365D"/>
           <w:sz w:val="26"/>
         </w:rPr>
-        <w:t>20. Conclusion</w:t>
+        <w:t>18. Conclusion</w:t>
       </w:r>
     </w:p>
     <w:p>
       <w:pPr>
+        <w:widowControl/>
         <w:spacing w:before="0" w:after="100" w:line="276" w:lineRule="auto"/>
       </w:pPr>
       <w:r>
         <w:rPr>
+          <w:rFonts w:ascii="Calibri" w:hAnsi="Calibri"/>
           <w:color w:val="2D3748"/>
           <w:sz w:val="19"/>
         </w:rPr>
-        <w:t>This project successfully executed a comprehensive, scientifically rigorous inferential analysis of the UCI Wine Quality dataset in Python. Both the primary One-Way ANOVA (F = 115.85, p &lt; 0.001, η² = 0.267) and secondary Welch's t-test (t = 21.73, p &lt; 0.001, Cohen's d = 1.95) decisively rejected their respective null hypotheses at α = 0.05. High-quality red wines possess a statistically significant and practically substantial advantage in alcohol concentration (+1.59% vol, 95% CI: [1.45%, 1.74%]) over commercial lower-tier wines.</w:t>
+        <w:t>This research executed a comprehensive, scientifically rigorous inferential analysis of the UCI Wine Quality dataset. Both the primary One-Way ANOVA (F(5, 1593) = 115.85, p &lt; 0.001, η² = 0.2667, ω² = 0.2642) and secondary Welch's t-test (t(292.4) = 21.73, p &lt; 0.001, Cohen's d = 1.95, Hedges' g = 1.94) decisively rejected their respective null hypotheses at α = 0.05. High-quality red wines possess a statistically significant and practically substantial positive association in alcohol concentration (+1.59% vol, 95% CI: [1.45%, 1.74%]) compared to commercial lower-tier wines.</w:t>
       </w:r>
     </w:p>
     <w:p>
       <w:pPr>
+        <w:widowControl/>
         <w:spacing w:before="0" w:after="100" w:line="276" w:lineRule="auto"/>
       </w:pPr>
       <w:r>
         <w:rPr>
+          <w:rFonts w:ascii="Calibri" w:hAnsi="Calibri"/>
           <w:color w:val="2D3748"/>
           <w:sz w:val="19"/>
         </w:rPr>
-        <w:t>These results corroborate oenological theory, reflecting the critical role of grape maturity and fermentation completeness in wine quality. The automated Python pipeline developed herein guarantees full reproducibility, modularity, and technical transparency for academic and industrial application.</w:t>
+        <w:t>These results corroborate oenological theory regarding the association between grape ripeness, fermentation completeness, and sensory ratings. The automated analytical framework guarantees full reproducibility, modularity, and technical transparency for academic and industrial application.</w:t>
       </w:r>
     </w:p>
     <w:p>
       <w:pPr>
         <w:keepNext/>
+        <w:widowControl/>
         <w:spacing w:before="280" w:after="80"/>
       </w:pPr>
       <w:r>
         <w:rPr>
+          <w:rFonts w:ascii="Calibri" w:hAnsi="Calibri"/>
           <w:b/>
           <w:color w:val="1B365D"/>
           <w:sz w:val="26"/>
         </w:rPr>
-        <w:t>21. References</w:t>
+        <w:t>19. References</w:t>
       </w:r>
     </w:p>
     <w:p>
       <w:pPr>
+        <w:widowControl/>
         <w:spacing w:before="0" w:after="100" w:line="276" w:lineRule="auto"/>
       </w:pPr>
       <w:r>
         <w:rPr>
+          <w:rFonts w:ascii="Calibri" w:hAnsi="Calibri"/>
           <w:color w:val="2D3748"/>
           <w:sz w:val="19"/>
         </w:rPr>
@@ -7695,408 +8434,15 @@
         <w:t>7. Seabold, S., &amp; Perktold, J. (2010). Statsmodels: Econometric and statistical modeling with Python. In Proceedings of the 9th Python in Science Conference.</w:t>
       </w:r>
     </w:p>
-    <w:p>
-      <w:pPr>
-        <w:keepNext/>
-        <w:spacing w:before="280" w:after="80"/>
-      </w:pPr>
-      <w:r>
-        <w:rPr>
-          <w:b/>
-          <w:color w:val="1B365D"/>
-          <w:sz w:val="26"/>
-        </w:rPr>
-        <w:t>22. Appendix: Selected Python Code Snippets</w:t>
-      </w:r>
-    </w:p>
-    <w:p>
-      <w:pPr>
-        <w:spacing w:before="0" w:after="100" w:line="276" w:lineRule="auto"/>
-      </w:pPr>
-      <w:r>
-        <w:rPr>
-          <w:color w:val="2D3748"/>
-          <w:sz w:val="19"/>
-        </w:rPr>
-        <w:t>Below are selected modular Python code snippets demonstrating data loading, hypothesis configuration, ANOVA calculation, effect size estimation, Welch's t-test, and visualization generation.</w:t>
-      </w:r>
-    </w:p>
-    <w:p>
-      <w:pPr>
-        <w:spacing w:before="120" w:after="40"/>
-      </w:pPr>
-      <w:r>
-        <w:rPr>
-          <w:b/>
-          <w:color w:val="008080"/>
-          <w:sz w:val="19"/>
-        </w:rPr>
-        <w:t>Code Snippet: 1. Programmatic Ingestion and Caching (src/data_loader.py)</w:t>
-      </w:r>
-    </w:p>
-    <w:tbl>
-      <w:tblPr>
-        <w:tblW w:type="auto" w:w="0"/>
-        <w:jc w:val="center"/>
-        <w:tblLayout w:type="fixed"/>
-        <w:tblLook w:firstColumn="1" w:firstRow="1" w:lastColumn="0" w:lastRow="0" w:noHBand="0" w:noVBand="1" w:val="04A0"/>
-      </w:tblPr>
-      <w:tblGrid>
-        <w:gridCol w:w="9360"/>
-      </w:tblGrid>
-      <w:tr>
-        <w:tc>
-          <w:tcPr>
-            <w:tcW w:type="dxa" w:w="9360"/>
-            <w:shd w:fill="F4F6F8"/>
-            <w:tcMar>
-              <w:top w:w="120" w:type="dxa"/>
-              <w:bottom w:w="120" w:type="dxa"/>
-              <w:left w:w="180" w:type="dxa"/>
-              <w:right w:w="180" w:type="dxa"/>
-            </w:tcMar>
-            <w:tcBorders>
-              <w:left w:val="single" w:sz="12" w:color="008080"/>
-              <w:top w:val="single" w:sz="4" w:color="CBD5E1"/>
-              <w:right w:val="single" w:sz="4" w:color="CBD5E1"/>
-              <w:bottom w:val="single" w:sz="4" w:color="CBD5E1"/>
-            </w:tcBorders>
-          </w:tcPr>
-          <w:p>
-            <w:pPr>
-              <w:spacing w:before="0" w:after="0" w:line="276" w:lineRule="auto"/>
-            </w:pPr>
-            <w:r>
-              <w:rPr>
-                <w:rFonts w:ascii="Consolas" w:hAnsi="Consolas"/>
-                <w:color w:val="2D3748"/>
-                <w:sz w:val="17"/>
-              </w:rPr>
-              <w:t># Programmatic Data Ingestion and Schema Validation</w:t>
-              <w:br/>
-              <w:t>import urllib.request</w:t>
-              <w:br/>
-              <w:t>import pandas as pd</w:t>
-              <w:br/>
-              <w:t>from pathlib import Path</w:t>
-              <w:br/>
-              <w:br/>
-              <w:t>def load_raw_data(data_dir: Path) -&gt; pd.DataFrame:</w:t>
-              <w:br/>
-              <w:t xml:space="preserve">    raw_path = data_dir / "raw" / "winequality-red.csv"</w:t>
-              <w:br/>
-              <w:t xml:space="preserve">    if not raw_path.exists():</w:t>
-              <w:br/>
-              <w:t xml:space="preserve">        url = "https://archive.ics.uci.edu/ml/machine-learning-databases/wine-quality/winequality-red.csv"</w:t>
-              <w:br/>
-              <w:t xml:space="preserve">        headers = {"User-Agent": "Mozilla/5.0"}</w:t>
-              <w:br/>
-              <w:t xml:space="preserve">        req = urllib.request.Request(url, headers=headers)</w:t>
-              <w:br/>
-              <w:t xml:space="preserve">        with urllib.request.urlopen(req) as resp:</w:t>
-              <w:br/>
-              <w:t xml:space="preserve">            raw_path.write_bytes(resp.read())</w:t>
-              <w:br/>
-              <w:t xml:space="preserve">    return pd.read_csv(raw_path, sep=";")</w:t>
-            </w:r>
-          </w:p>
-        </w:tc>
-      </w:tr>
-    </w:tbl>
-    <w:p>
-      <w:pPr>
-        <w:spacing w:after="120"/>
-      </w:pPr>
-    </w:p>
-    <w:p>
-      <w:pPr>
-        <w:spacing w:before="120" w:after="40"/>
-      </w:pPr>
-      <w:r>
-        <w:rPr>
-          <w:b/>
-          <w:color w:val="008080"/>
-          <w:sz w:val="19"/>
-        </w:rPr>
-        <w:t>Code Snippet: 2. One-Way ANOVA &amp; Effect Size Calculation (src/statistical_analysis.py)</w:t>
-      </w:r>
-    </w:p>
-    <w:tbl>
-      <w:tblPr>
-        <w:tblW w:type="auto" w:w="0"/>
-        <w:jc w:val="center"/>
-        <w:tblLayout w:type="fixed"/>
-        <w:tblLook w:firstColumn="1" w:firstRow="1" w:lastColumn="0" w:lastRow="0" w:noHBand="0" w:noVBand="1" w:val="04A0"/>
-      </w:tblPr>
-      <w:tblGrid>
-        <w:gridCol w:w="9360"/>
-      </w:tblGrid>
-      <w:tr>
-        <w:tc>
-          <w:tcPr>
-            <w:tcW w:type="dxa" w:w="9360"/>
-            <w:shd w:fill="F4F6F8"/>
-            <w:tcMar>
-              <w:top w:w="120" w:type="dxa"/>
-              <w:bottom w:w="120" w:type="dxa"/>
-              <w:left w:w="180" w:type="dxa"/>
-              <w:right w:w="180" w:type="dxa"/>
-            </w:tcMar>
-            <w:tcBorders>
-              <w:left w:val="single" w:sz="12" w:color="008080"/>
-              <w:top w:val="single" w:sz="4" w:color="CBD5E1"/>
-              <w:right w:val="single" w:sz="4" w:color="CBD5E1"/>
-              <w:bottom w:val="single" w:sz="4" w:color="CBD5E1"/>
-            </w:tcBorders>
-          </w:tcPr>
-          <w:p>
-            <w:pPr>
-              <w:spacing w:before="0" w:after="0" w:line="276" w:lineRule="auto"/>
-            </w:pPr>
-            <w:r>
-              <w:rPr>
-                <w:rFonts w:ascii="Consolas" w:hAnsi="Consolas"/>
-                <w:color w:val="2D3748"/>
-                <w:sz w:val="17"/>
-              </w:rPr>
-              <w:t># Primary Hypothesis Test: One-Way ANOVA and Effect Sizes (Eta2 &amp; Omega2)</w:t>
-              <w:br/>
-              <w:t>from scipy import stats</w:t>
-              <w:br/>
-              <w:t>import statsmodels.api as sm</w:t>
-              <w:br/>
-              <w:t>from statsmodels.formula.api import ols</w:t>
-              <w:br/>
-              <w:br/>
-              <w:t>def compute_anova(df: pd.DataFrame):</w:t>
-              <w:br/>
-              <w:t xml:space="preserve">    groups = [grp['alcohol'].values for _, grp in df.groupby('quality')]</w:t>
-              <w:br/>
-              <w:t xml:space="preserve">    f_stat, p_val = stats.f_oneway(*groups)</w:t>
-              <w:br/>
-              <w:t xml:space="preserve">    </w:t>
-              <w:br/>
-              <w:t xml:space="preserve">    model = ols('alcohol ~ C(quality)', data=df).fit()</w:t>
-              <w:br/>
-              <w:t xml:space="preserve">    anova_tbl = sm.stats.anova_lm(model, typ=1)</w:t>
-              <w:br/>
-              <w:t xml:space="preserve">    </w:t>
-              <w:br/>
-              <w:t xml:space="preserve">    ss_between = anova_tbl['sum_sq'].iloc[0]</w:t>
-              <w:br/>
-              <w:t xml:space="preserve">    ss_within = anova_tbl['sum_sq'].iloc[1]</w:t>
-              <w:br/>
-              <w:t xml:space="preserve">    ss_total = ss_between + ss_within</w:t>
-              <w:br/>
-              <w:t xml:space="preserve">    ms_within = anova_tbl['mean_sq'].iloc[1]</w:t>
-              <w:br/>
-              <w:t xml:space="preserve">    df_between = len(groups) - 1</w:t>
-              <w:br/>
-              <w:t xml:space="preserve">    </w:t>
-              <w:br/>
-              <w:t xml:space="preserve">    eta_sq = ss_between / ss_total</w:t>
-              <w:br/>
-              <w:t xml:space="preserve">    omega_sq = (ss_between - (df_between * ms_within)) / (ss_total + ms_within)</w:t>
-              <w:br/>
-              <w:t xml:space="preserve">    return f_stat, p_val, eta_sq, omega_sq</w:t>
-            </w:r>
-          </w:p>
-        </w:tc>
-      </w:tr>
-    </w:tbl>
-    <w:p>
-      <w:pPr>
-        <w:spacing w:after="120"/>
-      </w:pPr>
-    </w:p>
-    <w:p>
-      <w:pPr>
-        <w:spacing w:before="120" w:after="40"/>
-      </w:pPr>
-      <w:r>
-        <w:rPr>
-          <w:b/>
-          <w:color w:val="008080"/>
-          <w:sz w:val="19"/>
-        </w:rPr>
-        <w:t>Code Snippet: 3. Welch's Independent t-Test &amp; Cohen's d (src/statistical_analysis.py)</w:t>
-      </w:r>
-    </w:p>
-    <w:tbl>
-      <w:tblPr>
-        <w:tblW w:type="auto" w:w="0"/>
-        <w:jc w:val="center"/>
-        <w:tblLayout w:type="fixed"/>
-        <w:tblLook w:firstColumn="1" w:firstRow="1" w:lastColumn="0" w:lastRow="0" w:noHBand="0" w:noVBand="1" w:val="04A0"/>
-      </w:tblPr>
-      <w:tblGrid>
-        <w:gridCol w:w="9360"/>
-      </w:tblGrid>
-      <w:tr>
-        <w:tc>
-          <w:tcPr>
-            <w:tcW w:type="dxa" w:w="9360"/>
-            <w:shd w:fill="F4F6F8"/>
-            <w:tcMar>
-              <w:top w:w="120" w:type="dxa"/>
-              <w:bottom w:w="120" w:type="dxa"/>
-              <w:left w:w="180" w:type="dxa"/>
-              <w:right w:w="180" w:type="dxa"/>
-            </w:tcMar>
-            <w:tcBorders>
-              <w:left w:val="single" w:sz="12" w:color="008080"/>
-              <w:top w:val="single" w:sz="4" w:color="CBD5E1"/>
-              <w:right w:val="single" w:sz="4" w:color="CBD5E1"/>
-              <w:bottom w:val="single" w:sz="4" w:color="CBD5E1"/>
-            </w:tcBorders>
-          </w:tcPr>
-          <w:p>
-            <w:pPr>
-              <w:spacing w:before="0" w:after="0" w:line="276" w:lineRule="auto"/>
-            </w:pPr>
-            <w:r>
-              <w:rPr>
-                <w:rFonts w:ascii="Consolas" w:hAnsi="Consolas"/>
-                <w:color w:val="2D3748"/>
-                <w:sz w:val="17"/>
-              </w:rPr>
-              <w:t># Secondary Hypothesis Test: Welch's t-Test &amp; Standardized Effect Size</w:t>
-              <w:br/>
-              <w:t>import numpy as np</w:t>
-              <w:br/>
-              <w:t>from scipy import stats</w:t>
-              <w:br/>
-              <w:br/>
-              <w:t>def compute_secondary_welch(df: pd.DataFrame):</w:t>
-              <w:br/>
-              <w:t xml:space="preserve">    high_q = df[df['quality'] &gt;= 7]['alcohol']</w:t>
-              <w:br/>
-              <w:t xml:space="preserve">    low_q = df[df['quality'] &lt;= 5]['alcohol']</w:t>
-              <w:br/>
-              <w:t xml:space="preserve">    </w:t>
-              <w:br/>
-              <w:t xml:space="preserve">    t_stat, p_val = stats.ttest_ind(high_q, low_q, equal_var=False)</w:t>
-              <w:br/>
-              <w:t xml:space="preserve">    </w:t>
-              <w:br/>
-              <w:t xml:space="preserve">    n1, n2 = len(high_q), len(low_q)</w:t>
-              <w:br/>
-              <w:t xml:space="preserve">    s1, s2 = high_q.var(ddof=1), low_q.var(ddof=1)</w:t>
-              <w:br/>
-              <w:t xml:space="preserve">    s_pooled = np.sqrt(((n1 - 1)*s1 + (n2 - 1)*s2) / (n1 + n2 - 2))</w:t>
-              <w:br/>
-              <w:t xml:space="preserve">    cohen_d = (high_q.mean() - low_q.mean()) / s_pooled</w:t>
-              <w:br/>
-              <w:t xml:space="preserve">    return t_stat, p_val, cohen_d</w:t>
-            </w:r>
-          </w:p>
-        </w:tc>
-      </w:tr>
-    </w:tbl>
-    <w:p>
-      <w:pPr>
-        <w:spacing w:after="120"/>
-      </w:pPr>
-    </w:p>
-    <w:p>
-      <w:pPr>
-        <w:spacing w:before="120" w:after="40"/>
-      </w:pPr>
-      <w:r>
-        <w:rPr>
-          <w:b/>
-          <w:color w:val="008080"/>
-          <w:sz w:val="19"/>
-        </w:rPr>
-        <w:t>Code Snippet: 4. High-Resolution Visual Plotting (src/visualizations.py)</w:t>
-      </w:r>
-    </w:p>
-    <w:tbl>
-      <w:tblPr>
-        <w:tblW w:type="auto" w:w="0"/>
-        <w:jc w:val="center"/>
-        <w:tblLayout w:type="fixed"/>
-        <w:tblLook w:firstColumn="1" w:firstRow="1" w:lastColumn="0" w:lastRow="0" w:noHBand="0" w:noVBand="1" w:val="04A0"/>
-      </w:tblPr>
-      <w:tblGrid>
-        <w:gridCol w:w="9360"/>
-      </w:tblGrid>
-      <w:tr>
-        <w:tc>
-          <w:tcPr>
-            <w:tcW w:type="dxa" w:w="9360"/>
-            <w:shd w:fill="F4F6F8"/>
-            <w:tcMar>
-              <w:top w:w="120" w:type="dxa"/>
-              <w:bottom w:w="120" w:type="dxa"/>
-              <w:left w:w="180" w:type="dxa"/>
-              <w:right w:w="180" w:type="dxa"/>
-            </w:tcMar>
-            <w:tcBorders>
-              <w:left w:val="single" w:sz="12" w:color="008080"/>
-              <w:top w:val="single" w:sz="4" w:color="CBD5E1"/>
-              <w:right w:val="single" w:sz="4" w:color="CBD5E1"/>
-              <w:bottom w:val="single" w:sz="4" w:color="CBD5E1"/>
-            </w:tcBorders>
-          </w:tcPr>
-          <w:p>
-            <w:pPr>
-              <w:spacing w:before="0" w:after="0" w:line="276" w:lineRule="auto"/>
-            </w:pPr>
-            <w:r>
-              <w:rPr>
-                <w:rFonts w:ascii="Consolas" w:hAnsi="Consolas"/>
-                <w:color w:val="2D3748"/>
-                <w:sz w:val="17"/>
-              </w:rPr>
-              <w:t># Publication Visualization: Group Means with 95% Confidence Intervals</w:t>
-              <w:br/>
-              <w:t>import matplotlib.pyplot as plt</w:t>
-              <w:br/>
-              <w:t>from scipy import stats</w:t>
-              <w:br/>
-              <w:br/>
-              <w:t>def plot_means_ci(df: pd.DataFrame, output_path: Path):</w:t>
-              <w:br/>
-              <w:t xml:space="preserve">    fig, ax = plt.subplots(figsize=(9, 5.5), dpi=300)</w:t>
-              <w:br/>
-              <w:t xml:space="preserve">    qualities = sorted(df['quality'].unique())</w:t>
-              <w:br/>
-              <w:t xml:space="preserve">    means, errs = [], []</w:t>
-              <w:br/>
-              <w:t xml:space="preserve">    for q in qualities:</w:t>
-              <w:br/>
-              <w:t xml:space="preserve">        sub = df[df['quality'] == q]['alcohol']</w:t>
-              <w:br/>
-              <w:t xml:space="preserve">        m = sub.mean()</w:t>
-              <w:br/>
-              <w:t xml:space="preserve">        se = sub.std(ddof=1) / np.sqrt(len(sub))</w:t>
-              <w:br/>
-              <w:t xml:space="preserve">        ci = stats.t.ppf(0.975, df=len(sub)-1) * se</w:t>
-              <w:br/>
-              <w:t xml:space="preserve">        means.append(m)</w:t>
-              <w:br/>
-              <w:t xml:space="preserve">        errs.append(ci)</w:t>
-              <w:br/>
-              <w:t xml:space="preserve">    ax.errorbar(qualities, means, yerr=errs, fmt='o-', color='#1B365D', ecolor='#D9534F', capsize=6)</w:t>
-              <w:br/>
-              <w:t xml:space="preserve">    plt.savefig(output_path, dpi=300)</w:t>
-            </w:r>
-          </w:p>
-        </w:tc>
-      </w:tr>
-    </w:tbl>
-    <w:p>
-      <w:pPr>
-        <w:spacing w:after="120"/>
-      </w:pPr>
-    </w:p>
     <w:sectPr>
-      <w:headerReference w:type="default" r:id="rId9"/>
-      <w:footerReference w:type="default" r:id="rId10"/>
+      <w:headerReference w:type="first" r:id="rId9"/>
+      <w:footerReference w:type="first" r:id="rId10"/>
+      <w:headerReference w:type="default" r:id="rId11"/>
+      <w:footerReference w:type="default" r:id="rId12"/>
       <w:pgSz w:w="12240" w:h="15840"/>
       <w:pgMar w:top="1440" w:right="1440" w:bottom="1440" w:left="1440" w:header="720" w:footer="720" w:gutter="0"/>
       <w:cols w:space="720"/>
+      <w:titlePg/>
       <w:docGrid w:linePitch="360"/>
     </w:sectPr>
   </w:body>
@@ -8108,15 +8454,29 @@
   <w:p>
     <w:pPr>
       <w:pStyle w:val="Footer"/>
-      <w:jc w:val="center"/>
+    </w:pPr>
+    <w:r/>
+  </w:p>
+</w:ftr>
+</file>
+
+<file path=word/footer2.xml><?xml version="1.0" encoding="utf-8"?>
+<w:ftr xmlns:m="http://schemas.openxmlformats.org/officeDocument/2006/math" xmlns:mc="http://schemas.openxmlformats.org/markup-compatibility/2006" xmlns:mo="http://schemas.microsoft.com/office/mac/office/2008/main" xmlns:mv="urn:schemas-microsoft-com:mac:vml" xmlns:o="urn:schemas-microsoft-com:office:office" xmlns:r="http://schemas.openxmlformats.org/officeDocument/2006/relationships" xmlns:v="urn:schemas-microsoft-com:vml" xmlns:w10="urn:schemas-microsoft-com:office:word" xmlns:w14="http://schemas.microsoft.com/office/word/2010/wordml" xmlns:w="http://schemas.openxmlformats.org/wordprocessingml/2006/main" xmlns:wne="http://schemas.microsoft.com/office/word/2006/wordml" xmlns:wp14="http://schemas.microsoft.com/office/word/2010/wordprocessingDrawing" xmlns:wp="http://schemas.openxmlformats.org/drawingml/2006/wordprocessingDrawing" xmlns:wpc="http://schemas.microsoft.com/office/word/2010/wordprocessingCanvas" xmlns:wpg="http://schemas.microsoft.com/office/word/2010/wordprocessingGroup" xmlns:wpi="http://schemas.microsoft.com/office/word/2010/wordprocessingInk" xmlns:wps="http://schemas.microsoft.com/office/word/2010/wordprocessingShape" mc:Ignorable="w14 wp14">
+  <w:p>
+    <w:pPr>
+      <w:pStyle w:val="Footer"/>
+      <w:spacing w:before="0" w:after="0"/>
+      <w:jc w:val="right"/>
     </w:pPr>
     <w:r>
       <w:rPr>
+        <w:rFonts w:ascii="Calibri" w:hAnsi="Calibri"/>
         <w:color w:val="64748B"/>
         <w:sz w:val="17"/>
       </w:rPr>
-      <w:t>Statistical Analysis &amp; Hypothesis Testing Technical Report</w:t>
+      <w:t xml:space="preserve">Week 3 — Statistical Analysis &amp; Hypothesis Testing   |   Page </w:t>
     </w:r>
+    <w:fldSimple w:instr="PAGE"/>
   </w:p>
 </w:ftr>
 </file>
@@ -8126,15 +8486,19 @@
   <w:p>
     <w:pPr>
       <w:pStyle w:val="Header"/>
-      <w:jc w:val="right"/>
     </w:pPr>
-    <w:r>
-      <w:rPr>
-        <w:color w:val="64748B"/>
-        <w:sz w:val="17"/>
-      </w:rPr>
-      <w:t>Week 3: Statistical Analysis &amp; Hypothesis Testing</w:t>
-    </w:r>
+    <w:r/>
+  </w:p>
+</w:hdr>
+</file>
+
+<file path=word/header2.xml><?xml version="1.0" encoding="utf-8"?>
+<w:hdr xmlns:m="http://schemas.openxmlformats.org/officeDocument/2006/math" xmlns:mc="http://schemas.openxmlformats.org/markup-compatibility/2006" xmlns:mo="http://schemas.microsoft.com/office/mac/office/2008/main" xmlns:mv="urn:schemas-microsoft-com:mac:vml" xmlns:o="urn:schemas-microsoft-com:office:office" xmlns:r="http://schemas.openxmlformats.org/officeDocument/2006/relationships" xmlns:v="urn:schemas-microsoft-com:vml" xmlns:w10="urn:schemas-microsoft-com:office:word" xmlns:w14="http://schemas.microsoft.com/office/word/2010/wordml" xmlns:w="http://schemas.openxmlformats.org/wordprocessingml/2006/main" xmlns:wne="http://schemas.microsoft.com/office/word/2006/wordml" xmlns:wp14="http://schemas.microsoft.com/office/word/2010/wordprocessingDrawing" xmlns:wp="http://schemas.openxmlformats.org/drawingml/2006/wordprocessingDrawing" xmlns:wpc="http://schemas.microsoft.com/office/word/2010/wordprocessingCanvas" xmlns:wpg="http://schemas.microsoft.com/office/word/2010/wordprocessingGroup" xmlns:wpi="http://schemas.microsoft.com/office/word/2010/wordprocessingInk" xmlns:wps="http://schemas.microsoft.com/office/word/2010/wordprocessingShape" mc:Ignorable="w14 wp14">
+  <w:p>
+    <w:pPr>
+      <w:pStyle w:val="Header"/>
+    </w:pPr>
+    <w:r/>
   </w:p>
 </w:hdr>
 </file>
@@ -8502,6 +8866,15 @@
     <w:name w:val="Normal"/>
     <w:qFormat/>
     <w:rsid w:val="00FC693F"/>
+    <w:pPr>
+      <w:widowControl/>
+      <w:spacing w:line="276" w:lineRule="auto" w:after="100"/>
+    </w:pPr>
+    <w:rPr>
+      <w:rFonts w:ascii="Calibri" w:hAnsi="Calibri"/>
+      <w:color w:val="2D3748"/>
+      <w:sz w:val="19"/>
+    </w:rPr>
   </w:style>
   <w:style w:type="paragraph" w:styleId="Header">
     <w:name w:val="header"/>
